--- a/test/股票交易记录.docx
+++ b/test/股票交易记录.docx
@@ -176,6 +176,9 @@
     <w:p>
       <w:pPr>
         <w:pStyle w:val="1"/>
+        <w:rPr>
+          <w:rFonts w:hint="eastAsia"/>
+        </w:rPr>
       </w:pPr>
       <w:r>
         <w:t>2026-04-01</w:t>
@@ -316,6 +319,11 @@
       </w:pPr>
     </w:p>
     <w:p>
+      <w:pPr>
+        <w:rPr>
+          <w:rFonts w:hint="eastAsia"/>
+        </w:rPr>
+      </w:pPr>
       <w:r>
         <w:rPr>
           <w:rFonts w:hint="eastAsia"/>
@@ -476,6 +484,11 @@
       </w:pPr>
     </w:p>
     <w:p>
+      <w:pPr>
+        <w:rPr>
+          <w:rFonts w:hint="eastAsia"/>
+        </w:rPr>
+      </w:pPr>
       <w:r>
         <w:rPr>
           <w:rFonts w:hint="eastAsia"/>
@@ -694,6 +707,11 @@
       </w:pPr>
     </w:p>
     <w:p>
+      <w:pPr>
+        <w:rPr>
+          <w:rFonts w:hint="eastAsia"/>
+        </w:rPr>
+      </w:pPr>
       <w:r>
         <w:rPr>
           <w:rFonts w:hint="eastAsia"/>
@@ -887,6 +905,11 @@
       </w:pPr>
     </w:p>
     <w:p>
+      <w:pPr>
+        <w:rPr>
+          <w:rFonts w:hint="eastAsia"/>
+        </w:rPr>
+      </w:pPr>
       <w:r>
         <w:rPr>
           <w:rFonts w:hint="eastAsia"/>
@@ -1079,6 +1102,11 @@
       </w:pPr>
     </w:p>
     <w:p>
+      <w:pPr>
+        <w:rPr>
+          <w:rFonts w:hint="eastAsia"/>
+        </w:rPr>
+      </w:pPr>
       <w:r>
         <w:rPr>
           <w:rFonts w:hint="eastAsia"/>
@@ -1476,6 +1504,11 @@
       </w:pPr>
     </w:p>
     <w:p>
+      <w:pPr>
+        <w:rPr>
+          <w:rFonts w:hint="eastAsia"/>
+        </w:rPr>
+      </w:pPr>
       <w:r>
         <w:rPr>
           <w:rFonts w:hint="eastAsia"/>
@@ -1734,6 +1767,11 @@
       </w:pPr>
     </w:p>
     <w:p>
+      <w:pPr>
+        <w:rPr>
+          <w:rFonts w:hint="eastAsia"/>
+        </w:rPr>
+      </w:pPr>
       <w:r>
         <w:rPr>
           <w:rFonts w:hint="eastAsia"/>
@@ -1847,6 +1885,11 @@
       </w:pPr>
     </w:p>
     <w:p>
+      <w:pPr>
+        <w:rPr>
+          <w:rFonts w:hint="eastAsia"/>
+        </w:rPr>
+      </w:pPr>
       <w:r>
         <w:rPr>
           <w:rFonts w:hint="eastAsia"/>
@@ -2047,6 +2090,11 @@
       </w:pPr>
     </w:p>
     <w:p>
+      <w:pPr>
+        <w:rPr>
+          <w:rFonts w:hint="eastAsia"/>
+        </w:rPr>
+      </w:pPr>
       <w:r>
         <w:rPr>
           <w:rFonts w:hint="eastAsia"/>
@@ -2266,6 +2314,11 @@
       </w:pPr>
     </w:p>
     <w:p>
+      <w:pPr>
+        <w:rPr>
+          <w:rFonts w:hint="eastAsia"/>
+        </w:rPr>
+      </w:pPr>
       <w:r>
         <w:rPr>
           <w:rFonts w:hint="eastAsia"/>
@@ -2420,6 +2473,11 @@
       </w:pPr>
     </w:p>
     <w:p>
+      <w:pPr>
+        <w:rPr>
+          <w:rFonts w:hint="eastAsia"/>
+        </w:rPr>
+      </w:pPr>
       <w:r>
         <w:rPr>
           <w:rFonts w:hint="eastAsia"/>
@@ -2632,6 +2690,11 @@
       </w:pPr>
     </w:p>
     <w:p>
+      <w:pPr>
+        <w:rPr>
+          <w:rFonts w:hint="eastAsia"/>
+        </w:rPr>
+      </w:pPr>
       <w:r>
         <w:rPr>
           <w:rFonts w:hint="eastAsia"/>
@@ -2851,6 +2914,11 @@
       </w:r>
     </w:p>
     <w:p>
+      <w:pPr>
+        <w:rPr>
+          <w:rFonts w:hint="eastAsia"/>
+        </w:rPr>
+      </w:pPr>
       <w:r>
         <w:rPr>
           <w:rFonts w:hint="eastAsia"/>
@@ -3142,6 +3210,11 @@
       </w:r>
     </w:p>
     <w:p>
+      <w:pPr>
+        <w:rPr>
+          <w:rFonts w:hint="eastAsia"/>
+        </w:rPr>
+      </w:pPr>
       <w:r>
         <w:rPr>
           <w:rFonts w:hint="eastAsia"/>
@@ -3570,6 +3643,11 @@
       </w:r>
     </w:p>
     <w:p>
+      <w:pPr>
+        <w:rPr>
+          <w:rFonts w:hint="eastAsia"/>
+        </w:rPr>
+      </w:pPr>
       <w:r>
         <w:rPr>
           <w:rFonts w:hint="eastAsia"/>
@@ -3933,6 +4011,11 @@
       </w:r>
     </w:p>
     <w:p>
+      <w:pPr>
+        <w:rPr>
+          <w:rFonts w:hint="eastAsia"/>
+        </w:rPr>
+      </w:pPr>
       <w:r>
         <w:rPr>
           <w:rFonts w:hint="eastAsia"/>
@@ -4249,6 +4332,11 @@
       </w:r>
     </w:p>
     <w:p>
+      <w:pPr>
+        <w:rPr>
+          <w:rFonts w:hint="eastAsia"/>
+        </w:rPr>
+      </w:pPr>
       <w:r>
         <w:rPr>
           <w:rFonts w:hint="eastAsia"/>
@@ -4625,6 +4713,11 @@
       </w:r>
     </w:p>
     <w:p>
+      <w:pPr>
+        <w:rPr>
+          <w:rFonts w:hint="eastAsia"/>
+        </w:rPr>
+      </w:pPr>
       <w:r>
         <w:rPr>
           <w:rFonts w:hint="eastAsia"/>
@@ -4961,6 +5054,11 @@
       </w:r>
     </w:p>
     <w:p>
+      <w:pPr>
+        <w:rPr>
+          <w:rFonts w:hint="eastAsia"/>
+        </w:rPr>
+      </w:pPr>
       <w:r>
         <w:rPr>
           <w:rFonts w:hint="eastAsia"/>
@@ -5291,6 +5389,11 @@
       </w:r>
     </w:p>
     <w:p>
+      <w:pPr>
+        <w:rPr>
+          <w:rFonts w:hint="eastAsia"/>
+        </w:rPr>
+      </w:pPr>
       <w:r>
         <w:rPr>
           <w:rFonts w:hint="eastAsia"/>
@@ -5667,6 +5770,11 @@
       </w:r>
     </w:p>
     <w:p>
+      <w:pPr>
+        <w:rPr>
+          <w:rFonts w:hint="eastAsia"/>
+        </w:rPr>
+      </w:pPr>
       <w:r>
         <w:rPr>
           <w:rFonts w:hint="eastAsia"/>
@@ -5970,6 +6078,11 @@
       </w:r>
     </w:p>
     <w:p>
+      <w:pPr>
+        <w:rPr>
+          <w:rFonts w:hint="eastAsia"/>
+        </w:rPr>
+      </w:pPr>
       <w:r>
         <w:rPr>
           <w:rFonts w:hint="eastAsia"/>
@@ -6274,6 +6387,11 @@
       </w:r>
     </w:p>
     <w:p>
+      <w:pPr>
+        <w:rPr>
+          <w:rFonts w:hint="eastAsia"/>
+        </w:rPr>
+      </w:pPr>
       <w:r>
         <w:rPr>
           <w:rFonts w:hint="eastAsia"/>
@@ -6578,6 +6696,11 @@
       </w:r>
     </w:p>
     <w:p>
+      <w:pPr>
+        <w:rPr>
+          <w:rFonts w:hint="eastAsia"/>
+        </w:rPr>
+      </w:pPr>
       <w:r>
         <w:rPr>
           <w:rFonts w:hint="eastAsia"/>
@@ -7479,6 +7602,11 @@
       </w:r>
     </w:p>
     <w:p>
+      <w:pPr>
+        <w:rPr>
+          <w:rFonts w:hint="eastAsia"/>
+        </w:rPr>
+      </w:pPr>
       <w:r>
         <w:rPr>
           <w:rFonts w:hint="eastAsia"/>
@@ -7842,6 +7970,11 @@
       </w:r>
     </w:p>
     <w:p>
+      <w:pPr>
+        <w:rPr>
+          <w:rFonts w:hint="eastAsia"/>
+        </w:rPr>
+      </w:pPr>
       <w:r>
         <w:rPr>
           <w:rFonts w:hint="eastAsia"/>
@@ -8237,6 +8370,11 @@
       </w:r>
     </w:p>
     <w:p>
+      <w:pPr>
+        <w:rPr>
+          <w:rFonts w:hint="eastAsia"/>
+        </w:rPr>
+      </w:pPr>
       <w:r>
         <w:rPr>
           <w:rFonts w:hint="eastAsia"/>
@@ -8626,6 +8764,11 @@
       </w:r>
     </w:p>
     <w:p>
+      <w:pPr>
+        <w:rPr>
+          <w:rFonts w:hint="eastAsia"/>
+        </w:rPr>
+      </w:pPr>
       <w:r>
         <w:rPr>
           <w:rFonts w:hint="eastAsia"/>
@@ -8955,6 +9098,11 @@
       </w:r>
     </w:p>
     <w:p>
+      <w:pPr>
+        <w:rPr>
+          <w:rFonts w:hint="eastAsia"/>
+        </w:rPr>
+      </w:pPr>
       <w:r>
         <w:rPr>
           <w:rFonts w:hint="eastAsia"/>
@@ -9285,6 +9433,11 @@
       </w:r>
     </w:p>
     <w:p>
+      <w:pPr>
+        <w:rPr>
+          <w:rFonts w:hint="eastAsia"/>
+        </w:rPr>
+      </w:pPr>
       <w:r>
         <w:rPr>
           <w:rFonts w:hint="eastAsia"/>
@@ -9615,6 +9768,11 @@
       </w:r>
     </w:p>
     <w:p>
+      <w:pPr>
+        <w:rPr>
+          <w:rFonts w:hint="eastAsia"/>
+        </w:rPr>
+      </w:pPr>
       <w:r>
         <w:rPr>
           <w:rFonts w:hint="eastAsia"/>
@@ -9932,6 +10090,11 @@
       </w:r>
     </w:p>
     <w:p>
+      <w:pPr>
+        <w:rPr>
+          <w:rFonts w:hint="eastAsia"/>
+        </w:rPr>
+      </w:pPr>
       <w:r>
         <w:rPr>
           <w:rFonts w:hint="eastAsia"/>
@@ -10248,6 +10411,11 @@
       </w:r>
     </w:p>
     <w:p>
+      <w:pPr>
+        <w:rPr>
+          <w:rFonts w:hint="eastAsia"/>
+        </w:rPr>
+      </w:pPr>
       <w:r>
         <w:rPr>
           <w:rFonts w:hint="eastAsia"/>
@@ -10565,6 +10733,11 @@
       </w:r>
     </w:p>
     <w:p>
+      <w:pPr>
+        <w:rPr>
+          <w:rFonts w:hint="eastAsia"/>
+        </w:rPr>
+      </w:pPr>
       <w:r>
         <w:rPr>
           <w:rFonts w:hint="eastAsia"/>
@@ -10875,6 +11048,11 @@
       </w:r>
     </w:p>
     <w:p>
+      <w:pPr>
+        <w:rPr>
+          <w:rFonts w:hint="eastAsia"/>
+        </w:rPr>
+      </w:pPr>
       <w:r>
         <w:rPr>
           <w:rFonts w:hint="eastAsia"/>
@@ -11309,6 +11487,11 @@
       </w:r>
     </w:p>
     <w:p>
+      <w:pPr>
+        <w:rPr>
+          <w:rFonts w:hint="eastAsia"/>
+        </w:rPr>
+      </w:pPr>
       <w:r>
         <w:rPr>
           <w:rFonts w:hint="eastAsia"/>
@@ -11633,6 +11816,11 @@
       </w:r>
     </w:p>
     <w:p>
+      <w:pPr>
+        <w:rPr>
+          <w:rFonts w:hint="eastAsia"/>
+        </w:rPr>
+      </w:pPr>
       <w:r>
         <w:rPr>
           <w:rFonts w:hint="eastAsia"/>
@@ -11936,6 +12124,11 @@
       </w:r>
     </w:p>
     <w:p>
+      <w:pPr>
+        <w:rPr>
+          <w:rFonts w:hint="eastAsia"/>
+        </w:rPr>
+      </w:pPr>
       <w:r>
         <w:rPr>
           <w:rFonts w:hint="eastAsia"/>
@@ -12240,6 +12433,11 @@
       </w:r>
     </w:p>
     <w:p>
+      <w:pPr>
+        <w:rPr>
+          <w:rFonts w:hint="eastAsia"/>
+        </w:rPr>
+      </w:pPr>
       <w:r>
         <w:rPr>
           <w:rFonts w:hint="eastAsia"/>
@@ -12603,6 +12801,11 @@
       </w:r>
     </w:p>
     <w:p>
+      <w:pPr>
+        <w:rPr>
+          <w:rFonts w:hint="eastAsia"/>
+        </w:rPr>
+      </w:pPr>
       <w:r>
         <w:rPr>
           <w:rFonts w:hint="eastAsia"/>
@@ -12906,6 +13109,11 @@
       </w:r>
     </w:p>
     <w:p>
+      <w:pPr>
+        <w:rPr>
+          <w:rFonts w:hint="eastAsia"/>
+        </w:rPr>
+      </w:pPr>
       <w:r>
         <w:rPr>
           <w:rFonts w:hint="eastAsia"/>
@@ -13209,6 +13417,11 @@
       </w:r>
     </w:p>
     <w:p>
+      <w:pPr>
+        <w:rPr>
+          <w:rFonts w:hint="eastAsia"/>
+        </w:rPr>
+      </w:pPr>
       <w:r>
         <w:rPr>
           <w:rFonts w:hint="eastAsia"/>
@@ -13513,6 +13726,11 @@
       </w:r>
     </w:p>
     <w:p>
+      <w:pPr>
+        <w:rPr>
+          <w:rFonts w:hint="eastAsia"/>
+        </w:rPr>
+      </w:pPr>
       <w:r>
         <w:rPr>
           <w:rFonts w:hint="eastAsia"/>
@@ -13816,16 +14034,287 @@
       </w:r>
     </w:p>
     <w:p>
-      <w:pPr>
-        <w:rPr>
-          <w:rFonts w:hint="eastAsia"/>
-        </w:rPr>
-      </w:pPr>
       <w:r>
         <w:rPr>
           <w:rFonts w:hint="eastAsia"/>
         </w:rPr>
         <w:t># 中粮科技、中国海防依旧被套牢，作为警示！！！；</w:t>
+      </w:r>
+    </w:p>
+    <w:p>
+      <w:pPr>
+        <w:pStyle w:val="1"/>
+        <w:rPr>
+          <w:rFonts w:hint="eastAsia"/>
+        </w:rPr>
+      </w:pPr>
+      <w:r>
+        <w:rPr>
+          <w:rFonts w:hint="eastAsia"/>
+        </w:rPr>
+        <w:t>2026-08-12</w:t>
+      </w:r>
+      <w:r>
+        <w:rPr>
+          <w:rFonts w:hint="eastAsia"/>
+        </w:rPr>
+        <w:t>：</w:t>
+      </w:r>
+    </w:p>
+    <w:p>
+      <w:pPr>
+        <w:rPr>
+          <w:rFonts w:hint="eastAsia"/>
+        </w:rPr>
+      </w:pPr>
+      <w:r>
+        <w:rPr>
+          <w:rFonts w:hint="eastAsia"/>
+        </w:rPr>
+        <w:t>*** 交易原则：</w:t>
+      </w:r>
+    </w:p>
+    <w:p>
+      <w:pPr>
+        <w:rPr>
+          <w:rFonts w:hint="eastAsia"/>
+        </w:rPr>
+      </w:pPr>
+      <w:r>
+        <w:rPr>
+          <w:rFonts w:hint="eastAsia"/>
+        </w:rPr>
+        <w:t># 尽量做主线ETF交易、耐心等待、宁可错过，不要被套；</w:t>
+      </w:r>
+    </w:p>
+    <w:p>
+      <w:pPr>
+        <w:rPr>
+          <w:rFonts w:hint="eastAsia"/>
+        </w:rPr>
+      </w:pPr>
+      <w:r>
+        <w:rPr>
+          <w:rFonts w:hint="eastAsia"/>
+        </w:rPr>
+        <w:t># 行业龙头（尽量是国央企）-股票估值-筹码分布-量价-MACD/严格参考boll线交易；；</w:t>
+      </w:r>
+    </w:p>
+    <w:p>
+      <w:pPr>
+        <w:rPr>
+          <w:rFonts w:hint="eastAsia"/>
+        </w:rPr>
+      </w:pPr>
+      <w:r>
+        <w:rPr>
+          <w:rFonts w:hint="eastAsia"/>
+        </w:rPr>
+        <w:t># 单只股票单次买入3000~5000元左右，小波动的股票买入资金可以多一些、大波动的股票买入资金要少一些；</w:t>
+      </w:r>
+    </w:p>
+    <w:p>
+      <w:pPr>
+        <w:rPr>
+          <w:rFonts w:hint="eastAsia"/>
+        </w:rPr>
+      </w:pPr>
+      <w:r>
+        <w:rPr>
+          <w:rFonts w:hint="eastAsia"/>
+        </w:rPr>
+        <w:t># 买入后持续下跌，单只股票下跌超过10%，可以补仓一次；下跌超过15%以上，转长期模式；</w:t>
+      </w:r>
+    </w:p>
+    <w:p>
+      <w:pPr>
+        <w:rPr>
+          <w:rFonts w:hint="eastAsia"/>
+        </w:rPr>
+      </w:pPr>
+      <w:r>
+        <w:rPr>
+          <w:rFonts w:hint="eastAsia"/>
+        </w:rPr>
+        <w:t># 要深入分析上涨趋势中的机会，比如：大型头部企业（市值千亿以上）连续两个大阳线；</w:t>
+      </w:r>
+    </w:p>
+    <w:p>
+      <w:pPr>
+        <w:rPr>
+          <w:rFonts w:hint="eastAsia"/>
+        </w:rPr>
+      </w:pPr>
+      <w:r>
+        <w:rPr>
+          <w:rFonts w:hint="eastAsia"/>
+        </w:rPr>
+        <w:t># 年报、季报前后要慎重操作；</w:t>
+      </w:r>
+    </w:p>
+    <w:p>
+      <w:pPr>
+        <w:rPr>
+          <w:rFonts w:hint="eastAsia"/>
+        </w:rPr>
+      </w:pPr>
+      <w:r>
+        <w:rPr>
+          <w:rFonts w:hint="eastAsia"/>
+        </w:rPr>
+        <w:t># 情绪不要受短期波动的影响；</w:t>
+      </w:r>
+    </w:p>
+    <w:p>
+      <w:pPr>
+        <w:rPr>
+          <w:rFonts w:hint="eastAsia"/>
+        </w:rPr>
+      </w:pPr>
+      <w:r>
+        <w:rPr>
+          <w:rFonts w:hint="eastAsia"/>
+        </w:rPr>
+        <w:t># 要收缩一下关注的股票范围；</w:t>
+      </w:r>
+    </w:p>
+    <w:p>
+      <w:pPr>
+        <w:rPr>
+          <w:rFonts w:hint="eastAsia"/>
+        </w:rPr>
+      </w:pPr>
+    </w:p>
+    <w:p>
+      <w:pPr>
+        <w:rPr>
+          <w:rFonts w:hint="eastAsia"/>
+        </w:rPr>
+      </w:pPr>
+      <w:r>
+        <w:rPr>
+          <w:rFonts w:hint="eastAsia"/>
+        </w:rPr>
+        <w:t>*** 深刻教训：</w:t>
+      </w:r>
+    </w:p>
+    <w:p>
+      <w:pPr>
+        <w:rPr>
+          <w:rFonts w:hint="eastAsia"/>
+        </w:rPr>
+      </w:pPr>
+      <w:r>
+        <w:rPr>
+          <w:rFonts w:hint="eastAsia"/>
+        </w:rPr>
+        <w:t># 中粮科技、中国海防依旧被套牢，作为警示！！！（远离垃圾小盘股）；</w:t>
+      </w:r>
+    </w:p>
+    <w:p>
+      <w:pPr>
+        <w:rPr>
+          <w:rFonts w:hint="eastAsia"/>
+        </w:rPr>
+      </w:pPr>
+    </w:p>
+    <w:p>
+      <w:pPr>
+        <w:rPr>
+          <w:rFonts w:hint="eastAsia"/>
+        </w:rPr>
+      </w:pPr>
+      <w:r>
+        <w:rPr>
+          <w:rFonts w:hint="eastAsia"/>
+        </w:rPr>
+        <w:t>*** 通信ETF华夏</w:t>
+      </w:r>
+    </w:p>
+    <w:p>
+      <w:pPr>
+        <w:rPr>
+          <w:rFonts w:hint="eastAsia"/>
+        </w:rPr>
+      </w:pPr>
+      <w:r>
+        <w:rPr>
+          <w:rFonts w:hint="eastAsia"/>
+        </w:rPr>
+        <w:t>1）交易内容：以1.040的价格买入4000股；</w:t>
+      </w:r>
+    </w:p>
+    <w:p>
+      <w:pPr>
+        <w:rPr>
+          <w:rFonts w:hint="eastAsia"/>
+        </w:rPr>
+      </w:pPr>
+      <w:r>
+        <w:rPr>
+          <w:rFonts w:hint="eastAsia"/>
+        </w:rPr>
+        <w:t>2）买入理由：下午盘还有2个点的涨幅，买入一些试试水，明天卖出；</w:t>
+      </w:r>
+    </w:p>
+    <w:p>
+      <w:pPr>
+        <w:rPr>
+          <w:rFonts w:hint="eastAsia"/>
+        </w:rPr>
+      </w:pPr>
+      <w:r>
+        <w:rPr>
+          <w:rFonts w:hint="eastAsia"/>
+        </w:rPr>
+        <w:t>3）复盘：；</w:t>
+      </w:r>
+    </w:p>
+    <w:p>
+      <w:pPr>
+        <w:rPr>
+          <w:rFonts w:hint="eastAsia"/>
+        </w:rPr>
+      </w:pPr>
+    </w:p>
+    <w:p>
+      <w:pPr>
+        <w:rPr>
+          <w:rFonts w:hint="eastAsia"/>
+        </w:rPr>
+      </w:pPr>
+      <w:r>
+        <w:rPr>
+          <w:rFonts w:hint="eastAsia"/>
+        </w:rPr>
+        <w:t>*** 短期分析规划：</w:t>
+      </w:r>
+    </w:p>
+    <w:p>
+      <w:pPr>
+        <w:rPr>
+          <w:rFonts w:hint="eastAsia"/>
+        </w:rPr>
+      </w:pPr>
+      <w:r>
+        <w:rPr>
+          <w:rFonts w:hint="eastAsia"/>
+        </w:rPr>
+        <w:t># 总体处于熊市震荡阶段，尽量做超短线，盈利就跑；</w:t>
+      </w:r>
+    </w:p>
+    <w:p>
+      <w:pPr>
+        <w:rPr>
+          <w:rFonts w:hint="eastAsia"/>
+        </w:rPr>
+      </w:pPr>
+      <w:r>
+        <w:rPr>
+          <w:rFonts w:hint="eastAsia"/>
+        </w:rPr>
+        <w:lastRenderedPageBreak/>
+        <w:t># 中国银行等回调到5.7之下可以先建底仓；</w:t>
       </w:r>
     </w:p>
     <w:sectPr>

--- a/test/股票交易记录.docx
+++ b/test/股票交易记录.docx
@@ -14787,7 +14787,7 @@
     <w:p>
       <w:pPr>
         <w:rPr>
-          <w:rFonts w:ascii="宋体" w:eastAsia="宋体" w:hAnsi="宋体"/>
+          <w:rFonts w:ascii="宋体" w:eastAsia="宋体" w:hAnsi="宋体" w:hint="eastAsia"/>
         </w:rPr>
       </w:pPr>
       <w:r>
@@ -15213,6 +15213,299 @@
           <w:rFonts w:ascii="宋体" w:eastAsia="宋体" w:hAnsi="宋体" w:hint="eastAsia"/>
         </w:rPr>
         <w:t># 中国银行等回调到5.7之下可以先建底仓；</w:t>
+      </w:r>
+    </w:p>
+    <w:p>
+      <w:pPr>
+        <w:rPr>
+          <w:rFonts w:ascii="宋体" w:eastAsia="宋体" w:hAnsi="宋体" w:hint="eastAsia"/>
+        </w:rPr>
+      </w:pPr>
+    </w:p>
+    <w:p>
+      <w:pPr>
+        <w:pStyle w:val="1"/>
+        <w:rPr>
+          <w:rFonts w:ascii="宋体" w:hAnsi="宋体" w:hint="eastAsia"/>
+        </w:rPr>
+      </w:pPr>
+      <w:r>
+        <w:rPr>
+          <w:rFonts w:ascii="宋体" w:hAnsi="宋体" w:hint="eastAsia"/>
+        </w:rPr>
+        <w:t>2026-08-14：</w:t>
+      </w:r>
+    </w:p>
+    <w:p>
+      <w:pPr>
+        <w:rPr>
+          <w:rFonts w:ascii="宋体" w:eastAsia="宋体" w:hAnsi="宋体" w:hint="eastAsia"/>
+        </w:rPr>
+      </w:pPr>
+      <w:r>
+        <w:rPr>
+          <w:rFonts w:ascii="宋体" w:eastAsia="宋体" w:hAnsi="宋体" w:hint="eastAsia"/>
+        </w:rPr>
+        <w:t>*** 交易原则：</w:t>
+      </w:r>
+    </w:p>
+    <w:p>
+      <w:pPr>
+        <w:rPr>
+          <w:rFonts w:ascii="宋体" w:eastAsia="宋体" w:hAnsi="宋体" w:hint="eastAsia"/>
+        </w:rPr>
+      </w:pPr>
+      <w:r>
+        <w:rPr>
+          <w:rFonts w:ascii="宋体" w:eastAsia="宋体" w:hAnsi="宋体" w:hint="eastAsia"/>
+        </w:rPr>
+        <w:t># 尽量做主线ETF交易、耐心等待、宁可错过，不要被套；</w:t>
+      </w:r>
+    </w:p>
+    <w:p>
+      <w:pPr>
+        <w:rPr>
+          <w:rFonts w:ascii="宋体" w:eastAsia="宋体" w:hAnsi="宋体" w:hint="eastAsia"/>
+        </w:rPr>
+      </w:pPr>
+      <w:r>
+        <w:rPr>
+          <w:rFonts w:ascii="宋体" w:eastAsia="宋体" w:hAnsi="宋体" w:hint="eastAsia"/>
+        </w:rPr>
+        <w:t># 行业龙头（尽量是国央企）-股票估值-筹码分布-量价-MACD/严格参考boll线交易</w:t>
+      </w:r>
+      <w:proofErr w:type="gramStart"/>
+      <w:r>
+        <w:rPr>
+          <w:rFonts w:ascii="宋体" w:eastAsia="宋体" w:hAnsi="宋体" w:hint="eastAsia"/>
+        </w:rPr>
+        <w:t>；；</w:t>
+      </w:r>
+      <w:proofErr w:type="gramEnd"/>
+    </w:p>
+    <w:p>
+      <w:pPr>
+        <w:rPr>
+          <w:rFonts w:ascii="宋体" w:eastAsia="宋体" w:hAnsi="宋体" w:hint="eastAsia"/>
+        </w:rPr>
+      </w:pPr>
+      <w:r>
+        <w:rPr>
+          <w:rFonts w:ascii="宋体" w:eastAsia="宋体" w:hAnsi="宋体" w:hint="eastAsia"/>
+        </w:rPr>
+        <w:t># 单只股票单次买入3000~5000元左右，小波动的股票买入资金可以多一些、大波动的股票买入资金要少一些；</w:t>
+      </w:r>
+    </w:p>
+    <w:p>
+      <w:pPr>
+        <w:rPr>
+          <w:rFonts w:ascii="宋体" w:eastAsia="宋体" w:hAnsi="宋体" w:hint="eastAsia"/>
+        </w:rPr>
+      </w:pPr>
+      <w:r>
+        <w:rPr>
+          <w:rFonts w:ascii="宋体" w:eastAsia="宋体" w:hAnsi="宋体" w:hint="eastAsia"/>
+        </w:rPr>
+        <w:t># 买入后持续下跌，单只股票下跌超过10%，可以补仓一次；下跌超过15%以上，转长期模式；</w:t>
+      </w:r>
+    </w:p>
+    <w:p>
+      <w:pPr>
+        <w:rPr>
+          <w:rFonts w:ascii="宋体" w:eastAsia="宋体" w:hAnsi="宋体" w:hint="eastAsia"/>
+        </w:rPr>
+      </w:pPr>
+      <w:r>
+        <w:rPr>
+          <w:rFonts w:ascii="宋体" w:eastAsia="宋体" w:hAnsi="宋体" w:hint="eastAsia"/>
+        </w:rPr>
+        <w:t># 要深入分析上涨趋势中的机会，比如：大型头部企业（市值千亿以上）连续两个大阳线；</w:t>
+      </w:r>
+    </w:p>
+    <w:p>
+      <w:pPr>
+        <w:rPr>
+          <w:rFonts w:ascii="宋体" w:eastAsia="宋体" w:hAnsi="宋体" w:hint="eastAsia"/>
+        </w:rPr>
+      </w:pPr>
+      <w:r>
+        <w:rPr>
+          <w:rFonts w:ascii="宋体" w:eastAsia="宋体" w:hAnsi="宋体" w:hint="eastAsia"/>
+        </w:rPr>
+        <w:t># 年报、季报前后要慎重操作；</w:t>
+      </w:r>
+    </w:p>
+    <w:p>
+      <w:pPr>
+        <w:rPr>
+          <w:rFonts w:ascii="宋体" w:eastAsia="宋体" w:hAnsi="宋体" w:hint="eastAsia"/>
+        </w:rPr>
+      </w:pPr>
+      <w:r>
+        <w:rPr>
+          <w:rFonts w:ascii="宋体" w:eastAsia="宋体" w:hAnsi="宋体" w:hint="eastAsia"/>
+        </w:rPr>
+        <w:t># 情绪不要受短期波动的影响；</w:t>
+      </w:r>
+    </w:p>
+    <w:p>
+      <w:pPr>
+        <w:rPr>
+          <w:rFonts w:ascii="宋体" w:eastAsia="宋体" w:hAnsi="宋体" w:hint="eastAsia"/>
+        </w:rPr>
+      </w:pPr>
+      <w:r>
+        <w:rPr>
+          <w:rFonts w:ascii="宋体" w:eastAsia="宋体" w:hAnsi="宋体" w:hint="eastAsia"/>
+        </w:rPr>
+        <w:t># 要收缩一下关注的股票范围；</w:t>
+      </w:r>
+    </w:p>
+    <w:p>
+      <w:pPr>
+        <w:rPr>
+          <w:rFonts w:ascii="宋体" w:eastAsia="宋体" w:hAnsi="宋体" w:hint="eastAsia"/>
+        </w:rPr>
+      </w:pPr>
+    </w:p>
+    <w:p>
+      <w:pPr>
+        <w:rPr>
+          <w:rFonts w:ascii="宋体" w:eastAsia="宋体" w:hAnsi="宋体" w:hint="eastAsia"/>
+        </w:rPr>
+      </w:pPr>
+      <w:r>
+        <w:rPr>
+          <w:rFonts w:ascii="宋体" w:eastAsia="宋体" w:hAnsi="宋体" w:hint="eastAsia"/>
+        </w:rPr>
+        <w:t>*** 深刻教训：</w:t>
+      </w:r>
+    </w:p>
+    <w:p>
+      <w:pPr>
+        <w:rPr>
+          <w:rFonts w:ascii="宋体" w:eastAsia="宋体" w:hAnsi="宋体" w:hint="eastAsia"/>
+        </w:rPr>
+      </w:pPr>
+      <w:r>
+        <w:rPr>
+          <w:rFonts w:ascii="宋体" w:eastAsia="宋体" w:hAnsi="宋体" w:hint="eastAsia"/>
+        </w:rPr>
+        <w:t># 中粮科技、中国海防依旧被套牢，作为</w:t>
+      </w:r>
+      <w:proofErr w:type="gramStart"/>
+      <w:r>
+        <w:rPr>
+          <w:rFonts w:ascii="宋体" w:eastAsia="宋体" w:hAnsi="宋体" w:hint="eastAsia"/>
+        </w:rPr>
+        <w:t>警示！！！</w:t>
+      </w:r>
+      <w:proofErr w:type="gramEnd"/>
+      <w:r>
+        <w:rPr>
+          <w:rFonts w:ascii="宋体" w:eastAsia="宋体" w:hAnsi="宋体" w:hint="eastAsia"/>
+        </w:rPr>
+        <w:t>（远离垃圾小盘股）；</w:t>
+      </w:r>
+    </w:p>
+    <w:p>
+      <w:pPr>
+        <w:rPr>
+          <w:rFonts w:ascii="宋体" w:eastAsia="宋体" w:hAnsi="宋体" w:hint="eastAsia"/>
+        </w:rPr>
+      </w:pPr>
+    </w:p>
+    <w:p>
+      <w:pPr>
+        <w:rPr>
+          <w:rFonts w:ascii="宋体" w:eastAsia="宋体" w:hAnsi="宋体" w:hint="eastAsia"/>
+        </w:rPr>
+      </w:pPr>
+      <w:r>
+        <w:rPr>
+          <w:rFonts w:ascii="宋体" w:eastAsia="宋体" w:hAnsi="宋体" w:hint="eastAsia"/>
+        </w:rPr>
+        <w:t>*** 恒瑞医药</w:t>
+      </w:r>
+    </w:p>
+    <w:p>
+      <w:pPr>
+        <w:rPr>
+          <w:rFonts w:ascii="宋体" w:eastAsia="宋体" w:hAnsi="宋体" w:hint="eastAsia"/>
+        </w:rPr>
+      </w:pPr>
+      <w:r>
+        <w:rPr>
+          <w:rFonts w:ascii="宋体" w:eastAsia="宋体" w:hAnsi="宋体" w:hint="eastAsia"/>
+        </w:rPr>
+        <w:t>1）交易内容：以52.37的价格买入100股；</w:t>
+      </w:r>
+    </w:p>
+    <w:p>
+      <w:pPr>
+        <w:rPr>
+          <w:rFonts w:ascii="宋体" w:eastAsia="宋体" w:hAnsi="宋体" w:hint="eastAsia"/>
+        </w:rPr>
+      </w:pPr>
+      <w:r>
+        <w:rPr>
+          <w:rFonts w:ascii="宋体" w:eastAsia="宋体" w:hAnsi="宋体" w:hint="eastAsia"/>
+        </w:rPr>
+        <w:t>2）买入理由：单日下跌超过2%，价格接近布林线下轨，以历史经验来看可以考虑买入一些，下个交易日卖出；</w:t>
+      </w:r>
+    </w:p>
+    <w:p>
+      <w:pPr>
+        <w:rPr>
+          <w:rFonts w:ascii="宋体" w:eastAsia="宋体" w:hAnsi="宋体" w:hint="eastAsia"/>
+        </w:rPr>
+      </w:pPr>
+      <w:r>
+        <w:rPr>
+          <w:rFonts w:ascii="宋体" w:eastAsia="宋体" w:hAnsi="宋体" w:hint="eastAsia"/>
+        </w:rPr>
+        <w:t>3）复盘</w:t>
+      </w:r>
+      <w:proofErr w:type="gramStart"/>
+      <w:r>
+        <w:rPr>
+          <w:rFonts w:ascii="宋体" w:eastAsia="宋体" w:hAnsi="宋体" w:hint="eastAsia"/>
+        </w:rPr>
+        <w:t>：；</w:t>
+      </w:r>
+      <w:proofErr w:type="gramEnd"/>
+    </w:p>
+    <w:p>
+      <w:pPr>
+        <w:rPr>
+          <w:rFonts w:ascii="宋体" w:eastAsia="宋体" w:hAnsi="宋体" w:hint="eastAsia"/>
+        </w:rPr>
+      </w:pPr>
+    </w:p>
+    <w:p>
+      <w:pPr>
+        <w:rPr>
+          <w:rFonts w:ascii="宋体" w:eastAsia="宋体" w:hAnsi="宋体" w:hint="eastAsia"/>
+        </w:rPr>
+      </w:pPr>
+      <w:r>
+        <w:rPr>
+          <w:rFonts w:ascii="宋体" w:eastAsia="宋体" w:hAnsi="宋体" w:hint="eastAsia"/>
+        </w:rPr>
+        <w:t>*** 短期分析规划：</w:t>
+      </w:r>
+    </w:p>
+    <w:p>
+      <w:pPr>
+        <w:rPr>
+          <w:rFonts w:ascii="宋体" w:eastAsia="宋体" w:hAnsi="宋体" w:hint="eastAsia"/>
+        </w:rPr>
+      </w:pPr>
+      <w:r>
+        <w:rPr>
+          <w:rFonts w:ascii="宋体" w:eastAsia="宋体" w:hAnsi="宋体" w:hint="eastAsia"/>
+        </w:rPr>
+        <w:t># 总体处于熊市震荡阶段，尽量做超短线，盈利就跑；</w:t>
       </w:r>
     </w:p>
     <w:p>
@@ -15237,6 +15530,64 @@
     </w:sectPr>
   </w:body>
 </w:document>
+</file>
+
+<file path=word/endnotes.xml><?xml version="1.0" encoding="utf-8"?>
+<w:endnotes xmlns:wpc="http://schemas.microsoft.com/office/word/2010/wordprocessingCanvas" xmlns:cx="http://schemas.microsoft.com/office/drawing/2014/chartex" xmlns:cx1="http://schemas.microsoft.com/office/drawing/2015/9/8/chartex" xmlns:cx2="http://schemas.microsoft.com/office/drawing/2015/10/21/chartex" xmlns:cx3="http://schemas.microsoft.com/office/drawing/2016/5/9/chartex" xmlns:cx4="http://schemas.microsoft.com/office/drawing/2016/5/10/chartex" xmlns:cx5="http://schemas.microsoft.com/office/drawing/2016/5/11/chartex" xmlns:cx6="http://schemas.microsoft.com/office/drawing/2016/5/12/chartex" xmlns:cx7="http://schemas.microsoft.com/office/drawing/2016/5/13/chartex" xmlns:cx8="http://schemas.microsoft.com/office/drawing/2016/5/14/chartex" xmlns:mc="http://schemas.openxmlformats.org/markup-compatibility/2006" xmlns:aink="http://schemas.microsoft.com/office/drawing/2016/ink" xmlns:am3d="http://schemas.microsoft.com/office/drawing/2017/model3d" xmlns:o="urn:schemas-microsoft-com:office:office" xmlns:oel="http://schemas.microsoft.com/office/2019/extlst" xmlns:r="http://schemas.openxmlformats.org/officeDocument/2006/relationships" xmlns:m="http://schemas.openxmlformats.org/officeDocument/2006/math" xmlns:v="urn:schemas-microsoft-com:vml" xmlns:wp14="http://schemas.microsoft.com/office/word/2010/wordprocessingDrawing" xmlns:wp="http://schemas.openxmlformats.org/drawingml/2006/wordprocessingDrawing" xmlns:w10="urn:schemas-microsoft-com:office:word" xmlns:w="http://schemas.openxmlformats.org/wordprocessingml/2006/main" xmlns:w14="http://schemas.microsoft.com/office/word/2010/wordml" xmlns:w15="http://schemas.microsoft.com/office/word/2012/wordml" xmlns:w16cei="http://schemas.microsoft.com/office/word/2026/wordml/cei" xmlns:w16cex="http://schemas.microsoft.com/office/word/2018/wordml/cex" xmlns:w16cid="http://schemas.microsoft.com/office/word/2016/wordml/cid" xmlns:w16="http://schemas.microsoft.com/office/word/2018/wordml" xmlns:w16du="http://schemas.microsoft.com/office/word/2023/wordml/word16du" xmlns:w16sdtdh="http://schemas.microsoft.com/office/word/2020/wordml/sdtdatahash" xmlns:w16sdtfl="http://schemas.microsoft.com/office/word/2024/wordml/sdtformatlock" xmlns:w16se="http://schemas.microsoft.com/office/word/2015/wordml/symex" xmlns:wpg="http://schemas.microsoft.com/office/word/2010/wordprocessingGroup" xmlns:wpi="http://schemas.microsoft.com/office/word/2010/wordprocessingInk" xmlns:wne="http://schemas.microsoft.com/office/word/2006/wordml" xmlns:wps="http://schemas.microsoft.com/office/word/2010/wordprocessingShape" mc:Ignorable="w14 w15 w16se w16cid w16 w16cex w16sdtdh w16sdtfl w16du wp14">
+  <w:endnote w:type="separator" w:id="-1">
+    <w:p>
+      <w:pPr>
+        <w:rPr>
+          <w:rFonts w:hint="eastAsia"/>
+        </w:rPr>
+      </w:pPr>
+      <w:r>
+        <w:separator/>
+      </w:r>
+    </w:p>
+  </w:endnote>
+  <w:endnote w:type="continuationSeparator" w:id="0">
+    <w:p>
+      <w:pPr>
+        <w:rPr>
+          <w:rFonts w:hint="eastAsia"/>
+        </w:rPr>
+      </w:pPr>
+      <w:r>
+        <w:continuationSeparator/>
+      </w:r>
+    </w:p>
+  </w:endnote>
+</w:endnotes>
+</file>
+
+<file path=word/footnotes.xml><?xml version="1.0" encoding="utf-8"?>
+<w:footnotes xmlns:wpc="http://schemas.microsoft.com/office/word/2010/wordprocessingCanvas" xmlns:cx="http://schemas.microsoft.com/office/drawing/2014/chartex" xmlns:cx1="http://schemas.microsoft.com/office/drawing/2015/9/8/chartex" xmlns:cx2="http://schemas.microsoft.com/office/drawing/2015/10/21/chartex" xmlns:cx3="http://schemas.microsoft.com/office/drawing/2016/5/9/chartex" xmlns:cx4="http://schemas.microsoft.com/office/drawing/2016/5/10/chartex" xmlns:cx5="http://schemas.microsoft.com/office/drawing/2016/5/11/chartex" xmlns:cx6="http://schemas.microsoft.com/office/drawing/2016/5/12/chartex" xmlns:cx7="http://schemas.microsoft.com/office/drawing/2016/5/13/chartex" xmlns:cx8="http://schemas.microsoft.com/office/drawing/2016/5/14/chartex" xmlns:mc="http://schemas.openxmlformats.org/markup-compatibility/2006" xmlns:aink="http://schemas.microsoft.com/office/drawing/2016/ink" xmlns:am3d="http://schemas.microsoft.com/office/drawing/2017/model3d" xmlns:o="urn:schemas-microsoft-com:office:office" xmlns:oel="http://schemas.microsoft.com/office/2019/extlst" xmlns:r="http://schemas.openxmlformats.org/officeDocument/2006/relationships" xmlns:m="http://schemas.openxmlformats.org/officeDocument/2006/math" xmlns:v="urn:schemas-microsoft-com:vml" xmlns:wp14="http://schemas.microsoft.com/office/word/2010/wordprocessingDrawing" xmlns:wp="http://schemas.openxmlformats.org/drawingml/2006/wordprocessingDrawing" xmlns:w10="urn:schemas-microsoft-com:office:word" xmlns:w="http://schemas.openxmlformats.org/wordprocessingml/2006/main" xmlns:w14="http://schemas.microsoft.com/office/word/2010/wordml" xmlns:w15="http://schemas.microsoft.com/office/word/2012/wordml" xmlns:w16cei="http://schemas.microsoft.com/office/word/2026/wordml/cei" xmlns:w16cex="http://schemas.microsoft.com/office/word/2018/wordml/cex" xmlns:w16cid="http://schemas.microsoft.com/office/word/2016/wordml/cid" xmlns:w16="http://schemas.microsoft.com/office/word/2018/wordml" xmlns:w16du="http://schemas.microsoft.com/office/word/2023/wordml/word16du" xmlns:w16sdtdh="http://schemas.microsoft.com/office/word/2020/wordml/sdtdatahash" xmlns:w16sdtfl="http://schemas.microsoft.com/office/word/2024/wordml/sdtformatlock" xmlns:w16se="http://schemas.microsoft.com/office/word/2015/wordml/symex" xmlns:wpg="http://schemas.microsoft.com/office/word/2010/wordprocessingGroup" xmlns:wpi="http://schemas.microsoft.com/office/word/2010/wordprocessingInk" xmlns:wne="http://schemas.microsoft.com/office/word/2006/wordml" xmlns:wps="http://schemas.microsoft.com/office/word/2010/wordprocessingShape" mc:Ignorable="w14 w15 w16se w16cid w16 w16cex w16sdtdh w16sdtfl w16du wp14">
+  <w:footnote w:type="separator" w:id="-1">
+    <w:p>
+      <w:pPr>
+        <w:rPr>
+          <w:rFonts w:hint="eastAsia"/>
+        </w:rPr>
+      </w:pPr>
+      <w:r>
+        <w:separator/>
+      </w:r>
+    </w:p>
+  </w:footnote>
+  <w:footnote w:type="continuationSeparator" w:id="0">
+    <w:p>
+      <w:pPr>
+        <w:rPr>
+          <w:rFonts w:hint="eastAsia"/>
+        </w:rPr>
+      </w:pPr>
+      <w:r>
+        <w:continuationSeparator/>
+      </w:r>
+    </w:p>
+  </w:footnote>
+</w:footnotes>
 </file>
 
 <file path=word/numbering.xml><?xml version="1.0" encoding="utf-8"?>
@@ -16257,6 +16608,68 @@
       <w:spacing w:val="5"/>
     </w:rPr>
   </w:style>
+  <w:style w:type="paragraph" w:styleId="ae">
+    <w:name w:val="header"/>
+    <w:basedOn w:val="a"/>
+    <w:link w:val="af"/>
+    <w:uiPriority w:val="99"/>
+    <w:unhideWhenUsed/>
+    <w:rsid w:val="001E27AD"/>
+    <w:pPr>
+      <w:tabs>
+        <w:tab w:val="center" w:pos="4153"/>
+        <w:tab w:val="right" w:pos="8306"/>
+      </w:tabs>
+      <w:snapToGrid w:val="0"/>
+      <w:jc w:val="center"/>
+    </w:pPr>
+    <w:rPr>
+      <w:sz w:val="18"/>
+      <w:szCs w:val="18"/>
+    </w:rPr>
+  </w:style>
+  <w:style w:type="character" w:customStyle="1" w:styleId="af">
+    <w:name w:val="页眉 字符"/>
+    <w:basedOn w:val="a0"/>
+    <w:link w:val="ae"/>
+    <w:uiPriority w:val="99"/>
+    <w:rsid w:val="001E27AD"/>
+    <w:rPr>
+      <w:sz w:val="18"/>
+      <w:szCs w:val="18"/>
+    </w:rPr>
+  </w:style>
+  <w:style w:type="paragraph" w:styleId="af0">
+    <w:name w:val="footer"/>
+    <w:basedOn w:val="a"/>
+    <w:link w:val="af1"/>
+    <w:uiPriority w:val="99"/>
+    <w:unhideWhenUsed/>
+    <w:rsid w:val="001E27AD"/>
+    <w:pPr>
+      <w:tabs>
+        <w:tab w:val="center" w:pos="4153"/>
+        <w:tab w:val="right" w:pos="8306"/>
+      </w:tabs>
+      <w:snapToGrid w:val="0"/>
+      <w:jc w:val="left"/>
+    </w:pPr>
+    <w:rPr>
+      <w:sz w:val="18"/>
+      <w:szCs w:val="18"/>
+    </w:rPr>
+  </w:style>
+  <w:style w:type="character" w:customStyle="1" w:styleId="af1">
+    <w:name w:val="页脚 字符"/>
+    <w:basedOn w:val="a0"/>
+    <w:link w:val="af0"/>
+    <w:uiPriority w:val="99"/>
+    <w:rsid w:val="001E27AD"/>
+    <w:rPr>
+      <w:sz w:val="18"/>
+      <w:szCs w:val="18"/>
+    </w:rPr>
+  </w:style>
 </w:styles>
 </file>
 

--- a/test/股票交易记录.docx
+++ b/test/股票交易记录.docx
@@ -164,21 +164,7 @@
         <w:rPr>
           <w:rFonts w:ascii="宋体" w:eastAsia="宋体" w:hAnsi="宋体" w:hint="eastAsia"/>
         </w:rPr>
-        <w:t>***中粮科技、中国海防依旧被套牢，作为警示</w:t>
-      </w:r>
-      <w:proofErr w:type="gramStart"/>
-      <w:r>
-        <w:rPr>
-          <w:rFonts w:ascii="宋体" w:eastAsia="宋体" w:hAnsi="宋体" w:hint="eastAsia"/>
-        </w:rPr>
-        <w:t>！！！</w:t>
-      </w:r>
-      <w:proofErr w:type="gramEnd"/>
-      <w:r>
-        <w:rPr>
-          <w:rFonts w:ascii="宋体" w:eastAsia="宋体" w:hAnsi="宋体" w:hint="eastAsia"/>
-        </w:rPr>
-        <w:t>；</w:t>
+        <w:t>***中粮科技、中国海防依旧被套牢，作为警示！！！；</w:t>
       </w:r>
     </w:p>
     <w:p>
@@ -336,21 +322,7 @@
         <w:rPr>
           <w:rFonts w:ascii="宋体" w:eastAsia="宋体" w:hAnsi="宋体" w:hint="eastAsia"/>
         </w:rPr>
-        <w:t>***中粮科技、中国海防依旧被套牢，作为警示</w:t>
-      </w:r>
-      <w:proofErr w:type="gramStart"/>
-      <w:r>
-        <w:rPr>
-          <w:rFonts w:ascii="宋体" w:eastAsia="宋体" w:hAnsi="宋体" w:hint="eastAsia"/>
-        </w:rPr>
-        <w:t>！！！</w:t>
-      </w:r>
-      <w:proofErr w:type="gramEnd"/>
-      <w:r>
-        <w:rPr>
-          <w:rFonts w:ascii="宋体" w:eastAsia="宋体" w:hAnsi="宋体" w:hint="eastAsia"/>
-        </w:rPr>
-        <w:t>；</w:t>
+        <w:t>***中粮科技、中国海防依旧被套牢，作为警示！！！；</w:t>
       </w:r>
     </w:p>
     <w:p>
@@ -509,21 +481,7 @@
         <w:rPr>
           <w:rFonts w:ascii="宋体" w:eastAsia="宋体" w:hAnsi="宋体" w:hint="eastAsia"/>
         </w:rPr>
-        <w:t>***中粮科技、中国海防依旧被套牢，作为警示</w:t>
-      </w:r>
-      <w:proofErr w:type="gramStart"/>
-      <w:r>
-        <w:rPr>
-          <w:rFonts w:ascii="宋体" w:eastAsia="宋体" w:hAnsi="宋体" w:hint="eastAsia"/>
-        </w:rPr>
-        <w:t>！！！</w:t>
-      </w:r>
-      <w:proofErr w:type="gramEnd"/>
-      <w:r>
-        <w:rPr>
-          <w:rFonts w:ascii="宋体" w:eastAsia="宋体" w:hAnsi="宋体" w:hint="eastAsia"/>
-        </w:rPr>
-        <w:t>；</w:t>
+        <w:t>***中粮科技、中国海防依旧被套牢，作为警示！！！；</w:t>
       </w:r>
     </w:p>
     <w:p>
@@ -740,21 +698,7 @@
         <w:rPr>
           <w:rFonts w:ascii="宋体" w:eastAsia="宋体" w:hAnsi="宋体" w:hint="eastAsia"/>
         </w:rPr>
-        <w:t>***中粮科技、中国海防依旧被套牢，作为警示</w:t>
-      </w:r>
-      <w:proofErr w:type="gramStart"/>
-      <w:r>
-        <w:rPr>
-          <w:rFonts w:ascii="宋体" w:eastAsia="宋体" w:hAnsi="宋体" w:hint="eastAsia"/>
-        </w:rPr>
-        <w:t>！！！</w:t>
-      </w:r>
-      <w:proofErr w:type="gramEnd"/>
-      <w:r>
-        <w:rPr>
-          <w:rFonts w:ascii="宋体" w:eastAsia="宋体" w:hAnsi="宋体" w:hint="eastAsia"/>
-        </w:rPr>
-        <w:t>；</w:t>
+        <w:t>***中粮科技、中国海防依旧被套牢，作为警示！！！；</w:t>
       </w:r>
     </w:p>
     <w:p>
@@ -946,21 +890,7 @@
         <w:rPr>
           <w:rFonts w:ascii="宋体" w:eastAsia="宋体" w:hAnsi="宋体" w:hint="eastAsia"/>
         </w:rPr>
-        <w:t>***中粮科技、中国海防依旧被套牢，作为警示</w:t>
-      </w:r>
-      <w:proofErr w:type="gramStart"/>
-      <w:r>
-        <w:rPr>
-          <w:rFonts w:ascii="宋体" w:eastAsia="宋体" w:hAnsi="宋体" w:hint="eastAsia"/>
-        </w:rPr>
-        <w:t>！！！</w:t>
-      </w:r>
-      <w:proofErr w:type="gramEnd"/>
-      <w:r>
-        <w:rPr>
-          <w:rFonts w:ascii="宋体" w:eastAsia="宋体" w:hAnsi="宋体" w:hint="eastAsia"/>
-        </w:rPr>
-        <w:t>；</w:t>
+        <w:t>***中粮科技、中国海防依旧被套牢，作为警示！！！；</w:t>
       </w:r>
     </w:p>
     <w:p>
@@ -1151,21 +1081,7 @@
         <w:rPr>
           <w:rFonts w:ascii="宋体" w:eastAsia="宋体" w:hAnsi="宋体" w:hint="eastAsia"/>
         </w:rPr>
-        <w:t>***中粮科技、中国海防依旧被套牢，作为警示</w:t>
-      </w:r>
-      <w:proofErr w:type="gramStart"/>
-      <w:r>
-        <w:rPr>
-          <w:rFonts w:ascii="宋体" w:eastAsia="宋体" w:hAnsi="宋体" w:hint="eastAsia"/>
-        </w:rPr>
-        <w:t>！！！</w:t>
-      </w:r>
-      <w:proofErr w:type="gramEnd"/>
-      <w:r>
-        <w:rPr>
-          <w:rFonts w:ascii="宋体" w:eastAsia="宋体" w:hAnsi="宋体" w:hint="eastAsia"/>
-        </w:rPr>
-        <w:t>；</w:t>
+        <w:t>***中粮科技、中国海防依旧被套牢，作为警示！！！；</w:t>
       </w:r>
     </w:p>
     <w:p>
@@ -1377,21 +1293,7 @@
         <w:rPr>
           <w:rFonts w:ascii="宋体" w:eastAsia="宋体" w:hAnsi="宋体" w:hint="eastAsia"/>
         </w:rPr>
-        <w:t>***中粮科技、中国海防依旧被套牢，作为警示</w:t>
-      </w:r>
-      <w:proofErr w:type="gramStart"/>
-      <w:r>
-        <w:rPr>
-          <w:rFonts w:ascii="宋体" w:eastAsia="宋体" w:hAnsi="宋体" w:hint="eastAsia"/>
-        </w:rPr>
-        <w:t>！！！</w:t>
-      </w:r>
-      <w:proofErr w:type="gramEnd"/>
-      <w:r>
-        <w:rPr>
-          <w:rFonts w:ascii="宋体" w:eastAsia="宋体" w:hAnsi="宋体" w:hint="eastAsia"/>
-        </w:rPr>
-        <w:t>；</w:t>
+        <w:t>***中粮科技、中国海防依旧被套牢，作为警示！！！；</w:t>
       </w:r>
     </w:p>
     <w:p>
@@ -1569,21 +1471,7 @@
         <w:rPr>
           <w:rFonts w:ascii="宋体" w:eastAsia="宋体" w:hAnsi="宋体" w:hint="eastAsia"/>
         </w:rPr>
-        <w:t>***中粮科技、中国海防依旧被套牢，作为警示</w:t>
-      </w:r>
-      <w:proofErr w:type="gramStart"/>
-      <w:r>
-        <w:rPr>
-          <w:rFonts w:ascii="宋体" w:eastAsia="宋体" w:hAnsi="宋体" w:hint="eastAsia"/>
-        </w:rPr>
-        <w:t>！！！</w:t>
-      </w:r>
-      <w:proofErr w:type="gramEnd"/>
-      <w:r>
-        <w:rPr>
-          <w:rFonts w:ascii="宋体" w:eastAsia="宋体" w:hAnsi="宋体" w:hint="eastAsia"/>
-        </w:rPr>
-        <w:t>；</w:t>
+        <w:t>***中粮科技、中国海防依旧被套牢，作为警示！！！；</w:t>
       </w:r>
     </w:p>
     <w:p>
@@ -1840,21 +1728,7 @@
         <w:rPr>
           <w:rFonts w:ascii="宋体" w:eastAsia="宋体" w:hAnsi="宋体" w:hint="eastAsia"/>
         </w:rPr>
-        <w:t>***中粮科技、中国海防依旧被套牢，作为警示</w:t>
-      </w:r>
-      <w:proofErr w:type="gramStart"/>
-      <w:r>
-        <w:rPr>
-          <w:rFonts w:ascii="宋体" w:eastAsia="宋体" w:hAnsi="宋体" w:hint="eastAsia"/>
-        </w:rPr>
-        <w:t>！！！</w:t>
-      </w:r>
-      <w:proofErr w:type="gramEnd"/>
-      <w:r>
-        <w:rPr>
-          <w:rFonts w:ascii="宋体" w:eastAsia="宋体" w:hAnsi="宋体" w:hint="eastAsia"/>
-        </w:rPr>
-        <w:t>；</w:t>
+        <w:t>***中粮科技、中国海防依旧被套牢，作为警示！！！；</w:t>
       </w:r>
     </w:p>
     <w:p>
@@ -1966,21 +1840,7 @@
         <w:rPr>
           <w:rFonts w:ascii="宋体" w:eastAsia="宋体" w:hAnsi="宋体" w:hint="eastAsia"/>
         </w:rPr>
-        <w:t>***中粮科技、中国海防依旧被套牢，作为警示</w:t>
-      </w:r>
-      <w:proofErr w:type="gramStart"/>
-      <w:r>
-        <w:rPr>
-          <w:rFonts w:ascii="宋体" w:eastAsia="宋体" w:hAnsi="宋体" w:hint="eastAsia"/>
-        </w:rPr>
-        <w:t>！！！</w:t>
-      </w:r>
-      <w:proofErr w:type="gramEnd"/>
-      <w:r>
-        <w:rPr>
-          <w:rFonts w:ascii="宋体" w:eastAsia="宋体" w:hAnsi="宋体" w:hint="eastAsia"/>
-        </w:rPr>
-        <w:t>；</w:t>
+        <w:t>***中粮科技、中国海防依旧被套牢，作为警示！！！；</w:t>
       </w:r>
     </w:p>
     <w:p>
@@ -2178,21 +2038,7 @@
         <w:rPr>
           <w:rFonts w:ascii="宋体" w:eastAsia="宋体" w:hAnsi="宋体" w:hint="eastAsia"/>
         </w:rPr>
-        <w:t>***中粮科技、中国海防依旧被套牢，作为警示</w:t>
-      </w:r>
-      <w:proofErr w:type="gramStart"/>
-      <w:r>
-        <w:rPr>
-          <w:rFonts w:ascii="宋体" w:eastAsia="宋体" w:hAnsi="宋体" w:hint="eastAsia"/>
-        </w:rPr>
-        <w:t>！！！</w:t>
-      </w:r>
-      <w:proofErr w:type="gramEnd"/>
-      <w:r>
-        <w:rPr>
-          <w:rFonts w:ascii="宋体" w:eastAsia="宋体" w:hAnsi="宋体" w:hint="eastAsia"/>
-        </w:rPr>
-        <w:t>；</w:t>
+        <w:t>***中粮科技、中国海防依旧被套牢，作为警示！！！；</w:t>
       </w:r>
     </w:p>
     <w:p>
@@ -2411,21 +2257,7 @@
         <w:rPr>
           <w:rFonts w:ascii="宋体" w:eastAsia="宋体" w:hAnsi="宋体" w:hint="eastAsia"/>
         </w:rPr>
-        <w:t>***中粮科技、中国海防依旧被套牢，作为警示</w:t>
-      </w:r>
-      <w:proofErr w:type="gramStart"/>
-      <w:r>
-        <w:rPr>
-          <w:rFonts w:ascii="宋体" w:eastAsia="宋体" w:hAnsi="宋体" w:hint="eastAsia"/>
-        </w:rPr>
-        <w:t>！！！</w:t>
-      </w:r>
-      <w:proofErr w:type="gramEnd"/>
-      <w:r>
-        <w:rPr>
-          <w:rFonts w:ascii="宋体" w:eastAsia="宋体" w:hAnsi="宋体" w:hint="eastAsia"/>
-        </w:rPr>
-        <w:t>；</w:t>
+        <w:t>***中粮科技、中国海防依旧被套牢，作为警示！！！；</w:t>
       </w:r>
     </w:p>
     <w:p>
@@ -2577,21 +2409,7 @@
         <w:rPr>
           <w:rFonts w:ascii="宋体" w:eastAsia="宋体" w:hAnsi="宋体" w:hint="eastAsia"/>
         </w:rPr>
-        <w:t>***中粮科技、中国海防依旧被套牢，作为警示</w:t>
-      </w:r>
-      <w:proofErr w:type="gramStart"/>
-      <w:r>
-        <w:rPr>
-          <w:rFonts w:ascii="宋体" w:eastAsia="宋体" w:hAnsi="宋体" w:hint="eastAsia"/>
-        </w:rPr>
-        <w:t>！！！</w:t>
-      </w:r>
-      <w:proofErr w:type="gramEnd"/>
-      <w:r>
-        <w:rPr>
-          <w:rFonts w:ascii="宋体" w:eastAsia="宋体" w:hAnsi="宋体" w:hint="eastAsia"/>
-        </w:rPr>
-        <w:t>；</w:t>
+        <w:t>***中粮科技、中国海防依旧被套牢，作为警示！！！；</w:t>
       </w:r>
     </w:p>
     <w:p>
@@ -2803,21 +2621,7 @@
         <w:rPr>
           <w:rFonts w:ascii="宋体" w:eastAsia="宋体" w:hAnsi="宋体" w:hint="eastAsia"/>
         </w:rPr>
-        <w:t>***中粮科技、中国海防依旧被套牢，作为警示</w:t>
-      </w:r>
-      <w:proofErr w:type="gramStart"/>
-      <w:r>
-        <w:rPr>
-          <w:rFonts w:ascii="宋体" w:eastAsia="宋体" w:hAnsi="宋体" w:hint="eastAsia"/>
-        </w:rPr>
-        <w:t>！！！</w:t>
-      </w:r>
-      <w:proofErr w:type="gramEnd"/>
-      <w:r>
-        <w:rPr>
-          <w:rFonts w:ascii="宋体" w:eastAsia="宋体" w:hAnsi="宋体" w:hint="eastAsia"/>
-        </w:rPr>
-        <w:t>；</w:t>
+        <w:t>***中粮科技、中国海防依旧被套牢，作为警示！！！；</w:t>
       </w:r>
     </w:p>
     <w:p>
@@ -3034,21 +2838,7 @@
         <w:rPr>
           <w:rFonts w:ascii="宋体" w:eastAsia="宋体" w:hAnsi="宋体" w:hint="eastAsia"/>
         </w:rPr>
-        <w:t># 中粮科技、中国海防依旧被套牢，作为警示</w:t>
-      </w:r>
-      <w:proofErr w:type="gramStart"/>
-      <w:r>
-        <w:rPr>
-          <w:rFonts w:ascii="宋体" w:eastAsia="宋体" w:hAnsi="宋体" w:hint="eastAsia"/>
-        </w:rPr>
-        <w:t>！！！</w:t>
-      </w:r>
-      <w:proofErr w:type="gramEnd"/>
-      <w:r>
-        <w:rPr>
-          <w:rFonts w:ascii="宋体" w:eastAsia="宋体" w:hAnsi="宋体" w:hint="eastAsia"/>
-        </w:rPr>
-        <w:t>；</w:t>
+        <w:t># 中粮科技、中国海防依旧被套牢，作为警示！！！；</w:t>
       </w:r>
     </w:p>
     <w:p>
@@ -3338,21 +3128,7 @@
         <w:rPr>
           <w:rFonts w:ascii="宋体" w:eastAsia="宋体" w:hAnsi="宋体" w:hint="eastAsia"/>
         </w:rPr>
-        <w:t># 中粮科技、中国海防依旧被套牢，作为警示</w:t>
-      </w:r>
-      <w:proofErr w:type="gramStart"/>
-      <w:r>
-        <w:rPr>
-          <w:rFonts w:ascii="宋体" w:eastAsia="宋体" w:hAnsi="宋体" w:hint="eastAsia"/>
-        </w:rPr>
-        <w:t>！！！</w:t>
-      </w:r>
-      <w:proofErr w:type="gramEnd"/>
-      <w:r>
-        <w:rPr>
-          <w:rFonts w:ascii="宋体" w:eastAsia="宋体" w:hAnsi="宋体" w:hint="eastAsia"/>
-        </w:rPr>
-        <w:t>；</w:t>
+        <w:t># 中粮科技、中国海防依旧被套牢，作为警示！！！；</w:t>
       </w:r>
     </w:p>
     <w:p>
@@ -3780,21 +3556,7 @@
         <w:rPr>
           <w:rFonts w:ascii="宋体" w:eastAsia="宋体" w:hAnsi="宋体" w:hint="eastAsia"/>
         </w:rPr>
-        <w:t># 中粮科技、中国海防依旧被套牢，作为警示</w:t>
-      </w:r>
-      <w:proofErr w:type="gramStart"/>
-      <w:r>
-        <w:rPr>
-          <w:rFonts w:ascii="宋体" w:eastAsia="宋体" w:hAnsi="宋体" w:hint="eastAsia"/>
-        </w:rPr>
-        <w:t>！！！</w:t>
-      </w:r>
-      <w:proofErr w:type="gramEnd"/>
-      <w:r>
-        <w:rPr>
-          <w:rFonts w:ascii="宋体" w:eastAsia="宋体" w:hAnsi="宋体" w:hint="eastAsia"/>
-        </w:rPr>
-        <w:t>；</w:t>
+        <w:t># 中粮科技、中国海防依旧被套牢，作为警示！！！；</w:t>
       </w:r>
     </w:p>
     <w:p>
@@ -4156,21 +3918,7 @@
         <w:rPr>
           <w:rFonts w:ascii="宋体" w:eastAsia="宋体" w:hAnsi="宋体" w:hint="eastAsia"/>
         </w:rPr>
-        <w:t># 中粮科技、中国海防依旧被套牢，作为警示</w:t>
-      </w:r>
-      <w:proofErr w:type="gramStart"/>
-      <w:r>
-        <w:rPr>
-          <w:rFonts w:ascii="宋体" w:eastAsia="宋体" w:hAnsi="宋体" w:hint="eastAsia"/>
-        </w:rPr>
-        <w:t>！！！</w:t>
-      </w:r>
-      <w:proofErr w:type="gramEnd"/>
-      <w:r>
-        <w:rPr>
-          <w:rFonts w:ascii="宋体" w:eastAsia="宋体" w:hAnsi="宋体" w:hint="eastAsia"/>
-        </w:rPr>
-        <w:t>；</w:t>
+        <w:t># 中粮科技、中国海防依旧被套牢，作为警示！！！；</w:t>
       </w:r>
     </w:p>
     <w:p>
@@ -4485,21 +4233,7 @@
         <w:rPr>
           <w:rFonts w:ascii="宋体" w:eastAsia="宋体" w:hAnsi="宋体" w:hint="eastAsia"/>
         </w:rPr>
-        <w:t># 中粮科技、中国海防依旧被套牢，作为警示</w:t>
-      </w:r>
-      <w:proofErr w:type="gramStart"/>
-      <w:r>
-        <w:rPr>
-          <w:rFonts w:ascii="宋体" w:eastAsia="宋体" w:hAnsi="宋体" w:hint="eastAsia"/>
-        </w:rPr>
-        <w:t>！！！</w:t>
-      </w:r>
-      <w:proofErr w:type="gramEnd"/>
-      <w:r>
-        <w:rPr>
-          <w:rFonts w:ascii="宋体" w:eastAsia="宋体" w:hAnsi="宋体" w:hint="eastAsia"/>
-        </w:rPr>
-        <w:t>；</w:t>
+        <w:t># 中粮科技、中国海防依旧被套牢，作为警示！！！；</w:t>
       </w:r>
     </w:p>
     <w:p>
@@ -4874,21 +4608,7 @@
         <w:rPr>
           <w:rFonts w:ascii="宋体" w:eastAsia="宋体" w:hAnsi="宋体" w:hint="eastAsia"/>
         </w:rPr>
-        <w:t># 中粮科技、中国海防依旧被套牢，作为警示</w:t>
-      </w:r>
-      <w:proofErr w:type="gramStart"/>
-      <w:r>
-        <w:rPr>
-          <w:rFonts w:ascii="宋体" w:eastAsia="宋体" w:hAnsi="宋体" w:hint="eastAsia"/>
-        </w:rPr>
-        <w:t>！！！</w:t>
-      </w:r>
-      <w:proofErr w:type="gramEnd"/>
-      <w:r>
-        <w:rPr>
-          <w:rFonts w:ascii="宋体" w:eastAsia="宋体" w:hAnsi="宋体" w:hint="eastAsia"/>
-        </w:rPr>
-        <w:t>；</w:t>
+        <w:t># 中粮科技、中国海防依旧被套牢，作为警示！！！；</w:t>
       </w:r>
     </w:p>
     <w:p>
@@ -5217,21 +4937,7 @@
         <w:rPr>
           <w:rFonts w:ascii="宋体" w:eastAsia="宋体" w:hAnsi="宋体" w:hint="eastAsia"/>
         </w:rPr>
-        <w:t># 中粮科技、中国海防依旧被套牢，作为警示</w:t>
-      </w:r>
-      <w:proofErr w:type="gramStart"/>
-      <w:r>
-        <w:rPr>
-          <w:rFonts w:ascii="宋体" w:eastAsia="宋体" w:hAnsi="宋体" w:hint="eastAsia"/>
-        </w:rPr>
-        <w:t>！！！</w:t>
-      </w:r>
-      <w:proofErr w:type="gramEnd"/>
-      <w:r>
-        <w:rPr>
-          <w:rFonts w:ascii="宋体" w:eastAsia="宋体" w:hAnsi="宋体" w:hint="eastAsia"/>
-        </w:rPr>
-        <w:t>；</w:t>
+        <w:t># 中粮科技、中国海防依旧被套牢，作为警示！！！；</w:t>
       </w:r>
     </w:p>
     <w:p>
@@ -5560,21 +5266,7 @@
         <w:rPr>
           <w:rFonts w:ascii="宋体" w:eastAsia="宋体" w:hAnsi="宋体" w:hint="eastAsia"/>
         </w:rPr>
-        <w:t># 中粮科技、中国海防依旧被套牢，作为警示</w:t>
-      </w:r>
-      <w:proofErr w:type="gramStart"/>
-      <w:r>
-        <w:rPr>
-          <w:rFonts w:ascii="宋体" w:eastAsia="宋体" w:hAnsi="宋体" w:hint="eastAsia"/>
-        </w:rPr>
-        <w:t>！！！</w:t>
-      </w:r>
-      <w:proofErr w:type="gramEnd"/>
-      <w:r>
-        <w:rPr>
-          <w:rFonts w:ascii="宋体" w:eastAsia="宋体" w:hAnsi="宋体" w:hint="eastAsia"/>
-        </w:rPr>
-        <w:t>；</w:t>
+        <w:t># 中粮科技、中国海防依旧被套牢，作为警示！！！；</w:t>
       </w:r>
     </w:p>
     <w:p>
@@ -5949,21 +5641,7 @@
         <w:rPr>
           <w:rFonts w:ascii="宋体" w:eastAsia="宋体" w:hAnsi="宋体" w:hint="eastAsia"/>
         </w:rPr>
-        <w:t># 中粮科技、中国海防依旧被套牢，作为警示</w:t>
-      </w:r>
-      <w:proofErr w:type="gramStart"/>
-      <w:r>
-        <w:rPr>
-          <w:rFonts w:ascii="宋体" w:eastAsia="宋体" w:hAnsi="宋体" w:hint="eastAsia"/>
-        </w:rPr>
-        <w:t>！！！</w:t>
-      </w:r>
-      <w:proofErr w:type="gramEnd"/>
-      <w:r>
-        <w:rPr>
-          <w:rFonts w:ascii="宋体" w:eastAsia="宋体" w:hAnsi="宋体" w:hint="eastAsia"/>
-        </w:rPr>
-        <w:t>；</w:t>
+        <w:t># 中粮科技、中国海防依旧被套牢，作为警示！！！；</w:t>
       </w:r>
     </w:p>
     <w:p>
@@ -6265,21 +5943,7 @@
         <w:rPr>
           <w:rFonts w:ascii="宋体" w:eastAsia="宋体" w:hAnsi="宋体" w:hint="eastAsia"/>
         </w:rPr>
-        <w:t># 中粮科技、中国海防依旧被套牢，作为警示</w:t>
-      </w:r>
-      <w:proofErr w:type="gramStart"/>
-      <w:r>
-        <w:rPr>
-          <w:rFonts w:ascii="宋体" w:eastAsia="宋体" w:hAnsi="宋体" w:hint="eastAsia"/>
-        </w:rPr>
-        <w:t>！！！</w:t>
-      </w:r>
-      <w:proofErr w:type="gramEnd"/>
-      <w:r>
-        <w:rPr>
-          <w:rFonts w:ascii="宋体" w:eastAsia="宋体" w:hAnsi="宋体" w:hint="eastAsia"/>
-        </w:rPr>
-        <w:t>；</w:t>
+        <w:t># 中粮科技、中国海防依旧被套牢，作为警示！！！；</w:t>
       </w:r>
     </w:p>
     <w:p>
@@ -6582,21 +6246,7 @@
         <w:rPr>
           <w:rFonts w:ascii="宋体" w:eastAsia="宋体" w:hAnsi="宋体" w:hint="eastAsia"/>
         </w:rPr>
-        <w:t># 中粮科技、中国海防依旧被套牢，作为警示</w:t>
-      </w:r>
-      <w:proofErr w:type="gramStart"/>
-      <w:r>
-        <w:rPr>
-          <w:rFonts w:ascii="宋体" w:eastAsia="宋体" w:hAnsi="宋体" w:hint="eastAsia"/>
-        </w:rPr>
-        <w:t>！！！</w:t>
-      </w:r>
-      <w:proofErr w:type="gramEnd"/>
-      <w:r>
-        <w:rPr>
-          <w:rFonts w:ascii="宋体" w:eastAsia="宋体" w:hAnsi="宋体" w:hint="eastAsia"/>
-        </w:rPr>
-        <w:t>；</w:t>
+        <w:t># 中粮科技、中国海防依旧被套牢，作为警示！！！；</w:t>
       </w:r>
     </w:p>
     <w:p>
@@ -6899,21 +6549,7 @@
         <w:rPr>
           <w:rFonts w:ascii="宋体" w:eastAsia="宋体" w:hAnsi="宋体" w:hint="eastAsia"/>
         </w:rPr>
-        <w:t># 中粮科技、中国海防依旧被套牢，作为警示</w:t>
-      </w:r>
-      <w:proofErr w:type="gramStart"/>
-      <w:r>
-        <w:rPr>
-          <w:rFonts w:ascii="宋体" w:eastAsia="宋体" w:hAnsi="宋体" w:hint="eastAsia"/>
-        </w:rPr>
-        <w:t>！！！</w:t>
-      </w:r>
-      <w:proofErr w:type="gramEnd"/>
-      <w:r>
-        <w:rPr>
-          <w:rFonts w:ascii="宋体" w:eastAsia="宋体" w:hAnsi="宋体" w:hint="eastAsia"/>
-        </w:rPr>
-        <w:t>；</w:t>
+        <w:t># 中粮科技、中国海防依旧被套牢，作为警示！！！；</w:t>
       </w:r>
     </w:p>
     <w:p>
@@ -7136,16 +6772,8 @@
         <w:rPr>
           <w:rFonts w:ascii="宋体" w:eastAsia="宋体" w:hAnsi="宋体" w:hint="eastAsia"/>
         </w:rPr>
-        <w:t>3）复盘</w:t>
-      </w:r>
-      <w:proofErr w:type="gramStart"/>
-      <w:r>
-        <w:rPr>
-          <w:rFonts w:ascii="宋体" w:eastAsia="宋体" w:hAnsi="宋体" w:hint="eastAsia"/>
-        </w:rPr>
-        <w:t>：；</w:t>
-      </w:r>
-      <w:proofErr w:type="gramEnd"/>
+        <w:t>3）复盘：；</w:t>
+      </w:r>
     </w:p>
     <w:p>
       <w:pPr>
@@ -7604,16 +7232,8 @@
         <w:rPr>
           <w:rFonts w:ascii="宋体" w:eastAsia="宋体" w:hAnsi="宋体" w:hint="eastAsia"/>
         </w:rPr>
-        <w:t>3）复盘</w:t>
-      </w:r>
-      <w:proofErr w:type="gramStart"/>
-      <w:r>
-        <w:rPr>
-          <w:rFonts w:ascii="宋体" w:eastAsia="宋体" w:hAnsi="宋体" w:hint="eastAsia"/>
-        </w:rPr>
-        <w:t>：；</w:t>
-      </w:r>
-      <w:proofErr w:type="gramEnd"/>
+        <w:t>3）复盘：；</w:t>
+      </w:r>
     </w:p>
     <w:p>
       <w:pPr>
@@ -7692,21 +7312,7 @@
         <w:rPr>
           <w:rFonts w:ascii="宋体" w:eastAsia="宋体" w:hAnsi="宋体" w:hint="eastAsia"/>
         </w:rPr>
-        <w:t># 中粮科技、中国海防依旧被套牢，作为警示</w:t>
-      </w:r>
-      <w:proofErr w:type="gramStart"/>
-      <w:r>
-        <w:rPr>
-          <w:rFonts w:ascii="宋体" w:eastAsia="宋体" w:hAnsi="宋体" w:hint="eastAsia"/>
-        </w:rPr>
-        <w:t>！！！</w:t>
-      </w:r>
-      <w:proofErr w:type="gramEnd"/>
-      <w:r>
-        <w:rPr>
-          <w:rFonts w:ascii="宋体" w:eastAsia="宋体" w:hAnsi="宋体" w:hint="eastAsia"/>
-        </w:rPr>
-        <w:t>；</w:t>
+        <w:t># 中粮科技、中国海防依旧被套牢，作为警示！！！；</w:t>
       </w:r>
     </w:p>
     <w:p>
@@ -7837,21 +7443,7 @@
         <w:rPr>
           <w:rFonts w:ascii="宋体" w:eastAsia="宋体" w:hAnsi="宋体" w:hint="eastAsia"/>
         </w:rPr>
-        <w:t># 中粮科技、中国海防依旧被套牢，作为警示</w:t>
-      </w:r>
-      <w:proofErr w:type="gramStart"/>
-      <w:r>
-        <w:rPr>
-          <w:rFonts w:ascii="宋体" w:eastAsia="宋体" w:hAnsi="宋体" w:hint="eastAsia"/>
-        </w:rPr>
-        <w:t>！！！</w:t>
-      </w:r>
-      <w:proofErr w:type="gramEnd"/>
-      <w:r>
-        <w:rPr>
-          <w:rFonts w:ascii="宋体" w:eastAsia="宋体" w:hAnsi="宋体" w:hint="eastAsia"/>
-        </w:rPr>
-        <w:t>；</w:t>
+        <w:t># 中粮科技、中国海防依旧被套牢，作为警示！！！；</w:t>
       </w:r>
     </w:p>
     <w:p>
@@ -8133,16 +7725,8 @@
         <w:rPr>
           <w:rFonts w:ascii="宋体" w:eastAsia="宋体" w:hAnsi="宋体" w:hint="eastAsia"/>
         </w:rPr>
-        <w:t>3）复盘</w:t>
-      </w:r>
-      <w:proofErr w:type="gramStart"/>
-      <w:r>
-        <w:rPr>
-          <w:rFonts w:ascii="宋体" w:eastAsia="宋体" w:hAnsi="宋体" w:hint="eastAsia"/>
-        </w:rPr>
-        <w:t>：；</w:t>
-      </w:r>
-      <w:proofErr w:type="gramEnd"/>
+        <w:t>3）复盘：；</w:t>
+      </w:r>
     </w:p>
     <w:p>
       <w:pPr>
@@ -8221,21 +7805,7 @@
         <w:rPr>
           <w:rFonts w:ascii="宋体" w:eastAsia="宋体" w:hAnsi="宋体" w:hint="eastAsia"/>
         </w:rPr>
-        <w:t># 中粮科技、中国海防依旧被套牢，作为警示</w:t>
-      </w:r>
-      <w:proofErr w:type="gramStart"/>
-      <w:r>
-        <w:rPr>
-          <w:rFonts w:ascii="宋体" w:eastAsia="宋体" w:hAnsi="宋体" w:hint="eastAsia"/>
-        </w:rPr>
-        <w:t>！！！</w:t>
-      </w:r>
-      <w:proofErr w:type="gramEnd"/>
-      <w:r>
-        <w:rPr>
-          <w:rFonts w:ascii="宋体" w:eastAsia="宋体" w:hAnsi="宋体" w:hint="eastAsia"/>
-        </w:rPr>
-        <w:t>；</w:t>
+        <w:t># 中粮科技、中国海防依旧被套牢，作为警示！！！；</w:t>
       </w:r>
     </w:p>
     <w:p>
@@ -8622,21 +8192,7 @@
         <w:rPr>
           <w:rFonts w:ascii="宋体" w:eastAsia="宋体" w:hAnsi="宋体" w:hint="eastAsia"/>
         </w:rPr>
-        <w:t># 中粮科技、中国海防依旧被套牢，作为警示</w:t>
-      </w:r>
-      <w:proofErr w:type="gramStart"/>
-      <w:r>
-        <w:rPr>
-          <w:rFonts w:ascii="宋体" w:eastAsia="宋体" w:hAnsi="宋体" w:hint="eastAsia"/>
-        </w:rPr>
-        <w:t>！！！</w:t>
-      </w:r>
-      <w:proofErr w:type="gramEnd"/>
-      <w:r>
-        <w:rPr>
-          <w:rFonts w:ascii="宋体" w:eastAsia="宋体" w:hAnsi="宋体" w:hint="eastAsia"/>
-        </w:rPr>
-        <w:t>；</w:t>
+        <w:t># 中粮科技、中国海防依旧被套牢，作为警示！！！；</w:t>
       </w:r>
     </w:p>
     <w:p>
@@ -8860,16 +8416,8 @@
         <w:rPr>
           <w:rFonts w:ascii="宋体" w:eastAsia="宋体" w:hAnsi="宋体" w:hint="eastAsia"/>
         </w:rPr>
-        <w:t>3）复盘</w:t>
-      </w:r>
-      <w:proofErr w:type="gramStart"/>
-      <w:r>
-        <w:rPr>
-          <w:rFonts w:ascii="宋体" w:eastAsia="宋体" w:hAnsi="宋体" w:hint="eastAsia"/>
-        </w:rPr>
-        <w:t>：；</w:t>
-      </w:r>
-      <w:proofErr w:type="gramEnd"/>
+        <w:t>3）复盘：；</w:t>
+      </w:r>
     </w:p>
     <w:p>
       <w:pPr>
@@ -9032,21 +8580,7 @@
         <w:rPr>
           <w:rFonts w:ascii="宋体" w:eastAsia="宋体" w:hAnsi="宋体" w:hint="eastAsia"/>
         </w:rPr>
-        <w:t># 中粮科技、中国海防依旧被套牢，作为警示</w:t>
-      </w:r>
-      <w:proofErr w:type="gramStart"/>
-      <w:r>
-        <w:rPr>
-          <w:rFonts w:ascii="宋体" w:eastAsia="宋体" w:hAnsi="宋体" w:hint="eastAsia"/>
-        </w:rPr>
-        <w:t>！！！</w:t>
-      </w:r>
-      <w:proofErr w:type="gramEnd"/>
-      <w:r>
-        <w:rPr>
-          <w:rFonts w:ascii="宋体" w:eastAsia="宋体" w:hAnsi="宋体" w:hint="eastAsia"/>
-        </w:rPr>
-        <w:t>；</w:t>
+        <w:t># 中粮科技、中国海防依旧被套牢，作为警示！！！；</w:t>
       </w:r>
     </w:p>
     <w:p>
@@ -9375,21 +8909,7 @@
         <w:rPr>
           <w:rFonts w:ascii="宋体" w:eastAsia="宋体" w:hAnsi="宋体" w:hint="eastAsia"/>
         </w:rPr>
-        <w:t># 中粮科技、中国海防依旧被套牢，作为警示</w:t>
-      </w:r>
-      <w:proofErr w:type="gramStart"/>
-      <w:r>
-        <w:rPr>
-          <w:rFonts w:ascii="宋体" w:eastAsia="宋体" w:hAnsi="宋体" w:hint="eastAsia"/>
-        </w:rPr>
-        <w:t>！！！</w:t>
-      </w:r>
-      <w:proofErr w:type="gramEnd"/>
-      <w:r>
-        <w:rPr>
-          <w:rFonts w:ascii="宋体" w:eastAsia="宋体" w:hAnsi="宋体" w:hint="eastAsia"/>
-        </w:rPr>
-        <w:t>；</w:t>
+        <w:t># 中粮科技、中国海防依旧被套牢，作为警示！！！；</w:t>
       </w:r>
     </w:p>
     <w:p>
@@ -9718,21 +9238,7 @@
         <w:rPr>
           <w:rFonts w:ascii="宋体" w:eastAsia="宋体" w:hAnsi="宋体" w:hint="eastAsia"/>
         </w:rPr>
-        <w:t># 中粮科技、中国海防依旧被套牢，作为警示</w:t>
-      </w:r>
-      <w:proofErr w:type="gramStart"/>
-      <w:r>
-        <w:rPr>
-          <w:rFonts w:ascii="宋体" w:eastAsia="宋体" w:hAnsi="宋体" w:hint="eastAsia"/>
-        </w:rPr>
-        <w:t>！！！</w:t>
-      </w:r>
-      <w:proofErr w:type="gramEnd"/>
-      <w:r>
-        <w:rPr>
-          <w:rFonts w:ascii="宋体" w:eastAsia="宋体" w:hAnsi="宋体" w:hint="eastAsia"/>
-        </w:rPr>
-        <w:t>；</w:t>
+        <w:t># 中粮科技、中国海防依旧被套牢，作为警示！！！；</w:t>
       </w:r>
     </w:p>
     <w:p>
@@ -9955,16 +9461,8 @@
         <w:rPr>
           <w:rFonts w:ascii="宋体" w:eastAsia="宋体" w:hAnsi="宋体" w:hint="eastAsia"/>
         </w:rPr>
-        <w:t>3）复盘</w:t>
-      </w:r>
-      <w:proofErr w:type="gramStart"/>
-      <w:r>
-        <w:rPr>
-          <w:rFonts w:ascii="宋体" w:eastAsia="宋体" w:hAnsi="宋体" w:hint="eastAsia"/>
-        </w:rPr>
-        <w:t>：；</w:t>
-      </w:r>
-      <w:proofErr w:type="gramEnd"/>
+        <w:t>3）复盘：；</w:t>
+      </w:r>
     </w:p>
     <w:p>
       <w:pPr>
@@ -10069,21 +9567,7 @@
         <w:rPr>
           <w:rFonts w:ascii="宋体" w:eastAsia="宋体" w:hAnsi="宋体" w:hint="eastAsia"/>
         </w:rPr>
-        <w:t># 中粮科技、中国海防依旧被套牢，作为警示</w:t>
-      </w:r>
-      <w:proofErr w:type="gramStart"/>
-      <w:r>
-        <w:rPr>
-          <w:rFonts w:ascii="宋体" w:eastAsia="宋体" w:hAnsi="宋体" w:hint="eastAsia"/>
-        </w:rPr>
-        <w:t>！！！</w:t>
-      </w:r>
-      <w:proofErr w:type="gramEnd"/>
-      <w:r>
-        <w:rPr>
-          <w:rFonts w:ascii="宋体" w:eastAsia="宋体" w:hAnsi="宋体" w:hint="eastAsia"/>
-        </w:rPr>
-        <w:t>；</w:t>
+        <w:t># 中粮科技、中国海防依旧被套牢，作为警示！！！；</w:t>
       </w:r>
     </w:p>
     <w:p>
@@ -10398,21 +9882,7 @@
         <w:rPr>
           <w:rFonts w:ascii="宋体" w:eastAsia="宋体" w:hAnsi="宋体" w:hint="eastAsia"/>
         </w:rPr>
-        <w:t># 中粮科技、中国海防依旧被套牢，作为警示</w:t>
-      </w:r>
-      <w:proofErr w:type="gramStart"/>
-      <w:r>
-        <w:rPr>
-          <w:rFonts w:ascii="宋体" w:eastAsia="宋体" w:hAnsi="宋体" w:hint="eastAsia"/>
-        </w:rPr>
-        <w:t>！！！</w:t>
-      </w:r>
-      <w:proofErr w:type="gramEnd"/>
-      <w:r>
-        <w:rPr>
-          <w:rFonts w:ascii="宋体" w:eastAsia="宋体" w:hAnsi="宋体" w:hint="eastAsia"/>
-        </w:rPr>
-        <w:t>；</w:t>
+        <w:t># 中粮科技、中国海防依旧被套牢，作为警示！！！；</w:t>
       </w:r>
     </w:p>
     <w:p>
@@ -10669,21 +10139,7 @@
         <w:rPr>
           <w:rFonts w:ascii="宋体" w:eastAsia="宋体" w:hAnsi="宋体" w:hint="eastAsia"/>
         </w:rPr>
-        <w:t># 恒瑞医药回本之后可以考虑卖出，明天大概是最后的跑路机会</w:t>
-      </w:r>
-      <w:proofErr w:type="gramStart"/>
-      <w:r>
-        <w:rPr>
-          <w:rFonts w:ascii="宋体" w:eastAsia="宋体" w:hAnsi="宋体" w:hint="eastAsia"/>
-        </w:rPr>
-        <w:t>！！！</w:t>
-      </w:r>
-      <w:proofErr w:type="gramEnd"/>
-      <w:r>
-        <w:rPr>
-          <w:rFonts w:ascii="宋体" w:eastAsia="宋体" w:hAnsi="宋体" w:hint="eastAsia"/>
-        </w:rPr>
-        <w:t>；</w:t>
+        <w:t># 恒瑞医药回本之后可以考虑卖出，明天大概是最后的跑路机会！！！；</w:t>
       </w:r>
     </w:p>
     <w:p>
@@ -10742,21 +10198,7 @@
         <w:rPr>
           <w:rFonts w:ascii="宋体" w:eastAsia="宋体" w:hAnsi="宋体" w:hint="eastAsia"/>
         </w:rPr>
-        <w:t># 中粮科技、中国海防依旧被套牢，作为警示</w:t>
-      </w:r>
-      <w:proofErr w:type="gramStart"/>
-      <w:r>
-        <w:rPr>
-          <w:rFonts w:ascii="宋体" w:eastAsia="宋体" w:hAnsi="宋体" w:hint="eastAsia"/>
-        </w:rPr>
-        <w:t>！！！</w:t>
-      </w:r>
-      <w:proofErr w:type="gramEnd"/>
-      <w:r>
-        <w:rPr>
-          <w:rFonts w:ascii="宋体" w:eastAsia="宋体" w:hAnsi="宋体" w:hint="eastAsia"/>
-        </w:rPr>
-        <w:t>；</w:t>
+        <w:t># 中粮科技、中国海防依旧被套牢，作为警示！！！；</w:t>
       </w:r>
     </w:p>
     <w:p>
@@ -11072,21 +10514,7 @@
         <w:rPr>
           <w:rFonts w:ascii="宋体" w:eastAsia="宋体" w:hAnsi="宋体" w:hint="eastAsia"/>
         </w:rPr>
-        <w:t># 中粮科技、中国海防依旧被套牢，作为警示</w:t>
-      </w:r>
-      <w:proofErr w:type="gramStart"/>
-      <w:r>
-        <w:rPr>
-          <w:rFonts w:ascii="宋体" w:eastAsia="宋体" w:hAnsi="宋体" w:hint="eastAsia"/>
-        </w:rPr>
-        <w:t>！！！</w:t>
-      </w:r>
-      <w:proofErr w:type="gramEnd"/>
-      <w:r>
-        <w:rPr>
-          <w:rFonts w:ascii="宋体" w:eastAsia="宋体" w:hAnsi="宋体" w:hint="eastAsia"/>
-        </w:rPr>
-        <w:t>；</w:t>
+        <w:t># 中粮科技、中国海防依旧被套牢，作为警示！！！；</w:t>
       </w:r>
     </w:p>
     <w:p>
@@ -11388,21 +10816,7 @@
         <w:rPr>
           <w:rFonts w:ascii="宋体" w:eastAsia="宋体" w:hAnsi="宋体" w:hint="eastAsia"/>
         </w:rPr>
-        <w:t># 中粮科技、中国海防依旧被套牢，作为警示</w:t>
-      </w:r>
-      <w:proofErr w:type="gramStart"/>
-      <w:r>
-        <w:rPr>
-          <w:rFonts w:ascii="宋体" w:eastAsia="宋体" w:hAnsi="宋体" w:hint="eastAsia"/>
-        </w:rPr>
-        <w:t>！！！</w:t>
-      </w:r>
-      <w:proofErr w:type="gramEnd"/>
-      <w:r>
-        <w:rPr>
-          <w:rFonts w:ascii="宋体" w:eastAsia="宋体" w:hAnsi="宋体" w:hint="eastAsia"/>
-        </w:rPr>
-        <w:t>；</w:t>
+        <w:t># 中粮科技、中国海防依旧被套牢，作为警示！！！；</w:t>
       </w:r>
     </w:p>
     <w:p>
@@ -11836,21 +11250,7 @@
         <w:rPr>
           <w:rFonts w:ascii="宋体" w:eastAsia="宋体" w:hAnsi="宋体" w:hint="eastAsia"/>
         </w:rPr>
-        <w:t># 中粮科技、中国海防依旧被套牢，作为警示</w:t>
-      </w:r>
-      <w:proofErr w:type="gramStart"/>
-      <w:r>
-        <w:rPr>
-          <w:rFonts w:ascii="宋体" w:eastAsia="宋体" w:hAnsi="宋体" w:hint="eastAsia"/>
-        </w:rPr>
-        <w:t>！！！</w:t>
-      </w:r>
-      <w:proofErr w:type="gramEnd"/>
-      <w:r>
-        <w:rPr>
-          <w:rFonts w:ascii="宋体" w:eastAsia="宋体" w:hAnsi="宋体" w:hint="eastAsia"/>
-        </w:rPr>
-        <w:t>；</w:t>
+        <w:t># 中粮科技、中国海防依旧被套牢，作为警示！！！；</w:t>
       </w:r>
     </w:p>
     <w:p>
@@ -12081,16 +11481,8 @@
         <w:rPr>
           <w:rFonts w:ascii="宋体" w:eastAsia="宋体" w:hAnsi="宋体" w:hint="eastAsia"/>
         </w:rPr>
-        <w:t>3）复盘</w:t>
-      </w:r>
-      <w:proofErr w:type="gramStart"/>
-      <w:r>
-        <w:rPr>
-          <w:rFonts w:ascii="宋体" w:eastAsia="宋体" w:hAnsi="宋体" w:hint="eastAsia"/>
-        </w:rPr>
-        <w:t>：；</w:t>
-      </w:r>
-      <w:proofErr w:type="gramEnd"/>
+        <w:t>3）复盘：；</w:t>
+      </w:r>
     </w:p>
     <w:p>
       <w:pPr>
@@ -12181,21 +11573,7 @@
         <w:rPr>
           <w:rFonts w:ascii="宋体" w:eastAsia="宋体" w:hAnsi="宋体" w:hint="eastAsia"/>
         </w:rPr>
-        <w:t># 中粮科技、中国海防依旧被套牢，作为警示</w:t>
-      </w:r>
-      <w:proofErr w:type="gramStart"/>
-      <w:r>
-        <w:rPr>
-          <w:rFonts w:ascii="宋体" w:eastAsia="宋体" w:hAnsi="宋体" w:hint="eastAsia"/>
-        </w:rPr>
-        <w:t>！！！</w:t>
-      </w:r>
-      <w:proofErr w:type="gramEnd"/>
-      <w:r>
-        <w:rPr>
-          <w:rFonts w:ascii="宋体" w:eastAsia="宋体" w:hAnsi="宋体" w:hint="eastAsia"/>
-        </w:rPr>
-        <w:t>；</w:t>
+        <w:t># 中粮科技、中国海防依旧被套牢，作为警示！！！；</w:t>
       </w:r>
     </w:p>
     <w:p>
@@ -12425,16 +11803,8 @@
         <w:rPr>
           <w:rFonts w:ascii="宋体" w:eastAsia="宋体" w:hAnsi="宋体" w:hint="eastAsia"/>
         </w:rPr>
-        <w:t>3）复盘</w:t>
-      </w:r>
-      <w:proofErr w:type="gramStart"/>
-      <w:r>
-        <w:rPr>
-          <w:rFonts w:ascii="宋体" w:eastAsia="宋体" w:hAnsi="宋体" w:hint="eastAsia"/>
-        </w:rPr>
-        <w:t>：；</w:t>
-      </w:r>
-      <w:proofErr w:type="gramEnd"/>
+        <w:t>3）复盘：；</w:t>
+      </w:r>
     </w:p>
     <w:p>
       <w:pPr>
@@ -12512,21 +11882,7 @@
         <w:rPr>
           <w:rFonts w:ascii="宋体" w:eastAsia="宋体" w:hAnsi="宋体" w:hint="eastAsia"/>
         </w:rPr>
-        <w:t># 中粮科技、中国海防依旧被套牢，作为警示</w:t>
-      </w:r>
-      <w:proofErr w:type="gramStart"/>
-      <w:r>
-        <w:rPr>
-          <w:rFonts w:ascii="宋体" w:eastAsia="宋体" w:hAnsi="宋体" w:hint="eastAsia"/>
-        </w:rPr>
-        <w:t>！！！</w:t>
-      </w:r>
-      <w:proofErr w:type="gramEnd"/>
-      <w:r>
-        <w:rPr>
-          <w:rFonts w:ascii="宋体" w:eastAsia="宋体" w:hAnsi="宋体" w:hint="eastAsia"/>
-        </w:rPr>
-        <w:t>；</w:t>
+        <w:t># 中粮科技、中国海防依旧被套牢，作为警示！！！；</w:t>
       </w:r>
     </w:p>
     <w:p>
@@ -12829,21 +12185,7 @@
         <w:rPr>
           <w:rFonts w:ascii="宋体" w:eastAsia="宋体" w:hAnsi="宋体" w:hint="eastAsia"/>
         </w:rPr>
-        <w:t># 中粮科技、中国海防依旧被套牢，作为警示</w:t>
-      </w:r>
-      <w:proofErr w:type="gramStart"/>
-      <w:r>
-        <w:rPr>
-          <w:rFonts w:ascii="宋体" w:eastAsia="宋体" w:hAnsi="宋体" w:hint="eastAsia"/>
-        </w:rPr>
-        <w:t>！！！</w:t>
-      </w:r>
-      <w:proofErr w:type="gramEnd"/>
-      <w:r>
-        <w:rPr>
-          <w:rFonts w:ascii="宋体" w:eastAsia="宋体" w:hAnsi="宋体" w:hint="eastAsia"/>
-        </w:rPr>
-        <w:t>；</w:t>
+        <w:t># 中粮科技、中国海防依旧被套牢，作为警示！！！；</w:t>
       </w:r>
     </w:p>
     <w:p>
@@ -13204,21 +12546,7 @@
         <w:rPr>
           <w:rFonts w:ascii="宋体" w:eastAsia="宋体" w:hAnsi="宋体" w:hint="eastAsia"/>
         </w:rPr>
-        <w:t># 中粮科技、中国海防依旧被套牢，作为警示</w:t>
-      </w:r>
-      <w:proofErr w:type="gramStart"/>
-      <w:r>
-        <w:rPr>
-          <w:rFonts w:ascii="宋体" w:eastAsia="宋体" w:hAnsi="宋体" w:hint="eastAsia"/>
-        </w:rPr>
-        <w:t>！！！</w:t>
-      </w:r>
-      <w:proofErr w:type="gramEnd"/>
-      <w:r>
-        <w:rPr>
-          <w:rFonts w:ascii="宋体" w:eastAsia="宋体" w:hAnsi="宋体" w:hint="eastAsia"/>
-        </w:rPr>
-        <w:t>；</w:t>
+        <w:t># 中粮科技、中国海防依旧被套牢，作为警示！！！；</w:t>
       </w:r>
     </w:p>
     <w:p>
@@ -13442,16 +12770,8 @@
         <w:rPr>
           <w:rFonts w:ascii="宋体" w:eastAsia="宋体" w:hAnsi="宋体" w:hint="eastAsia"/>
         </w:rPr>
-        <w:t>3）复盘</w:t>
-      </w:r>
-      <w:proofErr w:type="gramStart"/>
-      <w:r>
-        <w:rPr>
-          <w:rFonts w:ascii="宋体" w:eastAsia="宋体" w:hAnsi="宋体" w:hint="eastAsia"/>
-        </w:rPr>
-        <w:t>：；</w:t>
-      </w:r>
-      <w:proofErr w:type="gramEnd"/>
+        <w:t>3）复盘：；</w:t>
+      </w:r>
     </w:p>
     <w:p>
       <w:pPr>
@@ -13529,21 +12849,7 @@
         <w:rPr>
           <w:rFonts w:ascii="宋体" w:eastAsia="宋体" w:hAnsi="宋体" w:hint="eastAsia"/>
         </w:rPr>
-        <w:t># 中粮科技、中国海防依旧被套牢，作为警示</w:t>
-      </w:r>
-      <w:proofErr w:type="gramStart"/>
-      <w:r>
-        <w:rPr>
-          <w:rFonts w:ascii="宋体" w:eastAsia="宋体" w:hAnsi="宋体" w:hint="eastAsia"/>
-        </w:rPr>
-        <w:t>！！！</w:t>
-      </w:r>
-      <w:proofErr w:type="gramEnd"/>
-      <w:r>
-        <w:rPr>
-          <w:rFonts w:ascii="宋体" w:eastAsia="宋体" w:hAnsi="宋体" w:hint="eastAsia"/>
-        </w:rPr>
-        <w:t>；</w:t>
+        <w:t># 中粮科技、中国海防依旧被套牢，作为警示！！！；</w:t>
       </w:r>
     </w:p>
     <w:p>
@@ -13846,21 +13152,7 @@
         <w:rPr>
           <w:rFonts w:ascii="宋体" w:eastAsia="宋体" w:hAnsi="宋体" w:hint="eastAsia"/>
         </w:rPr>
-        <w:t># 中粮科技、中国海防依旧被套牢，作为警示</w:t>
-      </w:r>
-      <w:proofErr w:type="gramStart"/>
-      <w:r>
-        <w:rPr>
-          <w:rFonts w:ascii="宋体" w:eastAsia="宋体" w:hAnsi="宋体" w:hint="eastAsia"/>
-        </w:rPr>
-        <w:t>！！！</w:t>
-      </w:r>
-      <w:proofErr w:type="gramEnd"/>
-      <w:r>
-        <w:rPr>
-          <w:rFonts w:ascii="宋体" w:eastAsia="宋体" w:hAnsi="宋体" w:hint="eastAsia"/>
-        </w:rPr>
-        <w:t>；</w:t>
+        <w:t># 中粮科技、中国海防依旧被套牢，作为警示！！！；</w:t>
       </w:r>
     </w:p>
     <w:p>
@@ -14083,16 +13375,8 @@
         <w:rPr>
           <w:rFonts w:ascii="宋体" w:eastAsia="宋体" w:hAnsi="宋体" w:hint="eastAsia"/>
         </w:rPr>
-        <w:t>3）复盘</w:t>
-      </w:r>
-      <w:proofErr w:type="gramStart"/>
-      <w:r>
-        <w:rPr>
-          <w:rFonts w:ascii="宋体" w:eastAsia="宋体" w:hAnsi="宋体" w:hint="eastAsia"/>
-        </w:rPr>
-        <w:t>：；</w:t>
-      </w:r>
-      <w:proofErr w:type="gramEnd"/>
+        <w:t>3）复盘：；</w:t>
+      </w:r>
     </w:p>
     <w:p>
       <w:pPr>
@@ -14171,21 +13455,7 @@
         <w:rPr>
           <w:rFonts w:ascii="宋体" w:eastAsia="宋体" w:hAnsi="宋体" w:hint="eastAsia"/>
         </w:rPr>
-        <w:t># 中粮科技、中国海防依旧被套牢，作为警示</w:t>
-      </w:r>
-      <w:proofErr w:type="gramStart"/>
-      <w:r>
-        <w:rPr>
-          <w:rFonts w:ascii="宋体" w:eastAsia="宋体" w:hAnsi="宋体" w:hint="eastAsia"/>
-        </w:rPr>
-        <w:t>！！！</w:t>
-      </w:r>
-      <w:proofErr w:type="gramEnd"/>
-      <w:r>
-        <w:rPr>
-          <w:rFonts w:ascii="宋体" w:eastAsia="宋体" w:hAnsi="宋体" w:hint="eastAsia"/>
-        </w:rPr>
-        <w:t>；</w:t>
+        <w:t># 中粮科技、中国海防依旧被套牢，作为警示！！！；</w:t>
       </w:r>
     </w:p>
     <w:p>
@@ -14480,21 +13750,7 @@
         <w:rPr>
           <w:rFonts w:ascii="宋体" w:eastAsia="宋体" w:hAnsi="宋体" w:hint="eastAsia"/>
         </w:rPr>
-        <w:t># 中粮科技、中国海防依旧被套牢，作为警示</w:t>
-      </w:r>
-      <w:proofErr w:type="gramStart"/>
-      <w:r>
-        <w:rPr>
-          <w:rFonts w:ascii="宋体" w:eastAsia="宋体" w:hAnsi="宋体" w:hint="eastAsia"/>
-        </w:rPr>
-        <w:t>！！！</w:t>
-      </w:r>
-      <w:proofErr w:type="gramEnd"/>
-      <w:r>
-        <w:rPr>
-          <w:rFonts w:ascii="宋体" w:eastAsia="宋体" w:hAnsi="宋体" w:hint="eastAsia"/>
-        </w:rPr>
-        <w:t>；</w:t>
+        <w:t># 中粮科技、中国海防依旧被套牢，作为警示！！！；</w:t>
       </w:r>
     </w:p>
     <w:p>
@@ -14547,16 +13803,8 @@
         <w:rPr>
           <w:rFonts w:ascii="宋体" w:eastAsia="宋体" w:hAnsi="宋体" w:hint="eastAsia"/>
         </w:rPr>
-        <w:t># 行业龙头（尽量是国央企）-股票估值-筹码分布-量价-MACD/严格参考boll线交易</w:t>
-      </w:r>
-      <w:proofErr w:type="gramStart"/>
-      <w:r>
-        <w:rPr>
-          <w:rFonts w:ascii="宋体" w:eastAsia="宋体" w:hAnsi="宋体" w:hint="eastAsia"/>
-        </w:rPr>
-        <w:t>；；</w:t>
-      </w:r>
-      <w:proofErr w:type="gramEnd"/>
+        <w:t># 行业龙头（尽量是国央企）-股票估值-筹码分布-量价-MACD/严格参考boll线交易；；</w:t>
+      </w:r>
     </w:p>
     <w:p>
       <w:pPr>
@@ -14667,21 +13915,7 @@
         <w:rPr>
           <w:rFonts w:ascii="宋体" w:eastAsia="宋体" w:hAnsi="宋体" w:hint="eastAsia"/>
         </w:rPr>
-        <w:t># 中粮科技、中国海防依旧被套牢，作为</w:t>
-      </w:r>
-      <w:proofErr w:type="gramStart"/>
-      <w:r>
-        <w:rPr>
-          <w:rFonts w:ascii="宋体" w:eastAsia="宋体" w:hAnsi="宋体" w:hint="eastAsia"/>
-        </w:rPr>
-        <w:t>警示！！！</w:t>
-      </w:r>
-      <w:proofErr w:type="gramEnd"/>
-      <w:r>
-        <w:rPr>
-          <w:rFonts w:ascii="宋体" w:eastAsia="宋体" w:hAnsi="宋体" w:hint="eastAsia"/>
-        </w:rPr>
-        <w:t>（远离垃圾小盘股）；</w:t>
+        <w:t># 中粮科技、中国海防依旧被套牢，作为警示！！！（远离垃圾小盘股）；</w:t>
       </w:r>
     </w:p>
     <w:p>
@@ -14740,16 +13974,8 @@
         <w:rPr>
           <w:rFonts w:ascii="宋体" w:eastAsia="宋体" w:hAnsi="宋体" w:hint="eastAsia"/>
         </w:rPr>
-        <w:t>3）复盘</w:t>
-      </w:r>
-      <w:proofErr w:type="gramStart"/>
-      <w:r>
-        <w:rPr>
-          <w:rFonts w:ascii="宋体" w:eastAsia="宋体" w:hAnsi="宋体" w:hint="eastAsia"/>
-        </w:rPr>
-        <w:t>：；</w:t>
-      </w:r>
-      <w:proofErr w:type="gramEnd"/>
+        <w:t>3）复盘：；</w:t>
+      </w:r>
     </w:p>
     <w:p>
       <w:pPr>
@@ -14847,16 +14073,8 @@
         <w:rPr>
           <w:rFonts w:ascii="宋体" w:eastAsia="宋体" w:hAnsi="宋体" w:hint="eastAsia"/>
         </w:rPr>
-        <w:t># 行业龙头（尽量是国央企）-股票估值-筹码分布-量价-MACD/严格参考boll线交易</w:t>
-      </w:r>
-      <w:proofErr w:type="gramStart"/>
-      <w:r>
-        <w:rPr>
-          <w:rFonts w:ascii="宋体" w:eastAsia="宋体" w:hAnsi="宋体" w:hint="eastAsia"/>
-        </w:rPr>
-        <w:t>；；</w:t>
-      </w:r>
-      <w:proofErr w:type="gramEnd"/>
+        <w:t># 行业龙头（尽量是国央企）-股票估值-筹码分布-量价-MACD/严格参考boll线交易；；</w:t>
+      </w:r>
     </w:p>
     <w:p>
       <w:pPr>
@@ -14966,21 +14184,7 @@
         <w:rPr>
           <w:rFonts w:ascii="宋体" w:eastAsia="宋体" w:hAnsi="宋体" w:hint="eastAsia"/>
         </w:rPr>
-        <w:t># 中粮科技、中国海防依旧被套牢，作为</w:t>
-      </w:r>
-      <w:proofErr w:type="gramStart"/>
-      <w:r>
-        <w:rPr>
-          <w:rFonts w:ascii="宋体" w:eastAsia="宋体" w:hAnsi="宋体" w:hint="eastAsia"/>
-        </w:rPr>
-        <w:t>警示！！！</w:t>
-      </w:r>
-      <w:proofErr w:type="gramEnd"/>
-      <w:r>
-        <w:rPr>
-          <w:rFonts w:ascii="宋体" w:eastAsia="宋体" w:hAnsi="宋体" w:hint="eastAsia"/>
-        </w:rPr>
-        <w:t>（远离垃圾小盘股）；</w:t>
+        <w:t># 中粮科技、中国海防依旧被套牢，作为警示！！！（远离垃圾小盘股）；</w:t>
       </w:r>
     </w:p>
     <w:p>
@@ -15039,16 +14243,8 @@
         <w:rPr>
           <w:rFonts w:ascii="宋体" w:eastAsia="宋体" w:hAnsi="宋体" w:hint="eastAsia"/>
         </w:rPr>
-        <w:t>3）复盘</w:t>
-      </w:r>
-      <w:proofErr w:type="gramStart"/>
-      <w:r>
-        <w:rPr>
-          <w:rFonts w:ascii="宋体" w:eastAsia="宋体" w:hAnsi="宋体" w:hint="eastAsia"/>
-        </w:rPr>
-        <w:t>：；</w:t>
-      </w:r>
-      <w:proofErr w:type="gramEnd"/>
+        <w:t>3）复盘：；</w:t>
+      </w:r>
     </w:p>
     <w:p>
       <w:pPr>
@@ -15272,16 +14468,8 @@
         <w:rPr>
           <w:rFonts w:ascii="宋体" w:eastAsia="宋体" w:hAnsi="宋体" w:hint="eastAsia"/>
         </w:rPr>
-        <w:t># 行业龙头（尽量是国央企）-股票估值-筹码分布-量价-MACD/严格参考boll线交易</w:t>
-      </w:r>
-      <w:proofErr w:type="gramStart"/>
-      <w:r>
-        <w:rPr>
-          <w:rFonts w:ascii="宋体" w:eastAsia="宋体" w:hAnsi="宋体" w:hint="eastAsia"/>
-        </w:rPr>
-        <w:t>；；</w:t>
-      </w:r>
-      <w:proofErr w:type="gramEnd"/>
+        <w:t># 行业龙头（尽量是国央企）-股票估值-筹码分布-量价-MACD/严格参考boll线交易；；</w:t>
+      </w:r>
     </w:p>
     <w:p>
       <w:pPr>
@@ -15391,21 +14579,7 @@
         <w:rPr>
           <w:rFonts w:ascii="宋体" w:eastAsia="宋体" w:hAnsi="宋体" w:hint="eastAsia"/>
         </w:rPr>
-        <w:t># 中粮科技、中国海防依旧被套牢，作为</w:t>
-      </w:r>
-      <w:proofErr w:type="gramStart"/>
-      <w:r>
-        <w:rPr>
-          <w:rFonts w:ascii="宋体" w:eastAsia="宋体" w:hAnsi="宋体" w:hint="eastAsia"/>
-        </w:rPr>
-        <w:t>警示！！！</w:t>
-      </w:r>
-      <w:proofErr w:type="gramEnd"/>
-      <w:r>
-        <w:rPr>
-          <w:rFonts w:ascii="宋体" w:eastAsia="宋体" w:hAnsi="宋体" w:hint="eastAsia"/>
-        </w:rPr>
-        <w:t>（远离垃圾小盘股）；</w:t>
+        <w:t># 中粮科技、中国海防依旧被套牢，作为警示！！！（远离垃圾小盘股）；</w:t>
       </w:r>
     </w:p>
     <w:p>
@@ -15464,16 +14638,265 @@
         <w:rPr>
           <w:rFonts w:ascii="宋体" w:eastAsia="宋体" w:hAnsi="宋体" w:hint="eastAsia"/>
         </w:rPr>
-        <w:t>3）复盘</w:t>
-      </w:r>
-      <w:proofErr w:type="gramStart"/>
-      <w:r>
-        <w:rPr>
-          <w:rFonts w:ascii="宋体" w:eastAsia="宋体" w:hAnsi="宋体" w:hint="eastAsia"/>
-        </w:rPr>
-        <w:t>：；</w:t>
-      </w:r>
-      <w:proofErr w:type="gramEnd"/>
+        <w:t>3）复盘：；</w:t>
+      </w:r>
+    </w:p>
+    <w:p>
+      <w:pPr>
+        <w:rPr>
+          <w:rFonts w:ascii="宋体" w:eastAsia="宋体" w:hAnsi="宋体" w:hint="eastAsia"/>
+        </w:rPr>
+      </w:pPr>
+    </w:p>
+    <w:p>
+      <w:pPr>
+        <w:rPr>
+          <w:rFonts w:ascii="宋体" w:eastAsia="宋体" w:hAnsi="宋体" w:hint="eastAsia"/>
+        </w:rPr>
+      </w:pPr>
+      <w:r>
+        <w:rPr>
+          <w:rFonts w:ascii="宋体" w:eastAsia="宋体" w:hAnsi="宋体" w:hint="eastAsia"/>
+        </w:rPr>
+        <w:t>*** 短期分析规划：</w:t>
+      </w:r>
+    </w:p>
+    <w:p>
+      <w:pPr>
+        <w:rPr>
+          <w:rFonts w:ascii="宋体" w:eastAsia="宋体" w:hAnsi="宋体" w:hint="eastAsia"/>
+        </w:rPr>
+      </w:pPr>
+      <w:r>
+        <w:rPr>
+          <w:rFonts w:ascii="宋体" w:eastAsia="宋体" w:hAnsi="宋体" w:hint="eastAsia"/>
+        </w:rPr>
+        <w:t># 总体处于熊市震荡阶段，尽量做超短线，盈利就跑；</w:t>
+      </w:r>
+    </w:p>
+    <w:p>
+      <w:pPr>
+        <w:pStyle w:val="1"/>
+        <w:rPr>
+          <w:rFonts w:ascii="宋体" w:hAnsi="宋体" w:hint="eastAsia"/>
+        </w:rPr>
+      </w:pPr>
+      <w:r>
+        <w:rPr>
+          <w:rFonts w:ascii="宋体" w:hAnsi="宋体" w:hint="eastAsia"/>
+        </w:rPr>
+        <w:t>2026-08-18：</w:t>
+      </w:r>
+    </w:p>
+    <w:p>
+      <w:pPr>
+        <w:rPr>
+          <w:rFonts w:ascii="宋体" w:eastAsia="宋体" w:hAnsi="宋体" w:hint="eastAsia"/>
+        </w:rPr>
+      </w:pPr>
+      <w:r>
+        <w:rPr>
+          <w:rFonts w:ascii="宋体" w:eastAsia="宋体" w:hAnsi="宋体" w:hint="eastAsia"/>
+        </w:rPr>
+        <w:t>*** 交易原则：</w:t>
+      </w:r>
+    </w:p>
+    <w:p>
+      <w:pPr>
+        <w:rPr>
+          <w:rFonts w:ascii="宋体" w:eastAsia="宋体" w:hAnsi="宋体" w:hint="eastAsia"/>
+        </w:rPr>
+      </w:pPr>
+      <w:r>
+        <w:rPr>
+          <w:rFonts w:ascii="宋体" w:eastAsia="宋体" w:hAnsi="宋体" w:hint="eastAsia"/>
+        </w:rPr>
+        <w:t># 尽量做主线ETF交易、耐心等待、宁可错过，不要被套；</w:t>
+      </w:r>
+    </w:p>
+    <w:p>
+      <w:pPr>
+        <w:rPr>
+          <w:rFonts w:ascii="宋体" w:eastAsia="宋体" w:hAnsi="宋体" w:hint="eastAsia"/>
+        </w:rPr>
+      </w:pPr>
+      <w:r>
+        <w:rPr>
+          <w:rFonts w:ascii="宋体" w:eastAsia="宋体" w:hAnsi="宋体" w:hint="eastAsia"/>
+        </w:rPr>
+        <w:t># 行业龙头（尽量是国央企）-股票估值-筹码分布-量价-MACD/严格参考boll线交易；；</w:t>
+      </w:r>
+    </w:p>
+    <w:p>
+      <w:pPr>
+        <w:rPr>
+          <w:rFonts w:ascii="宋体" w:eastAsia="宋体" w:hAnsi="宋体" w:hint="eastAsia"/>
+        </w:rPr>
+      </w:pPr>
+      <w:r>
+        <w:rPr>
+          <w:rFonts w:ascii="宋体" w:eastAsia="宋体" w:hAnsi="宋体" w:hint="eastAsia"/>
+        </w:rPr>
+        <w:t># 单只股票单次买入3000~5000元左右，小波动的股票买入资金可以多一些、大波动的股票买入资金要少一些；</w:t>
+      </w:r>
+    </w:p>
+    <w:p>
+      <w:pPr>
+        <w:rPr>
+          <w:rFonts w:ascii="宋体" w:eastAsia="宋体" w:hAnsi="宋体" w:hint="eastAsia"/>
+        </w:rPr>
+      </w:pPr>
+      <w:r>
+        <w:rPr>
+          <w:rFonts w:ascii="宋体" w:eastAsia="宋体" w:hAnsi="宋体" w:hint="eastAsia"/>
+        </w:rPr>
+        <w:t># 买入后持续下跌，单只股票下跌超过10%，可以补仓一次；下跌超过15%以上，转长期模式；</w:t>
+      </w:r>
+    </w:p>
+    <w:p>
+      <w:pPr>
+        <w:rPr>
+          <w:rFonts w:ascii="宋体" w:eastAsia="宋体" w:hAnsi="宋体" w:hint="eastAsia"/>
+        </w:rPr>
+      </w:pPr>
+      <w:r>
+        <w:rPr>
+          <w:rFonts w:ascii="宋体" w:eastAsia="宋体" w:hAnsi="宋体" w:hint="eastAsia"/>
+        </w:rPr>
+        <w:lastRenderedPageBreak/>
+        <w:t># 要深入分析上涨趋势中的机会，比如：大型头部企业（市值千亿以上）连续两个大阳线；</w:t>
+      </w:r>
+    </w:p>
+    <w:p>
+      <w:pPr>
+        <w:rPr>
+          <w:rFonts w:ascii="宋体" w:eastAsia="宋体" w:hAnsi="宋体" w:hint="eastAsia"/>
+        </w:rPr>
+      </w:pPr>
+      <w:r>
+        <w:rPr>
+          <w:rFonts w:ascii="宋体" w:eastAsia="宋体" w:hAnsi="宋体" w:hint="eastAsia"/>
+        </w:rPr>
+        <w:t># 年报、季报前后要慎重操作；</w:t>
+      </w:r>
+    </w:p>
+    <w:p>
+      <w:pPr>
+        <w:rPr>
+          <w:rFonts w:ascii="宋体" w:eastAsia="宋体" w:hAnsi="宋体" w:hint="eastAsia"/>
+        </w:rPr>
+      </w:pPr>
+      <w:r>
+        <w:rPr>
+          <w:rFonts w:ascii="宋体" w:eastAsia="宋体" w:hAnsi="宋体" w:hint="eastAsia"/>
+        </w:rPr>
+        <w:t># 情绪不要受短期波动的影响；</w:t>
+      </w:r>
+    </w:p>
+    <w:p>
+      <w:pPr>
+        <w:rPr>
+          <w:rFonts w:ascii="宋体" w:eastAsia="宋体" w:hAnsi="宋体" w:hint="eastAsia"/>
+        </w:rPr>
+      </w:pPr>
+      <w:r>
+        <w:rPr>
+          <w:rFonts w:ascii="宋体" w:eastAsia="宋体" w:hAnsi="宋体" w:hint="eastAsia"/>
+        </w:rPr>
+        <w:t># 要收缩一下关注的股票范围；</w:t>
+      </w:r>
+    </w:p>
+    <w:p>
+      <w:pPr>
+        <w:rPr>
+          <w:rFonts w:ascii="宋体" w:eastAsia="宋体" w:hAnsi="宋体" w:hint="eastAsia"/>
+        </w:rPr>
+      </w:pPr>
+    </w:p>
+    <w:p>
+      <w:pPr>
+        <w:rPr>
+          <w:rFonts w:ascii="宋体" w:eastAsia="宋体" w:hAnsi="宋体" w:hint="eastAsia"/>
+        </w:rPr>
+      </w:pPr>
+      <w:r>
+        <w:rPr>
+          <w:rFonts w:ascii="宋体" w:eastAsia="宋体" w:hAnsi="宋体" w:hint="eastAsia"/>
+        </w:rPr>
+        <w:t>*** 深刻教训：</w:t>
+      </w:r>
+    </w:p>
+    <w:p>
+      <w:pPr>
+        <w:rPr>
+          <w:rFonts w:ascii="宋体" w:eastAsia="宋体" w:hAnsi="宋体" w:hint="eastAsia"/>
+        </w:rPr>
+      </w:pPr>
+      <w:r>
+        <w:rPr>
+          <w:rFonts w:ascii="宋体" w:eastAsia="宋体" w:hAnsi="宋体" w:hint="eastAsia"/>
+        </w:rPr>
+        <w:t># 中粮科技、中国海防依旧被套牢，作为警示！！！（远离垃圾小盘股）；</w:t>
+      </w:r>
+    </w:p>
+    <w:p>
+      <w:pPr>
+        <w:rPr>
+          <w:rFonts w:ascii="宋体" w:eastAsia="宋体" w:hAnsi="宋体" w:hint="eastAsia"/>
+        </w:rPr>
+      </w:pPr>
+    </w:p>
+    <w:p>
+      <w:pPr>
+        <w:rPr>
+          <w:rFonts w:ascii="宋体" w:eastAsia="宋体" w:hAnsi="宋体" w:hint="eastAsia"/>
+        </w:rPr>
+      </w:pPr>
+      <w:r>
+        <w:rPr>
+          <w:rFonts w:ascii="宋体" w:eastAsia="宋体" w:hAnsi="宋体" w:hint="eastAsia"/>
+        </w:rPr>
+        <w:t>*** 云天化</w:t>
+      </w:r>
+    </w:p>
+    <w:p>
+      <w:pPr>
+        <w:rPr>
+          <w:rFonts w:ascii="宋体" w:eastAsia="宋体" w:hAnsi="宋体" w:hint="eastAsia"/>
+        </w:rPr>
+      </w:pPr>
+      <w:r>
+        <w:rPr>
+          <w:rFonts w:ascii="宋体" w:eastAsia="宋体" w:hAnsi="宋体" w:hint="eastAsia"/>
+        </w:rPr>
+        <w:t>1）交易内容：以31.05的价格卖出100股；</w:t>
+      </w:r>
+    </w:p>
+    <w:p>
+      <w:pPr>
+        <w:rPr>
+          <w:rFonts w:ascii="宋体" w:eastAsia="宋体" w:hAnsi="宋体" w:hint="eastAsia"/>
+        </w:rPr>
+      </w:pPr>
+      <w:r>
+        <w:rPr>
+          <w:rFonts w:ascii="宋体" w:eastAsia="宋体" w:hAnsi="宋体" w:hint="eastAsia"/>
+        </w:rPr>
+        <w:t>2）卖出理由：半年财报利润增长，股价单日上涨超过4%，先止盈；</w:t>
+      </w:r>
+    </w:p>
+    <w:p>
+      <w:pPr>
+        <w:rPr>
+          <w:rFonts w:ascii="宋体" w:eastAsia="宋体" w:hAnsi="宋体" w:hint="eastAsia"/>
+        </w:rPr>
+      </w:pPr>
+      <w:r>
+        <w:rPr>
+          <w:rFonts w:ascii="宋体" w:eastAsia="宋体" w:hAnsi="宋体" w:hint="eastAsia"/>
+        </w:rPr>
+        <w:t>3）复盘：；</w:t>
+      </w:r>
     </w:p>
     <w:p>
       <w:pPr>

--- a/test/股票交易记录.docx
+++ b/test/股票交易记录.docx
@@ -1,6 +1,6 @@
 
 <file path=word/document.xml><?xml version="1.0" encoding="utf-8"?>
-<w:document xmlns:wpc="http://schemas.microsoft.com/office/word/2010/wordprocessingCanvas" xmlns:cx="http://schemas.microsoft.com/office/drawing/2014/chartex" xmlns:cx1="http://schemas.microsoft.com/office/drawing/2015/9/8/chartex" xmlns:cx2="http://schemas.microsoft.com/office/drawing/2015/10/21/chartex" xmlns:cx3="http://schemas.microsoft.com/office/drawing/2016/5/9/chartex" xmlns:cx4="http://schemas.microsoft.com/office/drawing/2016/5/10/chartex" xmlns:cx5="http://schemas.microsoft.com/office/drawing/2016/5/11/chartex" xmlns:cx6="http://schemas.microsoft.com/office/drawing/2016/5/12/chartex" xmlns:cx7="http://schemas.microsoft.com/office/drawing/2016/5/13/chartex" xmlns:cx8="http://schemas.microsoft.com/office/drawing/2016/5/14/chartex" xmlns:mc="http://schemas.openxmlformats.org/markup-compatibility/2006" xmlns:aink="http://schemas.microsoft.com/office/drawing/2016/ink" xmlns:am3d="http://schemas.microsoft.com/office/drawing/2017/model3d" xmlns:o="urn:schemas-microsoft-com:office:office" xmlns:oel="http://schemas.microsoft.com/office/2019/extlst" xmlns:r="http://schemas.openxmlformats.org/officeDocument/2006/relationships" xmlns:m="http://schemas.openxmlformats.org/officeDocument/2006/math" xmlns:v="urn:schemas-microsoft-com:vml" xmlns:wp14="http://schemas.microsoft.com/office/word/2010/wordprocessingDrawing" xmlns:wp="http://schemas.openxmlformats.org/drawingml/2006/wordprocessingDrawing" xmlns:w10="urn:schemas-microsoft-com:office:word" xmlns:w="http://schemas.openxmlformats.org/wordprocessingml/2006/main" xmlns:w14="http://schemas.microsoft.com/office/word/2010/wordml" xmlns:w15="http://schemas.microsoft.com/office/word/2012/wordml" xmlns:w16cei="http://schemas.microsoft.com/office/word/2026/wordml/cei" xmlns:w16cex="http://schemas.microsoft.com/office/word/2018/wordml/cex" xmlns:w16cid="http://schemas.microsoft.com/office/word/2016/wordml/cid" xmlns:w16="http://schemas.microsoft.com/office/word/2018/wordml" xmlns:w16du="http://schemas.microsoft.com/office/word/2023/wordml/word16du" xmlns:w16sdtdh="http://schemas.microsoft.com/office/word/2020/wordml/sdtdatahash" xmlns:w16sdtfl="http://schemas.microsoft.com/office/word/2024/wordml/sdtformatlock" xmlns:w16se="http://schemas.microsoft.com/office/word/2015/wordml/symex" xmlns:wpg="http://schemas.microsoft.com/office/word/2010/wordprocessingGroup" xmlns:wpi="http://schemas.microsoft.com/office/word/2010/wordprocessingInk" xmlns:wne="http://schemas.microsoft.com/office/word/2006/wordml" xmlns:wps="http://schemas.microsoft.com/office/word/2010/wordprocessingShape" mc:Ignorable="w14 w15 w16se w16cid w16 w16cex w16sdtdh w16sdtfl w16du wp14">
+<w:document xmlns:wpc="http://schemas.microsoft.com/office/word/2010/wordprocessingCanvas" xmlns:cx="http://schemas.microsoft.com/office/drawing/2014/chartex" xmlns:cx1="http://schemas.microsoft.com/office/drawing/2015/9/8/chartex" xmlns:cx2="http://schemas.microsoft.com/office/drawing/2015/10/21/chartex" xmlns:cx3="http://schemas.microsoft.com/office/drawing/2016/5/9/chartex" xmlns:cx4="http://schemas.microsoft.com/office/drawing/2016/5/10/chartex" xmlns:cx5="http://schemas.microsoft.com/office/drawing/2016/5/11/chartex" xmlns:cx6="http://schemas.microsoft.com/office/drawing/2016/5/12/chartex" xmlns:cx7="http://schemas.microsoft.com/office/drawing/2016/5/13/chartex" xmlns:cx8="http://schemas.microsoft.com/office/drawing/2016/5/14/chartex" xmlns:mc="http://schemas.openxmlformats.org/markup-compatibility/2006" xmlns:aink="http://schemas.microsoft.com/office/drawing/2016/ink" xmlns:am3d="http://schemas.microsoft.com/office/drawing/2017/model3d" xmlns:o="urn:schemas-microsoft-com:office:office" xmlns:oel="http://schemas.microsoft.com/office/2019/extlst" xmlns:r="http://schemas.openxmlformats.org/officeDocument/2006/relationships" xmlns:m="http://schemas.openxmlformats.org/officeDocument/2006/math" xmlns:v="urn:schemas-microsoft-com:vml" xmlns:wp14="http://schemas.microsoft.com/office/word/2010/wordprocessingDrawing" xmlns:wp="http://schemas.openxmlformats.org/drawingml/2006/wordprocessingDrawing" xmlns:w10="urn:schemas-microsoft-com:office:word" xmlns:w="http://schemas.openxmlformats.org/wordprocessingml/2006/main" xmlns:w14="http://schemas.microsoft.com/office/word/2010/wordml" xmlns:w15="http://schemas.microsoft.com/office/word/2012/wordml" xmlns:w16cex="http://schemas.microsoft.com/office/word/2018/wordml/cex" xmlns:w16cid="http://schemas.microsoft.com/office/word/2016/wordml/cid" xmlns:w16="http://schemas.microsoft.com/office/word/2018/wordml" xmlns:w16du="http://schemas.microsoft.com/office/word/2023/wordml/word16du" xmlns:w16sdtdh="http://schemas.microsoft.com/office/word/2020/wordml/sdtdatahash" xmlns:w16sdtfl="http://schemas.microsoft.com/office/word/2024/wordml/sdtformatlock" xmlns:w16se="http://schemas.microsoft.com/office/word/2015/wordml/symex" xmlns:wpg="http://schemas.microsoft.com/office/word/2010/wordprocessingGroup" xmlns:wpi="http://schemas.microsoft.com/office/word/2010/wordprocessingInk" xmlns:wne="http://schemas.microsoft.com/office/word/2006/wordml" xmlns:wps="http://schemas.microsoft.com/office/word/2010/wordprocessingShape" mc:Ignorable="w14 w15 w16se w16cid w16 w16cex w16sdtdh w16sdtfl w16du wp14">
   <w:body>
     <w:p>
       <w:pPr>
@@ -14933,10 +14933,259 @@
     </w:p>
     <w:p>
       <w:pPr>
-        <w:rPr>
-          <w:rFonts w:ascii="宋体" w:eastAsia="宋体" w:hAnsi="宋体" w:hint="eastAsia"/>
-        </w:rPr>
-      </w:pPr>
+        <w:pStyle w:val="1"/>
+        <w:rPr>
+          <w:rFonts w:ascii="宋体" w:hAnsi="宋体" w:hint="eastAsia"/>
+        </w:rPr>
+      </w:pPr>
+      <w:r>
+        <w:rPr>
+          <w:rFonts w:ascii="宋体" w:hAnsi="宋体" w:hint="eastAsia"/>
+        </w:rPr>
+        <w:t>2026-08-27：</w:t>
+      </w:r>
+    </w:p>
+    <w:p>
+      <w:pPr>
+        <w:rPr>
+          <w:rFonts w:ascii="宋体" w:eastAsia="宋体" w:hAnsi="宋体" w:hint="eastAsia"/>
+        </w:rPr>
+      </w:pPr>
+      <w:r>
+        <w:rPr>
+          <w:rFonts w:ascii="宋体" w:eastAsia="宋体" w:hAnsi="宋体" w:hint="eastAsia"/>
+        </w:rPr>
+        <w:t>*** 交易原则：</w:t>
+      </w:r>
+    </w:p>
+    <w:p>
+      <w:pPr>
+        <w:rPr>
+          <w:rFonts w:ascii="宋体" w:eastAsia="宋体" w:hAnsi="宋体" w:hint="eastAsia"/>
+        </w:rPr>
+      </w:pPr>
+      <w:r>
+        <w:rPr>
+          <w:rFonts w:ascii="宋体" w:eastAsia="宋体" w:hAnsi="宋体" w:hint="eastAsia"/>
+        </w:rPr>
+        <w:t># 尽量做主线ETF交易、耐心等待、宁可错过，不要被套；</w:t>
+      </w:r>
+    </w:p>
+    <w:p>
+      <w:pPr>
+        <w:rPr>
+          <w:rFonts w:ascii="宋体" w:eastAsia="宋体" w:hAnsi="宋体" w:hint="eastAsia"/>
+        </w:rPr>
+      </w:pPr>
+      <w:r>
+        <w:rPr>
+          <w:rFonts w:ascii="宋体" w:eastAsia="宋体" w:hAnsi="宋体" w:hint="eastAsia"/>
+        </w:rPr>
+        <w:t># 行业龙头（尽量是国央企）-股票估值-筹码分布-量价-MACD/严格参考boll线交易；；</w:t>
+      </w:r>
+    </w:p>
+    <w:p>
+      <w:pPr>
+        <w:rPr>
+          <w:rFonts w:ascii="宋体" w:eastAsia="宋体" w:hAnsi="宋体" w:hint="eastAsia"/>
+        </w:rPr>
+      </w:pPr>
+      <w:r>
+        <w:rPr>
+          <w:rFonts w:ascii="宋体" w:eastAsia="宋体" w:hAnsi="宋体" w:hint="eastAsia"/>
+        </w:rPr>
+        <w:t># 单只股票单次买入3000~5000元左右，小波动的股票买入资金可以多一些、大波动的股票买入资金要少一些；</w:t>
+      </w:r>
+    </w:p>
+    <w:p>
+      <w:pPr>
+        <w:rPr>
+          <w:rFonts w:ascii="宋体" w:eastAsia="宋体" w:hAnsi="宋体" w:hint="eastAsia"/>
+        </w:rPr>
+      </w:pPr>
+      <w:r>
+        <w:rPr>
+          <w:rFonts w:ascii="宋体" w:eastAsia="宋体" w:hAnsi="宋体" w:hint="eastAsia"/>
+        </w:rPr>
+        <w:t># 买入后持续下跌，单只股票下跌超过10%，可以补仓一次；下跌超过15%以上，转长期模式；</w:t>
+      </w:r>
+    </w:p>
+    <w:p>
+      <w:pPr>
+        <w:rPr>
+          <w:rFonts w:ascii="宋体" w:eastAsia="宋体" w:hAnsi="宋体" w:hint="eastAsia"/>
+        </w:rPr>
+      </w:pPr>
+      <w:r>
+        <w:rPr>
+          <w:rFonts w:ascii="宋体" w:eastAsia="宋体" w:hAnsi="宋体" w:hint="eastAsia"/>
+        </w:rPr>
+        <w:t># 要深入分析上涨趋势中的机会，比如：大型头部企业（市值千亿以上）连续两个大阳线；</w:t>
+      </w:r>
+    </w:p>
+    <w:p>
+      <w:pPr>
+        <w:rPr>
+          <w:rFonts w:ascii="宋体" w:eastAsia="宋体" w:hAnsi="宋体" w:hint="eastAsia"/>
+        </w:rPr>
+      </w:pPr>
+      <w:r>
+        <w:rPr>
+          <w:rFonts w:ascii="宋体" w:eastAsia="宋体" w:hAnsi="宋体" w:hint="eastAsia"/>
+        </w:rPr>
+        <w:t># 年报、季报前后要慎重操作；</w:t>
+      </w:r>
+    </w:p>
+    <w:p>
+      <w:pPr>
+        <w:rPr>
+          <w:rFonts w:ascii="宋体" w:eastAsia="宋体" w:hAnsi="宋体" w:hint="eastAsia"/>
+        </w:rPr>
+      </w:pPr>
+      <w:r>
+        <w:rPr>
+          <w:rFonts w:ascii="宋体" w:eastAsia="宋体" w:hAnsi="宋体" w:hint="eastAsia"/>
+        </w:rPr>
+        <w:t># 情绪不要受短期波动的影响；</w:t>
+      </w:r>
+    </w:p>
+    <w:p>
+      <w:pPr>
+        <w:rPr>
+          <w:rFonts w:ascii="宋体" w:eastAsia="宋体" w:hAnsi="宋体" w:hint="eastAsia"/>
+        </w:rPr>
+      </w:pPr>
+      <w:r>
+        <w:rPr>
+          <w:rFonts w:ascii="宋体" w:eastAsia="宋体" w:hAnsi="宋体" w:hint="eastAsia"/>
+        </w:rPr>
+        <w:t># 要收缩一下关注的股票范围；</w:t>
+      </w:r>
+    </w:p>
+    <w:p>
+      <w:pPr>
+        <w:rPr>
+          <w:rFonts w:ascii="宋体" w:eastAsia="宋体" w:hAnsi="宋体" w:hint="eastAsia"/>
+        </w:rPr>
+      </w:pPr>
+    </w:p>
+    <w:p>
+      <w:pPr>
+        <w:rPr>
+          <w:rFonts w:ascii="宋体" w:eastAsia="宋体" w:hAnsi="宋体" w:hint="eastAsia"/>
+        </w:rPr>
+      </w:pPr>
+      <w:r>
+        <w:rPr>
+          <w:rFonts w:ascii="宋体" w:eastAsia="宋体" w:hAnsi="宋体" w:hint="eastAsia"/>
+        </w:rPr>
+        <w:t>*** 深刻教训：</w:t>
+      </w:r>
+    </w:p>
+    <w:p>
+      <w:pPr>
+        <w:rPr>
+          <w:rFonts w:ascii="宋体" w:eastAsia="宋体" w:hAnsi="宋体" w:hint="eastAsia"/>
+        </w:rPr>
+      </w:pPr>
+      <w:r>
+        <w:rPr>
+          <w:rFonts w:ascii="宋体" w:eastAsia="宋体" w:hAnsi="宋体" w:hint="eastAsia"/>
+        </w:rPr>
+        <w:t># 中粮科技、中国海防依旧被套牢，作为警示！！！（远离垃圾小盘股）；</w:t>
+      </w:r>
+    </w:p>
+    <w:p>
+      <w:pPr>
+        <w:rPr>
+          <w:rFonts w:ascii="宋体" w:eastAsia="宋体" w:hAnsi="宋体" w:hint="eastAsia"/>
+        </w:rPr>
+      </w:pPr>
+    </w:p>
+    <w:p>
+      <w:pPr>
+        <w:rPr>
+          <w:rFonts w:ascii="宋体" w:eastAsia="宋体" w:hAnsi="宋体" w:hint="eastAsia"/>
+        </w:rPr>
+      </w:pPr>
+      <w:r>
+        <w:rPr>
+          <w:rFonts w:ascii="宋体" w:eastAsia="宋体" w:hAnsi="宋体" w:hint="eastAsia"/>
+        </w:rPr>
+        <w:t>*** 通信ETF华夏</w:t>
+      </w:r>
+    </w:p>
+    <w:p>
+      <w:pPr>
+        <w:rPr>
+          <w:rFonts w:ascii="宋体" w:eastAsia="宋体" w:hAnsi="宋体" w:hint="eastAsia"/>
+        </w:rPr>
+      </w:pPr>
+      <w:r>
+        <w:rPr>
+          <w:rFonts w:ascii="宋体" w:eastAsia="宋体" w:hAnsi="宋体" w:hint="eastAsia"/>
+        </w:rPr>
+        <w:t>1）交易内容：以1.051的价格买入4000股；</w:t>
+      </w:r>
+    </w:p>
+    <w:p>
+      <w:pPr>
+        <w:rPr>
+          <w:rFonts w:ascii="宋体" w:eastAsia="宋体" w:hAnsi="宋体" w:hint="eastAsia"/>
+        </w:rPr>
+      </w:pPr>
+      <w:r>
+        <w:rPr>
+          <w:rFonts w:ascii="宋体" w:eastAsia="宋体" w:hAnsi="宋体" w:hint="eastAsia"/>
+        </w:rPr>
+        <w:t>2）买入理由：单日放量上涨超过3%，尾盘买入一些；</w:t>
+      </w:r>
+    </w:p>
+    <w:p>
+      <w:pPr>
+        <w:rPr>
+          <w:rFonts w:ascii="宋体" w:eastAsia="宋体" w:hAnsi="宋体" w:hint="eastAsia"/>
+        </w:rPr>
+      </w:pPr>
+      <w:r>
+        <w:rPr>
+          <w:rFonts w:ascii="宋体" w:eastAsia="宋体" w:hAnsi="宋体" w:hint="eastAsia"/>
+        </w:rPr>
+        <w:t>3）复盘：；</w:t>
+      </w:r>
+    </w:p>
+    <w:p>
+      <w:pPr>
+        <w:rPr>
+          <w:rFonts w:ascii="宋体" w:eastAsia="宋体" w:hAnsi="宋体" w:hint="eastAsia"/>
+        </w:rPr>
+      </w:pPr>
+    </w:p>
+    <w:p>
+      <w:pPr>
+        <w:rPr>
+          <w:rFonts w:ascii="宋体" w:eastAsia="宋体" w:hAnsi="宋体" w:hint="eastAsia"/>
+        </w:rPr>
+      </w:pPr>
+      <w:r>
+        <w:rPr>
+          <w:rFonts w:ascii="宋体" w:eastAsia="宋体" w:hAnsi="宋体" w:hint="eastAsia"/>
+        </w:rPr>
+        <w:t>*** 短期分析规划：</w:t>
+      </w:r>
+    </w:p>
+    <w:p>
+      <w:pPr>
+        <w:rPr>
+          <w:rFonts w:ascii="宋体" w:eastAsia="宋体" w:hAnsi="宋体" w:hint="eastAsia"/>
+        </w:rPr>
+      </w:pPr>
+      <w:r>
+        <w:rPr>
+          <w:rFonts w:ascii="宋体" w:eastAsia="宋体" w:hAnsi="宋体" w:hint="eastAsia"/>
+        </w:rPr>
+        <w:t># 总体处于熊市震荡阶段，尽量做超短线，盈利就跑；</w:t>
+      </w:r>
     </w:p>
     <w:p>
       <w:pPr>
@@ -14956,7 +15205,7 @@
 </file>
 
 <file path=word/endnotes.xml><?xml version="1.0" encoding="utf-8"?>
-<w:endnotes xmlns:wpc="http://schemas.microsoft.com/office/word/2010/wordprocessingCanvas" xmlns:cx="http://schemas.microsoft.com/office/drawing/2014/chartex" xmlns:cx1="http://schemas.microsoft.com/office/drawing/2015/9/8/chartex" xmlns:cx2="http://schemas.microsoft.com/office/drawing/2015/10/21/chartex" xmlns:cx3="http://schemas.microsoft.com/office/drawing/2016/5/9/chartex" xmlns:cx4="http://schemas.microsoft.com/office/drawing/2016/5/10/chartex" xmlns:cx5="http://schemas.microsoft.com/office/drawing/2016/5/11/chartex" xmlns:cx6="http://schemas.microsoft.com/office/drawing/2016/5/12/chartex" xmlns:cx7="http://schemas.microsoft.com/office/drawing/2016/5/13/chartex" xmlns:cx8="http://schemas.microsoft.com/office/drawing/2016/5/14/chartex" xmlns:mc="http://schemas.openxmlformats.org/markup-compatibility/2006" xmlns:aink="http://schemas.microsoft.com/office/drawing/2016/ink" xmlns:am3d="http://schemas.microsoft.com/office/drawing/2017/model3d" xmlns:o="urn:schemas-microsoft-com:office:office" xmlns:oel="http://schemas.microsoft.com/office/2019/extlst" xmlns:r="http://schemas.openxmlformats.org/officeDocument/2006/relationships" xmlns:m="http://schemas.openxmlformats.org/officeDocument/2006/math" xmlns:v="urn:schemas-microsoft-com:vml" xmlns:wp14="http://schemas.microsoft.com/office/word/2010/wordprocessingDrawing" xmlns:wp="http://schemas.openxmlformats.org/drawingml/2006/wordprocessingDrawing" xmlns:w10="urn:schemas-microsoft-com:office:word" xmlns:w="http://schemas.openxmlformats.org/wordprocessingml/2006/main" xmlns:w14="http://schemas.microsoft.com/office/word/2010/wordml" xmlns:w15="http://schemas.microsoft.com/office/word/2012/wordml" xmlns:w16cei="http://schemas.microsoft.com/office/word/2026/wordml/cei" xmlns:w16cex="http://schemas.microsoft.com/office/word/2018/wordml/cex" xmlns:w16cid="http://schemas.microsoft.com/office/word/2016/wordml/cid" xmlns:w16="http://schemas.microsoft.com/office/word/2018/wordml" xmlns:w16du="http://schemas.microsoft.com/office/word/2023/wordml/word16du" xmlns:w16sdtdh="http://schemas.microsoft.com/office/word/2020/wordml/sdtdatahash" xmlns:w16sdtfl="http://schemas.microsoft.com/office/word/2024/wordml/sdtformatlock" xmlns:w16se="http://schemas.microsoft.com/office/word/2015/wordml/symex" xmlns:wpg="http://schemas.microsoft.com/office/word/2010/wordprocessingGroup" xmlns:wpi="http://schemas.microsoft.com/office/word/2010/wordprocessingInk" xmlns:wne="http://schemas.microsoft.com/office/word/2006/wordml" xmlns:wps="http://schemas.microsoft.com/office/word/2010/wordprocessingShape" mc:Ignorable="w14 w15 w16se w16cid w16 w16cex w16sdtdh w16sdtfl w16du wp14">
+<w:endnotes xmlns:wpc="http://schemas.microsoft.com/office/word/2010/wordprocessingCanvas" xmlns:cx="http://schemas.microsoft.com/office/drawing/2014/chartex" xmlns:cx1="http://schemas.microsoft.com/office/drawing/2015/9/8/chartex" xmlns:cx2="http://schemas.microsoft.com/office/drawing/2015/10/21/chartex" xmlns:cx3="http://schemas.microsoft.com/office/drawing/2016/5/9/chartex" xmlns:cx4="http://schemas.microsoft.com/office/drawing/2016/5/10/chartex" xmlns:cx5="http://schemas.microsoft.com/office/drawing/2016/5/11/chartex" xmlns:cx6="http://schemas.microsoft.com/office/drawing/2016/5/12/chartex" xmlns:cx7="http://schemas.microsoft.com/office/drawing/2016/5/13/chartex" xmlns:cx8="http://schemas.microsoft.com/office/drawing/2016/5/14/chartex" xmlns:mc="http://schemas.openxmlformats.org/markup-compatibility/2006" xmlns:aink="http://schemas.microsoft.com/office/drawing/2016/ink" xmlns:am3d="http://schemas.microsoft.com/office/drawing/2017/model3d" xmlns:o="urn:schemas-microsoft-com:office:office" xmlns:oel="http://schemas.microsoft.com/office/2019/extlst" xmlns:r="http://schemas.openxmlformats.org/officeDocument/2006/relationships" xmlns:m="http://schemas.openxmlformats.org/officeDocument/2006/math" xmlns:v="urn:schemas-microsoft-com:vml" xmlns:wp14="http://schemas.microsoft.com/office/word/2010/wordprocessingDrawing" xmlns:wp="http://schemas.openxmlformats.org/drawingml/2006/wordprocessingDrawing" xmlns:w10="urn:schemas-microsoft-com:office:word" xmlns:w="http://schemas.openxmlformats.org/wordprocessingml/2006/main" xmlns:w14="http://schemas.microsoft.com/office/word/2010/wordml" xmlns:w15="http://schemas.microsoft.com/office/word/2012/wordml" xmlns:w16cex="http://schemas.microsoft.com/office/word/2018/wordml/cex" xmlns:w16cid="http://schemas.microsoft.com/office/word/2016/wordml/cid" xmlns:w16="http://schemas.microsoft.com/office/word/2018/wordml" xmlns:w16du="http://schemas.microsoft.com/office/word/2023/wordml/word16du" xmlns:w16sdtdh="http://schemas.microsoft.com/office/word/2020/wordml/sdtdatahash" xmlns:w16sdtfl="http://schemas.microsoft.com/office/word/2024/wordml/sdtformatlock" xmlns:w16se="http://schemas.microsoft.com/office/word/2015/wordml/symex" xmlns:wpg="http://schemas.microsoft.com/office/word/2010/wordprocessingGroup" xmlns:wpi="http://schemas.microsoft.com/office/word/2010/wordprocessingInk" xmlns:wne="http://schemas.microsoft.com/office/word/2006/wordml" xmlns:wps="http://schemas.microsoft.com/office/word/2010/wordprocessingShape" mc:Ignorable="w14 w15 w16se w16cid w16 w16cex w16sdtdh w16sdtfl w16du wp14">
   <w:endnote w:type="separator" w:id="-1">
     <w:p>
       <w:pPr>
@@ -14985,7 +15234,7 @@
 </file>
 
 <file path=word/footnotes.xml><?xml version="1.0" encoding="utf-8"?>
-<w:footnotes xmlns:wpc="http://schemas.microsoft.com/office/word/2010/wordprocessingCanvas" xmlns:cx="http://schemas.microsoft.com/office/drawing/2014/chartex" xmlns:cx1="http://schemas.microsoft.com/office/drawing/2015/9/8/chartex" xmlns:cx2="http://schemas.microsoft.com/office/drawing/2015/10/21/chartex" xmlns:cx3="http://schemas.microsoft.com/office/drawing/2016/5/9/chartex" xmlns:cx4="http://schemas.microsoft.com/office/drawing/2016/5/10/chartex" xmlns:cx5="http://schemas.microsoft.com/office/drawing/2016/5/11/chartex" xmlns:cx6="http://schemas.microsoft.com/office/drawing/2016/5/12/chartex" xmlns:cx7="http://schemas.microsoft.com/office/drawing/2016/5/13/chartex" xmlns:cx8="http://schemas.microsoft.com/office/drawing/2016/5/14/chartex" xmlns:mc="http://schemas.openxmlformats.org/markup-compatibility/2006" xmlns:aink="http://schemas.microsoft.com/office/drawing/2016/ink" xmlns:am3d="http://schemas.microsoft.com/office/drawing/2017/model3d" xmlns:o="urn:schemas-microsoft-com:office:office" xmlns:oel="http://schemas.microsoft.com/office/2019/extlst" xmlns:r="http://schemas.openxmlformats.org/officeDocument/2006/relationships" xmlns:m="http://schemas.openxmlformats.org/officeDocument/2006/math" xmlns:v="urn:schemas-microsoft-com:vml" xmlns:wp14="http://schemas.microsoft.com/office/word/2010/wordprocessingDrawing" xmlns:wp="http://schemas.openxmlformats.org/drawingml/2006/wordprocessingDrawing" xmlns:w10="urn:schemas-microsoft-com:office:word" xmlns:w="http://schemas.openxmlformats.org/wordprocessingml/2006/main" xmlns:w14="http://schemas.microsoft.com/office/word/2010/wordml" xmlns:w15="http://schemas.microsoft.com/office/word/2012/wordml" xmlns:w16cei="http://schemas.microsoft.com/office/word/2026/wordml/cei" xmlns:w16cex="http://schemas.microsoft.com/office/word/2018/wordml/cex" xmlns:w16cid="http://schemas.microsoft.com/office/word/2016/wordml/cid" xmlns:w16="http://schemas.microsoft.com/office/word/2018/wordml" xmlns:w16du="http://schemas.microsoft.com/office/word/2023/wordml/word16du" xmlns:w16sdtdh="http://schemas.microsoft.com/office/word/2020/wordml/sdtdatahash" xmlns:w16sdtfl="http://schemas.microsoft.com/office/word/2024/wordml/sdtformatlock" xmlns:w16se="http://schemas.microsoft.com/office/word/2015/wordml/symex" xmlns:wpg="http://schemas.microsoft.com/office/word/2010/wordprocessingGroup" xmlns:wpi="http://schemas.microsoft.com/office/word/2010/wordprocessingInk" xmlns:wne="http://schemas.microsoft.com/office/word/2006/wordml" xmlns:wps="http://schemas.microsoft.com/office/word/2010/wordprocessingShape" mc:Ignorable="w14 w15 w16se w16cid w16 w16cex w16sdtdh w16sdtfl w16du wp14">
+<w:footnotes xmlns:wpc="http://schemas.microsoft.com/office/word/2010/wordprocessingCanvas" xmlns:cx="http://schemas.microsoft.com/office/drawing/2014/chartex" xmlns:cx1="http://schemas.microsoft.com/office/drawing/2015/9/8/chartex" xmlns:cx2="http://schemas.microsoft.com/office/drawing/2015/10/21/chartex" xmlns:cx3="http://schemas.microsoft.com/office/drawing/2016/5/9/chartex" xmlns:cx4="http://schemas.microsoft.com/office/drawing/2016/5/10/chartex" xmlns:cx5="http://schemas.microsoft.com/office/drawing/2016/5/11/chartex" xmlns:cx6="http://schemas.microsoft.com/office/drawing/2016/5/12/chartex" xmlns:cx7="http://schemas.microsoft.com/office/drawing/2016/5/13/chartex" xmlns:cx8="http://schemas.microsoft.com/office/drawing/2016/5/14/chartex" xmlns:mc="http://schemas.openxmlformats.org/markup-compatibility/2006" xmlns:aink="http://schemas.microsoft.com/office/drawing/2016/ink" xmlns:am3d="http://schemas.microsoft.com/office/drawing/2017/model3d" xmlns:o="urn:schemas-microsoft-com:office:office" xmlns:oel="http://schemas.microsoft.com/office/2019/extlst" xmlns:r="http://schemas.openxmlformats.org/officeDocument/2006/relationships" xmlns:m="http://schemas.openxmlformats.org/officeDocument/2006/math" xmlns:v="urn:schemas-microsoft-com:vml" xmlns:wp14="http://schemas.microsoft.com/office/word/2010/wordprocessingDrawing" xmlns:wp="http://schemas.openxmlformats.org/drawingml/2006/wordprocessingDrawing" xmlns:w10="urn:schemas-microsoft-com:office:word" xmlns:w="http://schemas.openxmlformats.org/wordprocessingml/2006/main" xmlns:w14="http://schemas.microsoft.com/office/word/2010/wordml" xmlns:w15="http://schemas.microsoft.com/office/word/2012/wordml" xmlns:w16cex="http://schemas.microsoft.com/office/word/2018/wordml/cex" xmlns:w16cid="http://schemas.microsoft.com/office/word/2016/wordml/cid" xmlns:w16="http://schemas.microsoft.com/office/word/2018/wordml" xmlns:w16du="http://schemas.microsoft.com/office/word/2023/wordml/word16du" xmlns:w16sdtdh="http://schemas.microsoft.com/office/word/2020/wordml/sdtdatahash" xmlns:w16sdtfl="http://schemas.microsoft.com/office/word/2024/wordml/sdtformatlock" xmlns:w16se="http://schemas.microsoft.com/office/word/2015/wordml/symex" xmlns:wpg="http://schemas.microsoft.com/office/word/2010/wordprocessingGroup" xmlns:wpi="http://schemas.microsoft.com/office/word/2010/wordprocessingInk" xmlns:wne="http://schemas.microsoft.com/office/word/2006/wordml" xmlns:wps="http://schemas.microsoft.com/office/word/2010/wordprocessingShape" mc:Ignorable="w14 w15 w16se w16cid w16 w16cex w16sdtdh w16sdtfl w16du wp14">
   <w:footnote w:type="separator" w:id="-1">
     <w:p>
       <w:pPr>
@@ -15014,7 +15263,7 @@
 </file>
 
 <file path=word/numbering.xml><?xml version="1.0" encoding="utf-8"?>
-<w:numbering xmlns:wpc="http://schemas.microsoft.com/office/word/2010/wordprocessingCanvas" xmlns:cx="http://schemas.microsoft.com/office/drawing/2014/chartex" xmlns:cx1="http://schemas.microsoft.com/office/drawing/2015/9/8/chartex" xmlns:cx2="http://schemas.microsoft.com/office/drawing/2015/10/21/chartex" xmlns:cx3="http://schemas.microsoft.com/office/drawing/2016/5/9/chartex" xmlns:cx4="http://schemas.microsoft.com/office/drawing/2016/5/10/chartex" xmlns:cx5="http://schemas.microsoft.com/office/drawing/2016/5/11/chartex" xmlns:cx6="http://schemas.microsoft.com/office/drawing/2016/5/12/chartex" xmlns:cx7="http://schemas.microsoft.com/office/drawing/2016/5/13/chartex" xmlns:cx8="http://schemas.microsoft.com/office/drawing/2016/5/14/chartex" xmlns:mc="http://schemas.openxmlformats.org/markup-compatibility/2006" xmlns:aink="http://schemas.microsoft.com/office/drawing/2016/ink" xmlns:am3d="http://schemas.microsoft.com/office/drawing/2017/model3d" xmlns:o="urn:schemas-microsoft-com:office:office" xmlns:oel="http://schemas.microsoft.com/office/2019/extlst" xmlns:r="http://schemas.openxmlformats.org/officeDocument/2006/relationships" xmlns:m="http://schemas.openxmlformats.org/officeDocument/2006/math" xmlns:v="urn:schemas-microsoft-com:vml" xmlns:wp14="http://schemas.microsoft.com/office/word/2010/wordprocessingDrawing" xmlns:wp="http://schemas.openxmlformats.org/drawingml/2006/wordprocessingDrawing" xmlns:w10="urn:schemas-microsoft-com:office:word" xmlns:w="http://schemas.openxmlformats.org/wordprocessingml/2006/main" xmlns:w14="http://schemas.microsoft.com/office/word/2010/wordml" xmlns:w15="http://schemas.microsoft.com/office/word/2012/wordml" xmlns:w16cei="http://schemas.microsoft.com/office/word/2026/wordml/cei" xmlns:w16cex="http://schemas.microsoft.com/office/word/2018/wordml/cex" xmlns:w16cid="http://schemas.microsoft.com/office/word/2016/wordml/cid" xmlns:w16="http://schemas.microsoft.com/office/word/2018/wordml" xmlns:w16du="http://schemas.microsoft.com/office/word/2023/wordml/word16du" xmlns:w16sdtdh="http://schemas.microsoft.com/office/word/2020/wordml/sdtdatahash" xmlns:w16sdtfl="http://schemas.microsoft.com/office/word/2024/wordml/sdtformatlock" xmlns:w16se="http://schemas.microsoft.com/office/word/2015/wordml/symex" xmlns:wpg="http://schemas.microsoft.com/office/word/2010/wordprocessingGroup" xmlns:wpi="http://schemas.microsoft.com/office/word/2010/wordprocessingInk" xmlns:wne="http://schemas.microsoft.com/office/word/2006/wordml" xmlns:wps="http://schemas.microsoft.com/office/word/2010/wordprocessingShape" mc:Ignorable="w14 w15 w16se w16cid w16 w16cex w16sdtdh w16sdtfl w16du wp14">
+<w:numbering xmlns:wpc="http://schemas.microsoft.com/office/word/2010/wordprocessingCanvas" xmlns:cx="http://schemas.microsoft.com/office/drawing/2014/chartex" xmlns:cx1="http://schemas.microsoft.com/office/drawing/2015/9/8/chartex" xmlns:cx2="http://schemas.microsoft.com/office/drawing/2015/10/21/chartex" xmlns:cx3="http://schemas.microsoft.com/office/drawing/2016/5/9/chartex" xmlns:cx4="http://schemas.microsoft.com/office/drawing/2016/5/10/chartex" xmlns:cx5="http://schemas.microsoft.com/office/drawing/2016/5/11/chartex" xmlns:cx6="http://schemas.microsoft.com/office/drawing/2016/5/12/chartex" xmlns:cx7="http://schemas.microsoft.com/office/drawing/2016/5/13/chartex" xmlns:cx8="http://schemas.microsoft.com/office/drawing/2016/5/14/chartex" xmlns:mc="http://schemas.openxmlformats.org/markup-compatibility/2006" xmlns:aink="http://schemas.microsoft.com/office/drawing/2016/ink" xmlns:am3d="http://schemas.microsoft.com/office/drawing/2017/model3d" xmlns:o="urn:schemas-microsoft-com:office:office" xmlns:oel="http://schemas.microsoft.com/office/2019/extlst" xmlns:r="http://schemas.openxmlformats.org/officeDocument/2006/relationships" xmlns:m="http://schemas.openxmlformats.org/officeDocument/2006/math" xmlns:v="urn:schemas-microsoft-com:vml" xmlns:wp14="http://schemas.microsoft.com/office/word/2010/wordprocessingDrawing" xmlns:wp="http://schemas.openxmlformats.org/drawingml/2006/wordprocessingDrawing" xmlns:w10="urn:schemas-microsoft-com:office:word" xmlns:w="http://schemas.openxmlformats.org/wordprocessingml/2006/main" xmlns:w14="http://schemas.microsoft.com/office/word/2010/wordml" xmlns:w15="http://schemas.microsoft.com/office/word/2012/wordml" xmlns:w16cex="http://schemas.microsoft.com/office/word/2018/wordml/cex" xmlns:w16cid="http://schemas.microsoft.com/office/word/2016/wordml/cid" xmlns:w16="http://schemas.microsoft.com/office/word/2018/wordml" xmlns:w16du="http://schemas.microsoft.com/office/word/2023/wordml/word16du" xmlns:w16sdtdh="http://schemas.microsoft.com/office/word/2020/wordml/sdtdatahash" xmlns:w16sdtfl="http://schemas.microsoft.com/office/word/2024/wordml/sdtformatlock" xmlns:w16se="http://schemas.microsoft.com/office/word/2015/wordml/symex" xmlns:wpg="http://schemas.microsoft.com/office/word/2010/wordprocessingGroup" xmlns:wpi="http://schemas.microsoft.com/office/word/2010/wordprocessingInk" xmlns:wne="http://schemas.microsoft.com/office/word/2006/wordml" xmlns:wps="http://schemas.microsoft.com/office/word/2010/wordprocessingShape" mc:Ignorable="w14 w15 w16se w16cid w16 w16cex w16sdtdh w16sdtfl w16du wp14">
   <w:abstractNum w:abstractNumId="0" w15:restartNumberingAfterBreak="0">
     <w:nsid w:val="0A8D7597"/>
     <w:multiLevelType w:val="hybridMultilevel"/>

--- a/test/股票交易记录.docx
+++ b/test/股票交易记录.docx
@@ -164,7 +164,21 @@
         <w:rPr>
           <w:rFonts w:ascii="宋体" w:eastAsia="宋体" w:hAnsi="宋体" w:hint="eastAsia"/>
         </w:rPr>
-        <w:t>***中粮科技、中国海防依旧被套牢，作为警示！！！；</w:t>
+        <w:t>***中粮科技、中国海防依旧被套牢，作为警示</w:t>
+      </w:r>
+      <w:proofErr w:type="gramStart"/>
+      <w:r>
+        <w:rPr>
+          <w:rFonts w:ascii="宋体" w:eastAsia="宋体" w:hAnsi="宋体" w:hint="eastAsia"/>
+        </w:rPr>
+        <w:t>！！！</w:t>
+      </w:r>
+      <w:proofErr w:type="gramEnd"/>
+      <w:r>
+        <w:rPr>
+          <w:rFonts w:ascii="宋体" w:eastAsia="宋体" w:hAnsi="宋体" w:hint="eastAsia"/>
+        </w:rPr>
+        <w:t>；</w:t>
       </w:r>
     </w:p>
     <w:p>
@@ -322,7 +336,21 @@
         <w:rPr>
           <w:rFonts w:ascii="宋体" w:eastAsia="宋体" w:hAnsi="宋体" w:hint="eastAsia"/>
         </w:rPr>
-        <w:t>***中粮科技、中国海防依旧被套牢，作为警示！！！；</w:t>
+        <w:t>***中粮科技、中国海防依旧被套牢，作为警示</w:t>
+      </w:r>
+      <w:proofErr w:type="gramStart"/>
+      <w:r>
+        <w:rPr>
+          <w:rFonts w:ascii="宋体" w:eastAsia="宋体" w:hAnsi="宋体" w:hint="eastAsia"/>
+        </w:rPr>
+        <w:t>！！！</w:t>
+      </w:r>
+      <w:proofErr w:type="gramEnd"/>
+      <w:r>
+        <w:rPr>
+          <w:rFonts w:ascii="宋体" w:eastAsia="宋体" w:hAnsi="宋体" w:hint="eastAsia"/>
+        </w:rPr>
+        <w:t>；</w:t>
       </w:r>
     </w:p>
     <w:p>
@@ -481,7 +509,21 @@
         <w:rPr>
           <w:rFonts w:ascii="宋体" w:eastAsia="宋体" w:hAnsi="宋体" w:hint="eastAsia"/>
         </w:rPr>
-        <w:t>***中粮科技、中国海防依旧被套牢，作为警示！！！；</w:t>
+        <w:t>***中粮科技、中国海防依旧被套牢，作为警示</w:t>
+      </w:r>
+      <w:proofErr w:type="gramStart"/>
+      <w:r>
+        <w:rPr>
+          <w:rFonts w:ascii="宋体" w:eastAsia="宋体" w:hAnsi="宋体" w:hint="eastAsia"/>
+        </w:rPr>
+        <w:t>！！！</w:t>
+      </w:r>
+      <w:proofErr w:type="gramEnd"/>
+      <w:r>
+        <w:rPr>
+          <w:rFonts w:ascii="宋体" w:eastAsia="宋体" w:hAnsi="宋体" w:hint="eastAsia"/>
+        </w:rPr>
+        <w:t>；</w:t>
       </w:r>
     </w:p>
     <w:p>
@@ -698,7 +740,21 @@
         <w:rPr>
           <w:rFonts w:ascii="宋体" w:eastAsia="宋体" w:hAnsi="宋体" w:hint="eastAsia"/>
         </w:rPr>
-        <w:t>***中粮科技、中国海防依旧被套牢，作为警示！！！；</w:t>
+        <w:t>***中粮科技、中国海防依旧被套牢，作为警示</w:t>
+      </w:r>
+      <w:proofErr w:type="gramStart"/>
+      <w:r>
+        <w:rPr>
+          <w:rFonts w:ascii="宋体" w:eastAsia="宋体" w:hAnsi="宋体" w:hint="eastAsia"/>
+        </w:rPr>
+        <w:t>！！！</w:t>
+      </w:r>
+      <w:proofErr w:type="gramEnd"/>
+      <w:r>
+        <w:rPr>
+          <w:rFonts w:ascii="宋体" w:eastAsia="宋体" w:hAnsi="宋体" w:hint="eastAsia"/>
+        </w:rPr>
+        <w:t>；</w:t>
       </w:r>
     </w:p>
     <w:p>
@@ -890,7 +946,21 @@
         <w:rPr>
           <w:rFonts w:ascii="宋体" w:eastAsia="宋体" w:hAnsi="宋体" w:hint="eastAsia"/>
         </w:rPr>
-        <w:t>***中粮科技、中国海防依旧被套牢，作为警示！！！；</w:t>
+        <w:t>***中粮科技、中国海防依旧被套牢，作为警示</w:t>
+      </w:r>
+      <w:proofErr w:type="gramStart"/>
+      <w:r>
+        <w:rPr>
+          <w:rFonts w:ascii="宋体" w:eastAsia="宋体" w:hAnsi="宋体" w:hint="eastAsia"/>
+        </w:rPr>
+        <w:t>！！！</w:t>
+      </w:r>
+      <w:proofErr w:type="gramEnd"/>
+      <w:r>
+        <w:rPr>
+          <w:rFonts w:ascii="宋体" w:eastAsia="宋体" w:hAnsi="宋体" w:hint="eastAsia"/>
+        </w:rPr>
+        <w:t>；</w:t>
       </w:r>
     </w:p>
     <w:p>
@@ -1081,7 +1151,21 @@
         <w:rPr>
           <w:rFonts w:ascii="宋体" w:eastAsia="宋体" w:hAnsi="宋体" w:hint="eastAsia"/>
         </w:rPr>
-        <w:t>***中粮科技、中国海防依旧被套牢，作为警示！！！；</w:t>
+        <w:t>***中粮科技、中国海防依旧被套牢，作为警示</w:t>
+      </w:r>
+      <w:proofErr w:type="gramStart"/>
+      <w:r>
+        <w:rPr>
+          <w:rFonts w:ascii="宋体" w:eastAsia="宋体" w:hAnsi="宋体" w:hint="eastAsia"/>
+        </w:rPr>
+        <w:t>！！！</w:t>
+      </w:r>
+      <w:proofErr w:type="gramEnd"/>
+      <w:r>
+        <w:rPr>
+          <w:rFonts w:ascii="宋体" w:eastAsia="宋体" w:hAnsi="宋体" w:hint="eastAsia"/>
+        </w:rPr>
+        <w:t>；</w:t>
       </w:r>
     </w:p>
     <w:p>
@@ -1293,7 +1377,21 @@
         <w:rPr>
           <w:rFonts w:ascii="宋体" w:eastAsia="宋体" w:hAnsi="宋体" w:hint="eastAsia"/>
         </w:rPr>
-        <w:t>***中粮科技、中国海防依旧被套牢，作为警示！！！；</w:t>
+        <w:t>***中粮科技、中国海防依旧被套牢，作为警示</w:t>
+      </w:r>
+      <w:proofErr w:type="gramStart"/>
+      <w:r>
+        <w:rPr>
+          <w:rFonts w:ascii="宋体" w:eastAsia="宋体" w:hAnsi="宋体" w:hint="eastAsia"/>
+        </w:rPr>
+        <w:t>！！！</w:t>
+      </w:r>
+      <w:proofErr w:type="gramEnd"/>
+      <w:r>
+        <w:rPr>
+          <w:rFonts w:ascii="宋体" w:eastAsia="宋体" w:hAnsi="宋体" w:hint="eastAsia"/>
+        </w:rPr>
+        <w:t>；</w:t>
       </w:r>
     </w:p>
     <w:p>
@@ -1471,7 +1569,21 @@
         <w:rPr>
           <w:rFonts w:ascii="宋体" w:eastAsia="宋体" w:hAnsi="宋体" w:hint="eastAsia"/>
         </w:rPr>
-        <w:t>***中粮科技、中国海防依旧被套牢，作为警示！！！；</w:t>
+        <w:t>***中粮科技、中国海防依旧被套牢，作为警示</w:t>
+      </w:r>
+      <w:proofErr w:type="gramStart"/>
+      <w:r>
+        <w:rPr>
+          <w:rFonts w:ascii="宋体" w:eastAsia="宋体" w:hAnsi="宋体" w:hint="eastAsia"/>
+        </w:rPr>
+        <w:t>！！！</w:t>
+      </w:r>
+      <w:proofErr w:type="gramEnd"/>
+      <w:r>
+        <w:rPr>
+          <w:rFonts w:ascii="宋体" w:eastAsia="宋体" w:hAnsi="宋体" w:hint="eastAsia"/>
+        </w:rPr>
+        <w:t>；</w:t>
       </w:r>
     </w:p>
     <w:p>
@@ -1728,7 +1840,21 @@
         <w:rPr>
           <w:rFonts w:ascii="宋体" w:eastAsia="宋体" w:hAnsi="宋体" w:hint="eastAsia"/>
         </w:rPr>
-        <w:t>***中粮科技、中国海防依旧被套牢，作为警示！！！；</w:t>
+        <w:t>***中粮科技、中国海防依旧被套牢，作为警示</w:t>
+      </w:r>
+      <w:proofErr w:type="gramStart"/>
+      <w:r>
+        <w:rPr>
+          <w:rFonts w:ascii="宋体" w:eastAsia="宋体" w:hAnsi="宋体" w:hint="eastAsia"/>
+        </w:rPr>
+        <w:t>！！！</w:t>
+      </w:r>
+      <w:proofErr w:type="gramEnd"/>
+      <w:r>
+        <w:rPr>
+          <w:rFonts w:ascii="宋体" w:eastAsia="宋体" w:hAnsi="宋体" w:hint="eastAsia"/>
+        </w:rPr>
+        <w:t>；</w:t>
       </w:r>
     </w:p>
     <w:p>
@@ -1840,7 +1966,21 @@
         <w:rPr>
           <w:rFonts w:ascii="宋体" w:eastAsia="宋体" w:hAnsi="宋体" w:hint="eastAsia"/>
         </w:rPr>
-        <w:t>***中粮科技、中国海防依旧被套牢，作为警示！！！；</w:t>
+        <w:t>***中粮科技、中国海防依旧被套牢，作为警示</w:t>
+      </w:r>
+      <w:proofErr w:type="gramStart"/>
+      <w:r>
+        <w:rPr>
+          <w:rFonts w:ascii="宋体" w:eastAsia="宋体" w:hAnsi="宋体" w:hint="eastAsia"/>
+        </w:rPr>
+        <w:t>！！！</w:t>
+      </w:r>
+      <w:proofErr w:type="gramEnd"/>
+      <w:r>
+        <w:rPr>
+          <w:rFonts w:ascii="宋体" w:eastAsia="宋体" w:hAnsi="宋体" w:hint="eastAsia"/>
+        </w:rPr>
+        <w:t>；</w:t>
       </w:r>
     </w:p>
     <w:p>
@@ -2038,7 +2178,21 @@
         <w:rPr>
           <w:rFonts w:ascii="宋体" w:eastAsia="宋体" w:hAnsi="宋体" w:hint="eastAsia"/>
         </w:rPr>
-        <w:t>***中粮科技、中国海防依旧被套牢，作为警示！！！；</w:t>
+        <w:t>***中粮科技、中国海防依旧被套牢，作为警示</w:t>
+      </w:r>
+      <w:proofErr w:type="gramStart"/>
+      <w:r>
+        <w:rPr>
+          <w:rFonts w:ascii="宋体" w:eastAsia="宋体" w:hAnsi="宋体" w:hint="eastAsia"/>
+        </w:rPr>
+        <w:t>！！！</w:t>
+      </w:r>
+      <w:proofErr w:type="gramEnd"/>
+      <w:r>
+        <w:rPr>
+          <w:rFonts w:ascii="宋体" w:eastAsia="宋体" w:hAnsi="宋体" w:hint="eastAsia"/>
+        </w:rPr>
+        <w:t>；</w:t>
       </w:r>
     </w:p>
     <w:p>
@@ -2257,7 +2411,21 @@
         <w:rPr>
           <w:rFonts w:ascii="宋体" w:eastAsia="宋体" w:hAnsi="宋体" w:hint="eastAsia"/>
         </w:rPr>
-        <w:t>***中粮科技、中国海防依旧被套牢，作为警示！！！；</w:t>
+        <w:t>***中粮科技、中国海防依旧被套牢，作为警示</w:t>
+      </w:r>
+      <w:proofErr w:type="gramStart"/>
+      <w:r>
+        <w:rPr>
+          <w:rFonts w:ascii="宋体" w:eastAsia="宋体" w:hAnsi="宋体" w:hint="eastAsia"/>
+        </w:rPr>
+        <w:t>！！！</w:t>
+      </w:r>
+      <w:proofErr w:type="gramEnd"/>
+      <w:r>
+        <w:rPr>
+          <w:rFonts w:ascii="宋体" w:eastAsia="宋体" w:hAnsi="宋体" w:hint="eastAsia"/>
+        </w:rPr>
+        <w:t>；</w:t>
       </w:r>
     </w:p>
     <w:p>
@@ -2409,7 +2577,21 @@
         <w:rPr>
           <w:rFonts w:ascii="宋体" w:eastAsia="宋体" w:hAnsi="宋体" w:hint="eastAsia"/>
         </w:rPr>
-        <w:t>***中粮科技、中国海防依旧被套牢，作为警示！！！；</w:t>
+        <w:t>***中粮科技、中国海防依旧被套牢，作为警示</w:t>
+      </w:r>
+      <w:proofErr w:type="gramStart"/>
+      <w:r>
+        <w:rPr>
+          <w:rFonts w:ascii="宋体" w:eastAsia="宋体" w:hAnsi="宋体" w:hint="eastAsia"/>
+        </w:rPr>
+        <w:t>！！！</w:t>
+      </w:r>
+      <w:proofErr w:type="gramEnd"/>
+      <w:r>
+        <w:rPr>
+          <w:rFonts w:ascii="宋体" w:eastAsia="宋体" w:hAnsi="宋体" w:hint="eastAsia"/>
+        </w:rPr>
+        <w:t>；</w:t>
       </w:r>
     </w:p>
     <w:p>
@@ -2621,7 +2803,21 @@
         <w:rPr>
           <w:rFonts w:ascii="宋体" w:eastAsia="宋体" w:hAnsi="宋体" w:hint="eastAsia"/>
         </w:rPr>
-        <w:t>***中粮科技、中国海防依旧被套牢，作为警示！！！；</w:t>
+        <w:t>***中粮科技、中国海防依旧被套牢，作为警示</w:t>
+      </w:r>
+      <w:proofErr w:type="gramStart"/>
+      <w:r>
+        <w:rPr>
+          <w:rFonts w:ascii="宋体" w:eastAsia="宋体" w:hAnsi="宋体" w:hint="eastAsia"/>
+        </w:rPr>
+        <w:t>！！！</w:t>
+      </w:r>
+      <w:proofErr w:type="gramEnd"/>
+      <w:r>
+        <w:rPr>
+          <w:rFonts w:ascii="宋体" w:eastAsia="宋体" w:hAnsi="宋体" w:hint="eastAsia"/>
+        </w:rPr>
+        <w:t>；</w:t>
       </w:r>
     </w:p>
     <w:p>
@@ -2838,7 +3034,21 @@
         <w:rPr>
           <w:rFonts w:ascii="宋体" w:eastAsia="宋体" w:hAnsi="宋体" w:hint="eastAsia"/>
         </w:rPr>
-        <w:t># 中粮科技、中国海防依旧被套牢，作为警示！！！；</w:t>
+        <w:t># 中粮科技、中国海防依旧被套牢，作为警示</w:t>
+      </w:r>
+      <w:proofErr w:type="gramStart"/>
+      <w:r>
+        <w:rPr>
+          <w:rFonts w:ascii="宋体" w:eastAsia="宋体" w:hAnsi="宋体" w:hint="eastAsia"/>
+        </w:rPr>
+        <w:t>！！！</w:t>
+      </w:r>
+      <w:proofErr w:type="gramEnd"/>
+      <w:r>
+        <w:rPr>
+          <w:rFonts w:ascii="宋体" w:eastAsia="宋体" w:hAnsi="宋体" w:hint="eastAsia"/>
+        </w:rPr>
+        <w:t>；</w:t>
       </w:r>
     </w:p>
     <w:p>
@@ -3128,7 +3338,21 @@
         <w:rPr>
           <w:rFonts w:ascii="宋体" w:eastAsia="宋体" w:hAnsi="宋体" w:hint="eastAsia"/>
         </w:rPr>
-        <w:t># 中粮科技、中国海防依旧被套牢，作为警示！！！；</w:t>
+        <w:t># 中粮科技、中国海防依旧被套牢，作为警示</w:t>
+      </w:r>
+      <w:proofErr w:type="gramStart"/>
+      <w:r>
+        <w:rPr>
+          <w:rFonts w:ascii="宋体" w:eastAsia="宋体" w:hAnsi="宋体" w:hint="eastAsia"/>
+        </w:rPr>
+        <w:t>！！！</w:t>
+      </w:r>
+      <w:proofErr w:type="gramEnd"/>
+      <w:r>
+        <w:rPr>
+          <w:rFonts w:ascii="宋体" w:eastAsia="宋体" w:hAnsi="宋体" w:hint="eastAsia"/>
+        </w:rPr>
+        <w:t>；</w:t>
       </w:r>
     </w:p>
     <w:p>
@@ -3556,7 +3780,21 @@
         <w:rPr>
           <w:rFonts w:ascii="宋体" w:eastAsia="宋体" w:hAnsi="宋体" w:hint="eastAsia"/>
         </w:rPr>
-        <w:t># 中粮科技、中国海防依旧被套牢，作为警示！！！；</w:t>
+        <w:t># 中粮科技、中国海防依旧被套牢，作为警示</w:t>
+      </w:r>
+      <w:proofErr w:type="gramStart"/>
+      <w:r>
+        <w:rPr>
+          <w:rFonts w:ascii="宋体" w:eastAsia="宋体" w:hAnsi="宋体" w:hint="eastAsia"/>
+        </w:rPr>
+        <w:t>！！！</w:t>
+      </w:r>
+      <w:proofErr w:type="gramEnd"/>
+      <w:r>
+        <w:rPr>
+          <w:rFonts w:ascii="宋体" w:eastAsia="宋体" w:hAnsi="宋体" w:hint="eastAsia"/>
+        </w:rPr>
+        <w:t>；</w:t>
       </w:r>
     </w:p>
     <w:p>
@@ -3918,7 +4156,21 @@
         <w:rPr>
           <w:rFonts w:ascii="宋体" w:eastAsia="宋体" w:hAnsi="宋体" w:hint="eastAsia"/>
         </w:rPr>
-        <w:t># 中粮科技、中国海防依旧被套牢，作为警示！！！；</w:t>
+        <w:t># 中粮科技、中国海防依旧被套牢，作为警示</w:t>
+      </w:r>
+      <w:proofErr w:type="gramStart"/>
+      <w:r>
+        <w:rPr>
+          <w:rFonts w:ascii="宋体" w:eastAsia="宋体" w:hAnsi="宋体" w:hint="eastAsia"/>
+        </w:rPr>
+        <w:t>！！！</w:t>
+      </w:r>
+      <w:proofErr w:type="gramEnd"/>
+      <w:r>
+        <w:rPr>
+          <w:rFonts w:ascii="宋体" w:eastAsia="宋体" w:hAnsi="宋体" w:hint="eastAsia"/>
+        </w:rPr>
+        <w:t>；</w:t>
       </w:r>
     </w:p>
     <w:p>
@@ -4233,7 +4485,21 @@
         <w:rPr>
           <w:rFonts w:ascii="宋体" w:eastAsia="宋体" w:hAnsi="宋体" w:hint="eastAsia"/>
         </w:rPr>
-        <w:t># 中粮科技、中国海防依旧被套牢，作为警示！！！；</w:t>
+        <w:t># 中粮科技、中国海防依旧被套牢，作为警示</w:t>
+      </w:r>
+      <w:proofErr w:type="gramStart"/>
+      <w:r>
+        <w:rPr>
+          <w:rFonts w:ascii="宋体" w:eastAsia="宋体" w:hAnsi="宋体" w:hint="eastAsia"/>
+        </w:rPr>
+        <w:t>！！！</w:t>
+      </w:r>
+      <w:proofErr w:type="gramEnd"/>
+      <w:r>
+        <w:rPr>
+          <w:rFonts w:ascii="宋体" w:eastAsia="宋体" w:hAnsi="宋体" w:hint="eastAsia"/>
+        </w:rPr>
+        <w:t>；</w:t>
       </w:r>
     </w:p>
     <w:p>
@@ -4608,7 +4874,21 @@
         <w:rPr>
           <w:rFonts w:ascii="宋体" w:eastAsia="宋体" w:hAnsi="宋体" w:hint="eastAsia"/>
         </w:rPr>
-        <w:t># 中粮科技、中国海防依旧被套牢，作为警示！！！；</w:t>
+        <w:t># 中粮科技、中国海防依旧被套牢，作为警示</w:t>
+      </w:r>
+      <w:proofErr w:type="gramStart"/>
+      <w:r>
+        <w:rPr>
+          <w:rFonts w:ascii="宋体" w:eastAsia="宋体" w:hAnsi="宋体" w:hint="eastAsia"/>
+        </w:rPr>
+        <w:t>！！！</w:t>
+      </w:r>
+      <w:proofErr w:type="gramEnd"/>
+      <w:r>
+        <w:rPr>
+          <w:rFonts w:ascii="宋体" w:eastAsia="宋体" w:hAnsi="宋体" w:hint="eastAsia"/>
+        </w:rPr>
+        <w:t>；</w:t>
       </w:r>
     </w:p>
     <w:p>
@@ -4937,7 +5217,21 @@
         <w:rPr>
           <w:rFonts w:ascii="宋体" w:eastAsia="宋体" w:hAnsi="宋体" w:hint="eastAsia"/>
         </w:rPr>
-        <w:t># 中粮科技、中国海防依旧被套牢，作为警示！！！；</w:t>
+        <w:t># 中粮科技、中国海防依旧被套牢，作为警示</w:t>
+      </w:r>
+      <w:proofErr w:type="gramStart"/>
+      <w:r>
+        <w:rPr>
+          <w:rFonts w:ascii="宋体" w:eastAsia="宋体" w:hAnsi="宋体" w:hint="eastAsia"/>
+        </w:rPr>
+        <w:t>！！！</w:t>
+      </w:r>
+      <w:proofErr w:type="gramEnd"/>
+      <w:r>
+        <w:rPr>
+          <w:rFonts w:ascii="宋体" w:eastAsia="宋体" w:hAnsi="宋体" w:hint="eastAsia"/>
+        </w:rPr>
+        <w:t>；</w:t>
       </w:r>
     </w:p>
     <w:p>
@@ -5266,7 +5560,21 @@
         <w:rPr>
           <w:rFonts w:ascii="宋体" w:eastAsia="宋体" w:hAnsi="宋体" w:hint="eastAsia"/>
         </w:rPr>
-        <w:t># 中粮科技、中国海防依旧被套牢，作为警示！！！；</w:t>
+        <w:t># 中粮科技、中国海防依旧被套牢，作为警示</w:t>
+      </w:r>
+      <w:proofErr w:type="gramStart"/>
+      <w:r>
+        <w:rPr>
+          <w:rFonts w:ascii="宋体" w:eastAsia="宋体" w:hAnsi="宋体" w:hint="eastAsia"/>
+        </w:rPr>
+        <w:t>！！！</w:t>
+      </w:r>
+      <w:proofErr w:type="gramEnd"/>
+      <w:r>
+        <w:rPr>
+          <w:rFonts w:ascii="宋体" w:eastAsia="宋体" w:hAnsi="宋体" w:hint="eastAsia"/>
+        </w:rPr>
+        <w:t>；</w:t>
       </w:r>
     </w:p>
     <w:p>
@@ -5641,7 +5949,21 @@
         <w:rPr>
           <w:rFonts w:ascii="宋体" w:eastAsia="宋体" w:hAnsi="宋体" w:hint="eastAsia"/>
         </w:rPr>
-        <w:t># 中粮科技、中国海防依旧被套牢，作为警示！！！；</w:t>
+        <w:t># 中粮科技、中国海防依旧被套牢，作为警示</w:t>
+      </w:r>
+      <w:proofErr w:type="gramStart"/>
+      <w:r>
+        <w:rPr>
+          <w:rFonts w:ascii="宋体" w:eastAsia="宋体" w:hAnsi="宋体" w:hint="eastAsia"/>
+        </w:rPr>
+        <w:t>！！！</w:t>
+      </w:r>
+      <w:proofErr w:type="gramEnd"/>
+      <w:r>
+        <w:rPr>
+          <w:rFonts w:ascii="宋体" w:eastAsia="宋体" w:hAnsi="宋体" w:hint="eastAsia"/>
+        </w:rPr>
+        <w:t>；</w:t>
       </w:r>
     </w:p>
     <w:p>
@@ -5943,7 +6265,21 @@
         <w:rPr>
           <w:rFonts w:ascii="宋体" w:eastAsia="宋体" w:hAnsi="宋体" w:hint="eastAsia"/>
         </w:rPr>
-        <w:t># 中粮科技、中国海防依旧被套牢，作为警示！！！；</w:t>
+        <w:t># 中粮科技、中国海防依旧被套牢，作为警示</w:t>
+      </w:r>
+      <w:proofErr w:type="gramStart"/>
+      <w:r>
+        <w:rPr>
+          <w:rFonts w:ascii="宋体" w:eastAsia="宋体" w:hAnsi="宋体" w:hint="eastAsia"/>
+        </w:rPr>
+        <w:t>！！！</w:t>
+      </w:r>
+      <w:proofErr w:type="gramEnd"/>
+      <w:r>
+        <w:rPr>
+          <w:rFonts w:ascii="宋体" w:eastAsia="宋体" w:hAnsi="宋体" w:hint="eastAsia"/>
+        </w:rPr>
+        <w:t>；</w:t>
       </w:r>
     </w:p>
     <w:p>
@@ -6246,7 +6582,21 @@
         <w:rPr>
           <w:rFonts w:ascii="宋体" w:eastAsia="宋体" w:hAnsi="宋体" w:hint="eastAsia"/>
         </w:rPr>
-        <w:t># 中粮科技、中国海防依旧被套牢，作为警示！！！；</w:t>
+        <w:t># 中粮科技、中国海防依旧被套牢，作为警示</w:t>
+      </w:r>
+      <w:proofErr w:type="gramStart"/>
+      <w:r>
+        <w:rPr>
+          <w:rFonts w:ascii="宋体" w:eastAsia="宋体" w:hAnsi="宋体" w:hint="eastAsia"/>
+        </w:rPr>
+        <w:t>！！！</w:t>
+      </w:r>
+      <w:proofErr w:type="gramEnd"/>
+      <w:r>
+        <w:rPr>
+          <w:rFonts w:ascii="宋体" w:eastAsia="宋体" w:hAnsi="宋体" w:hint="eastAsia"/>
+        </w:rPr>
+        <w:t>；</w:t>
       </w:r>
     </w:p>
     <w:p>
@@ -6549,7 +6899,21 @@
         <w:rPr>
           <w:rFonts w:ascii="宋体" w:eastAsia="宋体" w:hAnsi="宋体" w:hint="eastAsia"/>
         </w:rPr>
-        <w:t># 中粮科技、中国海防依旧被套牢，作为警示！！！；</w:t>
+        <w:t># 中粮科技、中国海防依旧被套牢，作为警示</w:t>
+      </w:r>
+      <w:proofErr w:type="gramStart"/>
+      <w:r>
+        <w:rPr>
+          <w:rFonts w:ascii="宋体" w:eastAsia="宋体" w:hAnsi="宋体" w:hint="eastAsia"/>
+        </w:rPr>
+        <w:t>！！！</w:t>
+      </w:r>
+      <w:proofErr w:type="gramEnd"/>
+      <w:r>
+        <w:rPr>
+          <w:rFonts w:ascii="宋体" w:eastAsia="宋体" w:hAnsi="宋体" w:hint="eastAsia"/>
+        </w:rPr>
+        <w:t>；</w:t>
       </w:r>
     </w:p>
     <w:p>
@@ -6772,8 +7136,16 @@
         <w:rPr>
           <w:rFonts w:ascii="宋体" w:eastAsia="宋体" w:hAnsi="宋体" w:hint="eastAsia"/>
         </w:rPr>
-        <w:t>3）复盘：；</w:t>
-      </w:r>
+        <w:t>3）复盘</w:t>
+      </w:r>
+      <w:proofErr w:type="gramStart"/>
+      <w:r>
+        <w:rPr>
+          <w:rFonts w:ascii="宋体" w:eastAsia="宋体" w:hAnsi="宋体" w:hint="eastAsia"/>
+        </w:rPr>
+        <w:t>：；</w:t>
+      </w:r>
+      <w:proofErr w:type="gramEnd"/>
     </w:p>
     <w:p>
       <w:pPr>
@@ -7232,8 +7604,16 @@
         <w:rPr>
           <w:rFonts w:ascii="宋体" w:eastAsia="宋体" w:hAnsi="宋体" w:hint="eastAsia"/>
         </w:rPr>
-        <w:t>3）复盘：；</w:t>
-      </w:r>
+        <w:t>3）复盘</w:t>
+      </w:r>
+      <w:proofErr w:type="gramStart"/>
+      <w:r>
+        <w:rPr>
+          <w:rFonts w:ascii="宋体" w:eastAsia="宋体" w:hAnsi="宋体" w:hint="eastAsia"/>
+        </w:rPr>
+        <w:t>：；</w:t>
+      </w:r>
+      <w:proofErr w:type="gramEnd"/>
     </w:p>
     <w:p>
       <w:pPr>
@@ -7312,7 +7692,21 @@
         <w:rPr>
           <w:rFonts w:ascii="宋体" w:eastAsia="宋体" w:hAnsi="宋体" w:hint="eastAsia"/>
         </w:rPr>
-        <w:t># 中粮科技、中国海防依旧被套牢，作为警示！！！；</w:t>
+        <w:t># 中粮科技、中国海防依旧被套牢，作为警示</w:t>
+      </w:r>
+      <w:proofErr w:type="gramStart"/>
+      <w:r>
+        <w:rPr>
+          <w:rFonts w:ascii="宋体" w:eastAsia="宋体" w:hAnsi="宋体" w:hint="eastAsia"/>
+        </w:rPr>
+        <w:t>！！！</w:t>
+      </w:r>
+      <w:proofErr w:type="gramEnd"/>
+      <w:r>
+        <w:rPr>
+          <w:rFonts w:ascii="宋体" w:eastAsia="宋体" w:hAnsi="宋体" w:hint="eastAsia"/>
+        </w:rPr>
+        <w:t>；</w:t>
       </w:r>
     </w:p>
     <w:p>
@@ -7443,7 +7837,21 @@
         <w:rPr>
           <w:rFonts w:ascii="宋体" w:eastAsia="宋体" w:hAnsi="宋体" w:hint="eastAsia"/>
         </w:rPr>
-        <w:t># 中粮科技、中国海防依旧被套牢，作为警示！！！；</w:t>
+        <w:t># 中粮科技、中国海防依旧被套牢，作为警示</w:t>
+      </w:r>
+      <w:proofErr w:type="gramStart"/>
+      <w:r>
+        <w:rPr>
+          <w:rFonts w:ascii="宋体" w:eastAsia="宋体" w:hAnsi="宋体" w:hint="eastAsia"/>
+        </w:rPr>
+        <w:t>！！！</w:t>
+      </w:r>
+      <w:proofErr w:type="gramEnd"/>
+      <w:r>
+        <w:rPr>
+          <w:rFonts w:ascii="宋体" w:eastAsia="宋体" w:hAnsi="宋体" w:hint="eastAsia"/>
+        </w:rPr>
+        <w:t>；</w:t>
       </w:r>
     </w:p>
     <w:p>
@@ -7725,8 +8133,16 @@
         <w:rPr>
           <w:rFonts w:ascii="宋体" w:eastAsia="宋体" w:hAnsi="宋体" w:hint="eastAsia"/>
         </w:rPr>
-        <w:t>3）复盘：；</w:t>
-      </w:r>
+        <w:t>3）复盘</w:t>
+      </w:r>
+      <w:proofErr w:type="gramStart"/>
+      <w:r>
+        <w:rPr>
+          <w:rFonts w:ascii="宋体" w:eastAsia="宋体" w:hAnsi="宋体" w:hint="eastAsia"/>
+        </w:rPr>
+        <w:t>：；</w:t>
+      </w:r>
+      <w:proofErr w:type="gramEnd"/>
     </w:p>
     <w:p>
       <w:pPr>
@@ -7805,7 +8221,21 @@
         <w:rPr>
           <w:rFonts w:ascii="宋体" w:eastAsia="宋体" w:hAnsi="宋体" w:hint="eastAsia"/>
         </w:rPr>
-        <w:t># 中粮科技、中国海防依旧被套牢，作为警示！！！；</w:t>
+        <w:t># 中粮科技、中国海防依旧被套牢，作为警示</w:t>
+      </w:r>
+      <w:proofErr w:type="gramStart"/>
+      <w:r>
+        <w:rPr>
+          <w:rFonts w:ascii="宋体" w:eastAsia="宋体" w:hAnsi="宋体" w:hint="eastAsia"/>
+        </w:rPr>
+        <w:t>！！！</w:t>
+      </w:r>
+      <w:proofErr w:type="gramEnd"/>
+      <w:r>
+        <w:rPr>
+          <w:rFonts w:ascii="宋体" w:eastAsia="宋体" w:hAnsi="宋体" w:hint="eastAsia"/>
+        </w:rPr>
+        <w:t>；</w:t>
       </w:r>
     </w:p>
     <w:p>
@@ -8192,7 +8622,21 @@
         <w:rPr>
           <w:rFonts w:ascii="宋体" w:eastAsia="宋体" w:hAnsi="宋体" w:hint="eastAsia"/>
         </w:rPr>
-        <w:t># 中粮科技、中国海防依旧被套牢，作为警示！！！；</w:t>
+        <w:t># 中粮科技、中国海防依旧被套牢，作为警示</w:t>
+      </w:r>
+      <w:proofErr w:type="gramStart"/>
+      <w:r>
+        <w:rPr>
+          <w:rFonts w:ascii="宋体" w:eastAsia="宋体" w:hAnsi="宋体" w:hint="eastAsia"/>
+        </w:rPr>
+        <w:t>！！！</w:t>
+      </w:r>
+      <w:proofErr w:type="gramEnd"/>
+      <w:r>
+        <w:rPr>
+          <w:rFonts w:ascii="宋体" w:eastAsia="宋体" w:hAnsi="宋体" w:hint="eastAsia"/>
+        </w:rPr>
+        <w:t>；</w:t>
       </w:r>
     </w:p>
     <w:p>
@@ -8416,8 +8860,16 @@
         <w:rPr>
           <w:rFonts w:ascii="宋体" w:eastAsia="宋体" w:hAnsi="宋体" w:hint="eastAsia"/>
         </w:rPr>
-        <w:t>3）复盘：；</w:t>
-      </w:r>
+        <w:t>3）复盘</w:t>
+      </w:r>
+      <w:proofErr w:type="gramStart"/>
+      <w:r>
+        <w:rPr>
+          <w:rFonts w:ascii="宋体" w:eastAsia="宋体" w:hAnsi="宋体" w:hint="eastAsia"/>
+        </w:rPr>
+        <w:t>：；</w:t>
+      </w:r>
+      <w:proofErr w:type="gramEnd"/>
     </w:p>
     <w:p>
       <w:pPr>
@@ -8580,7 +9032,21 @@
         <w:rPr>
           <w:rFonts w:ascii="宋体" w:eastAsia="宋体" w:hAnsi="宋体" w:hint="eastAsia"/>
         </w:rPr>
-        <w:t># 中粮科技、中国海防依旧被套牢，作为警示！！！；</w:t>
+        <w:t># 中粮科技、中国海防依旧被套牢，作为警示</w:t>
+      </w:r>
+      <w:proofErr w:type="gramStart"/>
+      <w:r>
+        <w:rPr>
+          <w:rFonts w:ascii="宋体" w:eastAsia="宋体" w:hAnsi="宋体" w:hint="eastAsia"/>
+        </w:rPr>
+        <w:t>！！！</w:t>
+      </w:r>
+      <w:proofErr w:type="gramEnd"/>
+      <w:r>
+        <w:rPr>
+          <w:rFonts w:ascii="宋体" w:eastAsia="宋体" w:hAnsi="宋体" w:hint="eastAsia"/>
+        </w:rPr>
+        <w:t>；</w:t>
       </w:r>
     </w:p>
     <w:p>
@@ -8909,7 +9375,21 @@
         <w:rPr>
           <w:rFonts w:ascii="宋体" w:eastAsia="宋体" w:hAnsi="宋体" w:hint="eastAsia"/>
         </w:rPr>
-        <w:t># 中粮科技、中国海防依旧被套牢，作为警示！！！；</w:t>
+        <w:t># 中粮科技、中国海防依旧被套牢，作为警示</w:t>
+      </w:r>
+      <w:proofErr w:type="gramStart"/>
+      <w:r>
+        <w:rPr>
+          <w:rFonts w:ascii="宋体" w:eastAsia="宋体" w:hAnsi="宋体" w:hint="eastAsia"/>
+        </w:rPr>
+        <w:t>！！！</w:t>
+      </w:r>
+      <w:proofErr w:type="gramEnd"/>
+      <w:r>
+        <w:rPr>
+          <w:rFonts w:ascii="宋体" w:eastAsia="宋体" w:hAnsi="宋体" w:hint="eastAsia"/>
+        </w:rPr>
+        <w:t>；</w:t>
       </w:r>
     </w:p>
     <w:p>
@@ -9238,7 +9718,21 @@
         <w:rPr>
           <w:rFonts w:ascii="宋体" w:eastAsia="宋体" w:hAnsi="宋体" w:hint="eastAsia"/>
         </w:rPr>
-        <w:t># 中粮科技、中国海防依旧被套牢，作为警示！！！；</w:t>
+        <w:t># 中粮科技、中国海防依旧被套牢，作为警示</w:t>
+      </w:r>
+      <w:proofErr w:type="gramStart"/>
+      <w:r>
+        <w:rPr>
+          <w:rFonts w:ascii="宋体" w:eastAsia="宋体" w:hAnsi="宋体" w:hint="eastAsia"/>
+        </w:rPr>
+        <w:t>！！！</w:t>
+      </w:r>
+      <w:proofErr w:type="gramEnd"/>
+      <w:r>
+        <w:rPr>
+          <w:rFonts w:ascii="宋体" w:eastAsia="宋体" w:hAnsi="宋体" w:hint="eastAsia"/>
+        </w:rPr>
+        <w:t>；</w:t>
       </w:r>
     </w:p>
     <w:p>
@@ -9461,8 +9955,16 @@
         <w:rPr>
           <w:rFonts w:ascii="宋体" w:eastAsia="宋体" w:hAnsi="宋体" w:hint="eastAsia"/>
         </w:rPr>
-        <w:t>3）复盘：；</w:t>
-      </w:r>
+        <w:t>3）复盘</w:t>
+      </w:r>
+      <w:proofErr w:type="gramStart"/>
+      <w:r>
+        <w:rPr>
+          <w:rFonts w:ascii="宋体" w:eastAsia="宋体" w:hAnsi="宋体" w:hint="eastAsia"/>
+        </w:rPr>
+        <w:t>：；</w:t>
+      </w:r>
+      <w:proofErr w:type="gramEnd"/>
     </w:p>
     <w:p>
       <w:pPr>
@@ -9567,7 +10069,21 @@
         <w:rPr>
           <w:rFonts w:ascii="宋体" w:eastAsia="宋体" w:hAnsi="宋体" w:hint="eastAsia"/>
         </w:rPr>
-        <w:t># 中粮科技、中国海防依旧被套牢，作为警示！！！；</w:t>
+        <w:t># 中粮科技、中国海防依旧被套牢，作为警示</w:t>
+      </w:r>
+      <w:proofErr w:type="gramStart"/>
+      <w:r>
+        <w:rPr>
+          <w:rFonts w:ascii="宋体" w:eastAsia="宋体" w:hAnsi="宋体" w:hint="eastAsia"/>
+        </w:rPr>
+        <w:t>！！！</w:t>
+      </w:r>
+      <w:proofErr w:type="gramEnd"/>
+      <w:r>
+        <w:rPr>
+          <w:rFonts w:ascii="宋体" w:eastAsia="宋体" w:hAnsi="宋体" w:hint="eastAsia"/>
+        </w:rPr>
+        <w:t>；</w:t>
       </w:r>
     </w:p>
     <w:p>
@@ -9882,7 +10398,21 @@
         <w:rPr>
           <w:rFonts w:ascii="宋体" w:eastAsia="宋体" w:hAnsi="宋体" w:hint="eastAsia"/>
         </w:rPr>
-        <w:t># 中粮科技、中国海防依旧被套牢，作为警示！！！；</w:t>
+        <w:t># 中粮科技、中国海防依旧被套牢，作为警示</w:t>
+      </w:r>
+      <w:proofErr w:type="gramStart"/>
+      <w:r>
+        <w:rPr>
+          <w:rFonts w:ascii="宋体" w:eastAsia="宋体" w:hAnsi="宋体" w:hint="eastAsia"/>
+        </w:rPr>
+        <w:t>！！！</w:t>
+      </w:r>
+      <w:proofErr w:type="gramEnd"/>
+      <w:r>
+        <w:rPr>
+          <w:rFonts w:ascii="宋体" w:eastAsia="宋体" w:hAnsi="宋体" w:hint="eastAsia"/>
+        </w:rPr>
+        <w:t>；</w:t>
       </w:r>
     </w:p>
     <w:p>
@@ -10139,7 +10669,21 @@
         <w:rPr>
           <w:rFonts w:ascii="宋体" w:eastAsia="宋体" w:hAnsi="宋体" w:hint="eastAsia"/>
         </w:rPr>
-        <w:t># 恒瑞医药回本之后可以考虑卖出，明天大概是最后的跑路机会！！！；</w:t>
+        <w:t># 恒瑞医药回本之后可以考虑卖出，明天大概是最后的跑路机会</w:t>
+      </w:r>
+      <w:proofErr w:type="gramStart"/>
+      <w:r>
+        <w:rPr>
+          <w:rFonts w:ascii="宋体" w:eastAsia="宋体" w:hAnsi="宋体" w:hint="eastAsia"/>
+        </w:rPr>
+        <w:t>！！！</w:t>
+      </w:r>
+      <w:proofErr w:type="gramEnd"/>
+      <w:r>
+        <w:rPr>
+          <w:rFonts w:ascii="宋体" w:eastAsia="宋体" w:hAnsi="宋体" w:hint="eastAsia"/>
+        </w:rPr>
+        <w:t>；</w:t>
       </w:r>
     </w:p>
     <w:p>
@@ -10198,7 +10742,21 @@
         <w:rPr>
           <w:rFonts w:ascii="宋体" w:eastAsia="宋体" w:hAnsi="宋体" w:hint="eastAsia"/>
         </w:rPr>
-        <w:t># 中粮科技、中国海防依旧被套牢，作为警示！！！；</w:t>
+        <w:t># 中粮科技、中国海防依旧被套牢，作为警示</w:t>
+      </w:r>
+      <w:proofErr w:type="gramStart"/>
+      <w:r>
+        <w:rPr>
+          <w:rFonts w:ascii="宋体" w:eastAsia="宋体" w:hAnsi="宋体" w:hint="eastAsia"/>
+        </w:rPr>
+        <w:t>！！！</w:t>
+      </w:r>
+      <w:proofErr w:type="gramEnd"/>
+      <w:r>
+        <w:rPr>
+          <w:rFonts w:ascii="宋体" w:eastAsia="宋体" w:hAnsi="宋体" w:hint="eastAsia"/>
+        </w:rPr>
+        <w:t>；</w:t>
       </w:r>
     </w:p>
     <w:p>
@@ -10514,7 +11072,21 @@
         <w:rPr>
           <w:rFonts w:ascii="宋体" w:eastAsia="宋体" w:hAnsi="宋体" w:hint="eastAsia"/>
         </w:rPr>
-        <w:t># 中粮科技、中国海防依旧被套牢，作为警示！！！；</w:t>
+        <w:t># 中粮科技、中国海防依旧被套牢，作为警示</w:t>
+      </w:r>
+      <w:proofErr w:type="gramStart"/>
+      <w:r>
+        <w:rPr>
+          <w:rFonts w:ascii="宋体" w:eastAsia="宋体" w:hAnsi="宋体" w:hint="eastAsia"/>
+        </w:rPr>
+        <w:t>！！！</w:t>
+      </w:r>
+      <w:proofErr w:type="gramEnd"/>
+      <w:r>
+        <w:rPr>
+          <w:rFonts w:ascii="宋体" w:eastAsia="宋体" w:hAnsi="宋体" w:hint="eastAsia"/>
+        </w:rPr>
+        <w:t>；</w:t>
       </w:r>
     </w:p>
     <w:p>
@@ -10816,7 +11388,21 @@
         <w:rPr>
           <w:rFonts w:ascii="宋体" w:eastAsia="宋体" w:hAnsi="宋体" w:hint="eastAsia"/>
         </w:rPr>
-        <w:t># 中粮科技、中国海防依旧被套牢，作为警示！！！；</w:t>
+        <w:t># 中粮科技、中国海防依旧被套牢，作为警示</w:t>
+      </w:r>
+      <w:proofErr w:type="gramStart"/>
+      <w:r>
+        <w:rPr>
+          <w:rFonts w:ascii="宋体" w:eastAsia="宋体" w:hAnsi="宋体" w:hint="eastAsia"/>
+        </w:rPr>
+        <w:t>！！！</w:t>
+      </w:r>
+      <w:proofErr w:type="gramEnd"/>
+      <w:r>
+        <w:rPr>
+          <w:rFonts w:ascii="宋体" w:eastAsia="宋体" w:hAnsi="宋体" w:hint="eastAsia"/>
+        </w:rPr>
+        <w:t>；</w:t>
       </w:r>
     </w:p>
     <w:p>
@@ -11250,7 +11836,21 @@
         <w:rPr>
           <w:rFonts w:ascii="宋体" w:eastAsia="宋体" w:hAnsi="宋体" w:hint="eastAsia"/>
         </w:rPr>
-        <w:t># 中粮科技、中国海防依旧被套牢，作为警示！！！；</w:t>
+        <w:t># 中粮科技、中国海防依旧被套牢，作为警示</w:t>
+      </w:r>
+      <w:proofErr w:type="gramStart"/>
+      <w:r>
+        <w:rPr>
+          <w:rFonts w:ascii="宋体" w:eastAsia="宋体" w:hAnsi="宋体" w:hint="eastAsia"/>
+        </w:rPr>
+        <w:t>！！！</w:t>
+      </w:r>
+      <w:proofErr w:type="gramEnd"/>
+      <w:r>
+        <w:rPr>
+          <w:rFonts w:ascii="宋体" w:eastAsia="宋体" w:hAnsi="宋体" w:hint="eastAsia"/>
+        </w:rPr>
+        <w:t>；</w:t>
       </w:r>
     </w:p>
     <w:p>
@@ -11481,8 +12081,16 @@
         <w:rPr>
           <w:rFonts w:ascii="宋体" w:eastAsia="宋体" w:hAnsi="宋体" w:hint="eastAsia"/>
         </w:rPr>
-        <w:t>3）复盘：；</w:t>
-      </w:r>
+        <w:t>3）复盘</w:t>
+      </w:r>
+      <w:proofErr w:type="gramStart"/>
+      <w:r>
+        <w:rPr>
+          <w:rFonts w:ascii="宋体" w:eastAsia="宋体" w:hAnsi="宋体" w:hint="eastAsia"/>
+        </w:rPr>
+        <w:t>：；</w:t>
+      </w:r>
+      <w:proofErr w:type="gramEnd"/>
     </w:p>
     <w:p>
       <w:pPr>
@@ -11573,7 +12181,21 @@
         <w:rPr>
           <w:rFonts w:ascii="宋体" w:eastAsia="宋体" w:hAnsi="宋体" w:hint="eastAsia"/>
         </w:rPr>
-        <w:t># 中粮科技、中国海防依旧被套牢，作为警示！！！；</w:t>
+        <w:t># 中粮科技、中国海防依旧被套牢，作为警示</w:t>
+      </w:r>
+      <w:proofErr w:type="gramStart"/>
+      <w:r>
+        <w:rPr>
+          <w:rFonts w:ascii="宋体" w:eastAsia="宋体" w:hAnsi="宋体" w:hint="eastAsia"/>
+        </w:rPr>
+        <w:t>！！！</w:t>
+      </w:r>
+      <w:proofErr w:type="gramEnd"/>
+      <w:r>
+        <w:rPr>
+          <w:rFonts w:ascii="宋体" w:eastAsia="宋体" w:hAnsi="宋体" w:hint="eastAsia"/>
+        </w:rPr>
+        <w:t>；</w:t>
       </w:r>
     </w:p>
     <w:p>
@@ -11803,8 +12425,16 @@
         <w:rPr>
           <w:rFonts w:ascii="宋体" w:eastAsia="宋体" w:hAnsi="宋体" w:hint="eastAsia"/>
         </w:rPr>
-        <w:t>3）复盘：；</w:t>
-      </w:r>
+        <w:t>3）复盘</w:t>
+      </w:r>
+      <w:proofErr w:type="gramStart"/>
+      <w:r>
+        <w:rPr>
+          <w:rFonts w:ascii="宋体" w:eastAsia="宋体" w:hAnsi="宋体" w:hint="eastAsia"/>
+        </w:rPr>
+        <w:t>：；</w:t>
+      </w:r>
+      <w:proofErr w:type="gramEnd"/>
     </w:p>
     <w:p>
       <w:pPr>
@@ -11882,7 +12512,21 @@
         <w:rPr>
           <w:rFonts w:ascii="宋体" w:eastAsia="宋体" w:hAnsi="宋体" w:hint="eastAsia"/>
         </w:rPr>
-        <w:t># 中粮科技、中国海防依旧被套牢，作为警示！！！；</w:t>
+        <w:t># 中粮科技、中国海防依旧被套牢，作为警示</w:t>
+      </w:r>
+      <w:proofErr w:type="gramStart"/>
+      <w:r>
+        <w:rPr>
+          <w:rFonts w:ascii="宋体" w:eastAsia="宋体" w:hAnsi="宋体" w:hint="eastAsia"/>
+        </w:rPr>
+        <w:t>！！！</w:t>
+      </w:r>
+      <w:proofErr w:type="gramEnd"/>
+      <w:r>
+        <w:rPr>
+          <w:rFonts w:ascii="宋体" w:eastAsia="宋体" w:hAnsi="宋体" w:hint="eastAsia"/>
+        </w:rPr>
+        <w:t>；</w:t>
       </w:r>
     </w:p>
     <w:p>
@@ -12185,7 +12829,21 @@
         <w:rPr>
           <w:rFonts w:ascii="宋体" w:eastAsia="宋体" w:hAnsi="宋体" w:hint="eastAsia"/>
         </w:rPr>
-        <w:t># 中粮科技、中国海防依旧被套牢，作为警示！！！；</w:t>
+        <w:t># 中粮科技、中国海防依旧被套牢，作为警示</w:t>
+      </w:r>
+      <w:proofErr w:type="gramStart"/>
+      <w:r>
+        <w:rPr>
+          <w:rFonts w:ascii="宋体" w:eastAsia="宋体" w:hAnsi="宋体" w:hint="eastAsia"/>
+        </w:rPr>
+        <w:t>！！！</w:t>
+      </w:r>
+      <w:proofErr w:type="gramEnd"/>
+      <w:r>
+        <w:rPr>
+          <w:rFonts w:ascii="宋体" w:eastAsia="宋体" w:hAnsi="宋体" w:hint="eastAsia"/>
+        </w:rPr>
+        <w:t>；</w:t>
       </w:r>
     </w:p>
     <w:p>
@@ -12546,7 +13204,21 @@
         <w:rPr>
           <w:rFonts w:ascii="宋体" w:eastAsia="宋体" w:hAnsi="宋体" w:hint="eastAsia"/>
         </w:rPr>
-        <w:t># 中粮科技、中国海防依旧被套牢，作为警示！！！；</w:t>
+        <w:t># 中粮科技、中国海防依旧被套牢，作为警示</w:t>
+      </w:r>
+      <w:proofErr w:type="gramStart"/>
+      <w:r>
+        <w:rPr>
+          <w:rFonts w:ascii="宋体" w:eastAsia="宋体" w:hAnsi="宋体" w:hint="eastAsia"/>
+        </w:rPr>
+        <w:t>！！！</w:t>
+      </w:r>
+      <w:proofErr w:type="gramEnd"/>
+      <w:r>
+        <w:rPr>
+          <w:rFonts w:ascii="宋体" w:eastAsia="宋体" w:hAnsi="宋体" w:hint="eastAsia"/>
+        </w:rPr>
+        <w:t>；</w:t>
       </w:r>
     </w:p>
     <w:p>
@@ -12770,8 +13442,16 @@
         <w:rPr>
           <w:rFonts w:ascii="宋体" w:eastAsia="宋体" w:hAnsi="宋体" w:hint="eastAsia"/>
         </w:rPr>
-        <w:t>3）复盘：；</w:t>
-      </w:r>
+        <w:t>3）复盘</w:t>
+      </w:r>
+      <w:proofErr w:type="gramStart"/>
+      <w:r>
+        <w:rPr>
+          <w:rFonts w:ascii="宋体" w:eastAsia="宋体" w:hAnsi="宋体" w:hint="eastAsia"/>
+        </w:rPr>
+        <w:t>：；</w:t>
+      </w:r>
+      <w:proofErr w:type="gramEnd"/>
     </w:p>
     <w:p>
       <w:pPr>
@@ -12849,7 +13529,21 @@
         <w:rPr>
           <w:rFonts w:ascii="宋体" w:eastAsia="宋体" w:hAnsi="宋体" w:hint="eastAsia"/>
         </w:rPr>
-        <w:t># 中粮科技、中国海防依旧被套牢，作为警示！！！；</w:t>
+        <w:t># 中粮科技、中国海防依旧被套牢，作为警示</w:t>
+      </w:r>
+      <w:proofErr w:type="gramStart"/>
+      <w:r>
+        <w:rPr>
+          <w:rFonts w:ascii="宋体" w:eastAsia="宋体" w:hAnsi="宋体" w:hint="eastAsia"/>
+        </w:rPr>
+        <w:t>！！！</w:t>
+      </w:r>
+      <w:proofErr w:type="gramEnd"/>
+      <w:r>
+        <w:rPr>
+          <w:rFonts w:ascii="宋体" w:eastAsia="宋体" w:hAnsi="宋体" w:hint="eastAsia"/>
+        </w:rPr>
+        <w:t>；</w:t>
       </w:r>
     </w:p>
     <w:p>
@@ -13152,7 +13846,21 @@
         <w:rPr>
           <w:rFonts w:ascii="宋体" w:eastAsia="宋体" w:hAnsi="宋体" w:hint="eastAsia"/>
         </w:rPr>
-        <w:t># 中粮科技、中国海防依旧被套牢，作为警示！！！；</w:t>
+        <w:t># 中粮科技、中国海防依旧被套牢，作为警示</w:t>
+      </w:r>
+      <w:proofErr w:type="gramStart"/>
+      <w:r>
+        <w:rPr>
+          <w:rFonts w:ascii="宋体" w:eastAsia="宋体" w:hAnsi="宋体" w:hint="eastAsia"/>
+        </w:rPr>
+        <w:t>！！！</w:t>
+      </w:r>
+      <w:proofErr w:type="gramEnd"/>
+      <w:r>
+        <w:rPr>
+          <w:rFonts w:ascii="宋体" w:eastAsia="宋体" w:hAnsi="宋体" w:hint="eastAsia"/>
+        </w:rPr>
+        <w:t>；</w:t>
       </w:r>
     </w:p>
     <w:p>
@@ -13375,8 +14083,16 @@
         <w:rPr>
           <w:rFonts w:ascii="宋体" w:eastAsia="宋体" w:hAnsi="宋体" w:hint="eastAsia"/>
         </w:rPr>
-        <w:t>3）复盘：；</w:t>
-      </w:r>
+        <w:t>3）复盘</w:t>
+      </w:r>
+      <w:proofErr w:type="gramStart"/>
+      <w:r>
+        <w:rPr>
+          <w:rFonts w:ascii="宋体" w:eastAsia="宋体" w:hAnsi="宋体" w:hint="eastAsia"/>
+        </w:rPr>
+        <w:t>：；</w:t>
+      </w:r>
+      <w:proofErr w:type="gramEnd"/>
     </w:p>
     <w:p>
       <w:pPr>
@@ -13455,7 +14171,21 @@
         <w:rPr>
           <w:rFonts w:ascii="宋体" w:eastAsia="宋体" w:hAnsi="宋体" w:hint="eastAsia"/>
         </w:rPr>
-        <w:t># 中粮科技、中国海防依旧被套牢，作为警示！！！；</w:t>
+        <w:t># 中粮科技、中国海防依旧被套牢，作为警示</w:t>
+      </w:r>
+      <w:proofErr w:type="gramStart"/>
+      <w:r>
+        <w:rPr>
+          <w:rFonts w:ascii="宋体" w:eastAsia="宋体" w:hAnsi="宋体" w:hint="eastAsia"/>
+        </w:rPr>
+        <w:t>！！！</w:t>
+      </w:r>
+      <w:proofErr w:type="gramEnd"/>
+      <w:r>
+        <w:rPr>
+          <w:rFonts w:ascii="宋体" w:eastAsia="宋体" w:hAnsi="宋体" w:hint="eastAsia"/>
+        </w:rPr>
+        <w:t>；</w:t>
       </w:r>
     </w:p>
     <w:p>
@@ -13750,7 +14480,21 @@
         <w:rPr>
           <w:rFonts w:ascii="宋体" w:eastAsia="宋体" w:hAnsi="宋体" w:hint="eastAsia"/>
         </w:rPr>
-        <w:t># 中粮科技、中国海防依旧被套牢，作为警示！！！；</w:t>
+        <w:t># 中粮科技、中国海防依旧被套牢，作为警示</w:t>
+      </w:r>
+      <w:proofErr w:type="gramStart"/>
+      <w:r>
+        <w:rPr>
+          <w:rFonts w:ascii="宋体" w:eastAsia="宋体" w:hAnsi="宋体" w:hint="eastAsia"/>
+        </w:rPr>
+        <w:t>！！！</w:t>
+      </w:r>
+      <w:proofErr w:type="gramEnd"/>
+      <w:r>
+        <w:rPr>
+          <w:rFonts w:ascii="宋体" w:eastAsia="宋体" w:hAnsi="宋体" w:hint="eastAsia"/>
+        </w:rPr>
+        <w:t>；</w:t>
       </w:r>
     </w:p>
     <w:p>
@@ -13803,8 +14547,16 @@
         <w:rPr>
           <w:rFonts w:ascii="宋体" w:eastAsia="宋体" w:hAnsi="宋体" w:hint="eastAsia"/>
         </w:rPr>
-        <w:t># 行业龙头（尽量是国央企）-股票估值-筹码分布-量价-MACD/严格参考boll线交易；；</w:t>
-      </w:r>
+        <w:t># 行业龙头（尽量是国央企）-股票估值-筹码分布-量价-MACD/严格参考boll线交易</w:t>
+      </w:r>
+      <w:proofErr w:type="gramStart"/>
+      <w:r>
+        <w:rPr>
+          <w:rFonts w:ascii="宋体" w:eastAsia="宋体" w:hAnsi="宋体" w:hint="eastAsia"/>
+        </w:rPr>
+        <w:t>；；</w:t>
+      </w:r>
+      <w:proofErr w:type="gramEnd"/>
     </w:p>
     <w:p>
       <w:pPr>
@@ -13915,7 +14667,21 @@
         <w:rPr>
           <w:rFonts w:ascii="宋体" w:eastAsia="宋体" w:hAnsi="宋体" w:hint="eastAsia"/>
         </w:rPr>
-        <w:t># 中粮科技、中国海防依旧被套牢，作为警示！！！（远离垃圾小盘股）；</w:t>
+        <w:t># 中粮科技、中国海防依旧被套牢，作为</w:t>
+      </w:r>
+      <w:proofErr w:type="gramStart"/>
+      <w:r>
+        <w:rPr>
+          <w:rFonts w:ascii="宋体" w:eastAsia="宋体" w:hAnsi="宋体" w:hint="eastAsia"/>
+        </w:rPr>
+        <w:t>警示！！！</w:t>
+      </w:r>
+      <w:proofErr w:type="gramEnd"/>
+      <w:r>
+        <w:rPr>
+          <w:rFonts w:ascii="宋体" w:eastAsia="宋体" w:hAnsi="宋体" w:hint="eastAsia"/>
+        </w:rPr>
+        <w:t>（远离垃圾小盘股）；</w:t>
       </w:r>
     </w:p>
     <w:p>
@@ -13974,8 +14740,16 @@
         <w:rPr>
           <w:rFonts w:ascii="宋体" w:eastAsia="宋体" w:hAnsi="宋体" w:hint="eastAsia"/>
         </w:rPr>
-        <w:t>3）复盘：；</w:t>
-      </w:r>
+        <w:t>3）复盘</w:t>
+      </w:r>
+      <w:proofErr w:type="gramStart"/>
+      <w:r>
+        <w:rPr>
+          <w:rFonts w:ascii="宋体" w:eastAsia="宋体" w:hAnsi="宋体" w:hint="eastAsia"/>
+        </w:rPr>
+        <w:t>：；</w:t>
+      </w:r>
+      <w:proofErr w:type="gramEnd"/>
     </w:p>
     <w:p>
       <w:pPr>
@@ -14073,8 +14847,16 @@
         <w:rPr>
           <w:rFonts w:ascii="宋体" w:eastAsia="宋体" w:hAnsi="宋体" w:hint="eastAsia"/>
         </w:rPr>
-        <w:t># 行业龙头（尽量是国央企）-股票估值-筹码分布-量价-MACD/严格参考boll线交易；；</w:t>
-      </w:r>
+        <w:t># 行业龙头（尽量是国央企）-股票估值-筹码分布-量价-MACD/严格参考boll线交易</w:t>
+      </w:r>
+      <w:proofErr w:type="gramStart"/>
+      <w:r>
+        <w:rPr>
+          <w:rFonts w:ascii="宋体" w:eastAsia="宋体" w:hAnsi="宋体" w:hint="eastAsia"/>
+        </w:rPr>
+        <w:t>；；</w:t>
+      </w:r>
+      <w:proofErr w:type="gramEnd"/>
     </w:p>
     <w:p>
       <w:pPr>
@@ -14184,7 +14966,21 @@
         <w:rPr>
           <w:rFonts w:ascii="宋体" w:eastAsia="宋体" w:hAnsi="宋体" w:hint="eastAsia"/>
         </w:rPr>
-        <w:t># 中粮科技、中国海防依旧被套牢，作为警示！！！（远离垃圾小盘股）；</w:t>
+        <w:t># 中粮科技、中国海防依旧被套牢，作为</w:t>
+      </w:r>
+      <w:proofErr w:type="gramStart"/>
+      <w:r>
+        <w:rPr>
+          <w:rFonts w:ascii="宋体" w:eastAsia="宋体" w:hAnsi="宋体" w:hint="eastAsia"/>
+        </w:rPr>
+        <w:t>警示！！！</w:t>
+      </w:r>
+      <w:proofErr w:type="gramEnd"/>
+      <w:r>
+        <w:rPr>
+          <w:rFonts w:ascii="宋体" w:eastAsia="宋体" w:hAnsi="宋体" w:hint="eastAsia"/>
+        </w:rPr>
+        <w:t>（远离垃圾小盘股）；</w:t>
       </w:r>
     </w:p>
     <w:p>
@@ -14243,8 +15039,16 @@
         <w:rPr>
           <w:rFonts w:ascii="宋体" w:eastAsia="宋体" w:hAnsi="宋体" w:hint="eastAsia"/>
         </w:rPr>
-        <w:t>3）复盘：；</w:t>
-      </w:r>
+        <w:t>3）复盘</w:t>
+      </w:r>
+      <w:proofErr w:type="gramStart"/>
+      <w:r>
+        <w:rPr>
+          <w:rFonts w:ascii="宋体" w:eastAsia="宋体" w:hAnsi="宋体" w:hint="eastAsia"/>
+        </w:rPr>
+        <w:t>：；</w:t>
+      </w:r>
+      <w:proofErr w:type="gramEnd"/>
     </w:p>
     <w:p>
       <w:pPr>
@@ -14468,8 +15272,16 @@
         <w:rPr>
           <w:rFonts w:ascii="宋体" w:eastAsia="宋体" w:hAnsi="宋体" w:hint="eastAsia"/>
         </w:rPr>
-        <w:t># 行业龙头（尽量是国央企）-股票估值-筹码分布-量价-MACD/严格参考boll线交易；；</w:t>
-      </w:r>
+        <w:t># 行业龙头（尽量是国央企）-股票估值-筹码分布-量价-MACD/严格参考boll线交易</w:t>
+      </w:r>
+      <w:proofErr w:type="gramStart"/>
+      <w:r>
+        <w:rPr>
+          <w:rFonts w:ascii="宋体" w:eastAsia="宋体" w:hAnsi="宋体" w:hint="eastAsia"/>
+        </w:rPr>
+        <w:t>；；</w:t>
+      </w:r>
+      <w:proofErr w:type="gramEnd"/>
     </w:p>
     <w:p>
       <w:pPr>
@@ -14579,7 +15391,21 @@
         <w:rPr>
           <w:rFonts w:ascii="宋体" w:eastAsia="宋体" w:hAnsi="宋体" w:hint="eastAsia"/>
         </w:rPr>
-        <w:t># 中粮科技、中国海防依旧被套牢，作为警示！！！（远离垃圾小盘股）；</w:t>
+        <w:t># 中粮科技、中国海防依旧被套牢，作为</w:t>
+      </w:r>
+      <w:proofErr w:type="gramStart"/>
+      <w:r>
+        <w:rPr>
+          <w:rFonts w:ascii="宋体" w:eastAsia="宋体" w:hAnsi="宋体" w:hint="eastAsia"/>
+        </w:rPr>
+        <w:t>警示！！！</w:t>
+      </w:r>
+      <w:proofErr w:type="gramEnd"/>
+      <w:r>
+        <w:rPr>
+          <w:rFonts w:ascii="宋体" w:eastAsia="宋体" w:hAnsi="宋体" w:hint="eastAsia"/>
+        </w:rPr>
+        <w:t>（远离垃圾小盘股）；</w:t>
       </w:r>
     </w:p>
     <w:p>
@@ -14638,8 +15464,16 @@
         <w:rPr>
           <w:rFonts w:ascii="宋体" w:eastAsia="宋体" w:hAnsi="宋体" w:hint="eastAsia"/>
         </w:rPr>
-        <w:t>3）复盘：；</w:t>
-      </w:r>
+        <w:t>3）复盘</w:t>
+      </w:r>
+      <w:proofErr w:type="gramStart"/>
+      <w:r>
+        <w:rPr>
+          <w:rFonts w:ascii="宋体" w:eastAsia="宋体" w:hAnsi="宋体" w:hint="eastAsia"/>
+        </w:rPr>
+        <w:t>：；</w:t>
+      </w:r>
+      <w:proofErr w:type="gramEnd"/>
     </w:p>
     <w:p>
       <w:pPr>
@@ -14724,8 +15558,16 @@
         <w:rPr>
           <w:rFonts w:ascii="宋体" w:eastAsia="宋体" w:hAnsi="宋体" w:hint="eastAsia"/>
         </w:rPr>
-        <w:t># 行业龙头（尽量是国央企）-股票估值-筹码分布-量价-MACD/严格参考boll线交易；；</w:t>
-      </w:r>
+        <w:t># 行业龙头（尽量是国央企）-股票估值-筹码分布-量价-MACD/严格参考boll线交易</w:t>
+      </w:r>
+      <w:proofErr w:type="gramStart"/>
+      <w:r>
+        <w:rPr>
+          <w:rFonts w:ascii="宋体" w:eastAsia="宋体" w:hAnsi="宋体" w:hint="eastAsia"/>
+        </w:rPr>
+        <w:t>；；</w:t>
+      </w:r>
+      <w:proofErr w:type="gramEnd"/>
     </w:p>
     <w:p>
       <w:pPr>
@@ -14836,7 +15678,21 @@
         <w:rPr>
           <w:rFonts w:ascii="宋体" w:eastAsia="宋体" w:hAnsi="宋体" w:hint="eastAsia"/>
         </w:rPr>
-        <w:t># 中粮科技、中国海防依旧被套牢，作为警示！！！（远离垃圾小盘股）；</w:t>
+        <w:t># 中粮科技、中国海防依旧被套牢，作为</w:t>
+      </w:r>
+      <w:proofErr w:type="gramStart"/>
+      <w:r>
+        <w:rPr>
+          <w:rFonts w:ascii="宋体" w:eastAsia="宋体" w:hAnsi="宋体" w:hint="eastAsia"/>
+        </w:rPr>
+        <w:t>警示！！！</w:t>
+      </w:r>
+      <w:proofErr w:type="gramEnd"/>
+      <w:r>
+        <w:rPr>
+          <w:rFonts w:ascii="宋体" w:eastAsia="宋体" w:hAnsi="宋体" w:hint="eastAsia"/>
+        </w:rPr>
+        <w:t>（远离垃圾小盘股）；</w:t>
       </w:r>
     </w:p>
     <w:p>
@@ -14895,8 +15751,16 @@
         <w:rPr>
           <w:rFonts w:ascii="宋体" w:eastAsia="宋体" w:hAnsi="宋体" w:hint="eastAsia"/>
         </w:rPr>
-        <w:t>3）复盘：；</w:t>
-      </w:r>
+        <w:t>3）复盘</w:t>
+      </w:r>
+      <w:proofErr w:type="gramStart"/>
+      <w:r>
+        <w:rPr>
+          <w:rFonts w:ascii="宋体" w:eastAsia="宋体" w:hAnsi="宋体" w:hint="eastAsia"/>
+        </w:rPr>
+        <w:t>：；</w:t>
+      </w:r>
+      <w:proofErr w:type="gramEnd"/>
     </w:p>
     <w:p>
       <w:pPr>
@@ -14981,8 +15845,16 @@
         <w:rPr>
           <w:rFonts w:ascii="宋体" w:eastAsia="宋体" w:hAnsi="宋体" w:hint="eastAsia"/>
         </w:rPr>
-        <w:t># 行业龙头（尽量是国央企）-股票估值-筹码分布-量价-MACD/严格参考boll线交易；；</w:t>
-      </w:r>
+        <w:t># 行业龙头（尽量是国央企）-股票估值-筹码分布-量价-MACD/严格参考boll线交易</w:t>
+      </w:r>
+      <w:proofErr w:type="gramStart"/>
+      <w:r>
+        <w:rPr>
+          <w:rFonts w:ascii="宋体" w:eastAsia="宋体" w:hAnsi="宋体" w:hint="eastAsia"/>
+        </w:rPr>
+        <w:t>；；</w:t>
+      </w:r>
+      <w:proofErr w:type="gramEnd"/>
     </w:p>
     <w:p>
       <w:pPr>
@@ -15092,7 +15964,21 @@
         <w:rPr>
           <w:rFonts w:ascii="宋体" w:eastAsia="宋体" w:hAnsi="宋体" w:hint="eastAsia"/>
         </w:rPr>
-        <w:t># 中粮科技、中国海防依旧被套牢，作为警示！！！（远离垃圾小盘股）；</w:t>
+        <w:t># 中粮科技、中国海防依旧被套牢，作为</w:t>
+      </w:r>
+      <w:proofErr w:type="gramStart"/>
+      <w:r>
+        <w:rPr>
+          <w:rFonts w:ascii="宋体" w:eastAsia="宋体" w:hAnsi="宋体" w:hint="eastAsia"/>
+        </w:rPr>
+        <w:t>警示！！！</w:t>
+      </w:r>
+      <w:proofErr w:type="gramEnd"/>
+      <w:r>
+        <w:rPr>
+          <w:rFonts w:ascii="宋体" w:eastAsia="宋体" w:hAnsi="宋体" w:hint="eastAsia"/>
+        </w:rPr>
+        <w:t>（远离垃圾小盘股）；</w:t>
       </w:r>
     </w:p>
     <w:p>
@@ -15151,8 +16037,16 @@
         <w:rPr>
           <w:rFonts w:ascii="宋体" w:eastAsia="宋体" w:hAnsi="宋体" w:hint="eastAsia"/>
         </w:rPr>
-        <w:t>3）复盘：；</w:t>
-      </w:r>
+        <w:t>3）复盘</w:t>
+      </w:r>
+      <w:proofErr w:type="gramStart"/>
+      <w:r>
+        <w:rPr>
+          <w:rFonts w:ascii="宋体" w:eastAsia="宋体" w:hAnsi="宋体" w:hint="eastAsia"/>
+        </w:rPr>
+        <w:t>：；</w:t>
+      </w:r>
+      <w:proofErr w:type="gramEnd"/>
     </w:p>
     <w:p>
       <w:pPr>
@@ -15189,10 +16083,282 @@
     </w:p>
     <w:p>
       <w:pPr>
-        <w:rPr>
-          <w:rFonts w:ascii="宋体" w:eastAsia="宋体" w:hAnsi="宋体" w:hint="eastAsia"/>
-        </w:rPr>
-      </w:pPr>
+        <w:pStyle w:val="1"/>
+        <w:rPr>
+          <w:rFonts w:ascii="宋体" w:hAnsi="宋体" w:hint="eastAsia"/>
+        </w:rPr>
+      </w:pPr>
+      <w:r>
+        <w:rPr>
+          <w:rFonts w:ascii="宋体" w:hAnsi="宋体" w:hint="eastAsia"/>
+        </w:rPr>
+        <w:lastRenderedPageBreak/>
+        <w:t>2026-08-28：</w:t>
+      </w:r>
+    </w:p>
+    <w:p>
+      <w:pPr>
+        <w:rPr>
+          <w:rFonts w:ascii="宋体" w:eastAsia="宋体" w:hAnsi="宋体" w:hint="eastAsia"/>
+        </w:rPr>
+      </w:pPr>
+      <w:r>
+        <w:rPr>
+          <w:rFonts w:ascii="宋体" w:eastAsia="宋体" w:hAnsi="宋体" w:hint="eastAsia"/>
+        </w:rPr>
+        <w:t>*** 交易原则：</w:t>
+      </w:r>
+    </w:p>
+    <w:p>
+      <w:pPr>
+        <w:rPr>
+          <w:rFonts w:ascii="宋体" w:eastAsia="宋体" w:hAnsi="宋体" w:hint="eastAsia"/>
+        </w:rPr>
+      </w:pPr>
+      <w:r>
+        <w:rPr>
+          <w:rFonts w:ascii="宋体" w:eastAsia="宋体" w:hAnsi="宋体" w:hint="eastAsia"/>
+        </w:rPr>
+        <w:t># 尽量做主线ETF交易、耐心等待、宁可错过，不要被套；</w:t>
+      </w:r>
+    </w:p>
+    <w:p>
+      <w:pPr>
+        <w:rPr>
+          <w:rFonts w:ascii="宋体" w:eastAsia="宋体" w:hAnsi="宋体" w:hint="eastAsia"/>
+        </w:rPr>
+      </w:pPr>
+      <w:r>
+        <w:rPr>
+          <w:rFonts w:ascii="宋体" w:eastAsia="宋体" w:hAnsi="宋体" w:hint="eastAsia"/>
+        </w:rPr>
+        <w:t># 行业龙头（尽量是国央企）-股票估值-筹码分布-量价-MACD/严格参考boll线交易</w:t>
+      </w:r>
+      <w:proofErr w:type="gramStart"/>
+      <w:r>
+        <w:rPr>
+          <w:rFonts w:ascii="宋体" w:eastAsia="宋体" w:hAnsi="宋体" w:hint="eastAsia"/>
+        </w:rPr>
+        <w:t>；；</w:t>
+      </w:r>
+      <w:proofErr w:type="gramEnd"/>
+    </w:p>
+    <w:p>
+      <w:pPr>
+        <w:rPr>
+          <w:rFonts w:ascii="宋体" w:eastAsia="宋体" w:hAnsi="宋体" w:hint="eastAsia"/>
+        </w:rPr>
+      </w:pPr>
+      <w:r>
+        <w:rPr>
+          <w:rFonts w:ascii="宋体" w:eastAsia="宋体" w:hAnsi="宋体" w:hint="eastAsia"/>
+        </w:rPr>
+        <w:t># 单只股票单次买入3000~5000元左右，小波动的股票买入资金可以多一些、大波动的股票买入资金要少一些；</w:t>
+      </w:r>
+    </w:p>
+    <w:p>
+      <w:pPr>
+        <w:rPr>
+          <w:rFonts w:ascii="宋体" w:eastAsia="宋体" w:hAnsi="宋体" w:hint="eastAsia"/>
+        </w:rPr>
+      </w:pPr>
+      <w:r>
+        <w:rPr>
+          <w:rFonts w:ascii="宋体" w:eastAsia="宋体" w:hAnsi="宋体" w:hint="eastAsia"/>
+        </w:rPr>
+        <w:t># 买入后持续下跌，单只股票下跌超过10%，可以补仓一次；下跌超过15%以上，转长期模式；</w:t>
+      </w:r>
+    </w:p>
+    <w:p>
+      <w:pPr>
+        <w:rPr>
+          <w:rFonts w:ascii="宋体" w:eastAsia="宋体" w:hAnsi="宋体" w:hint="eastAsia"/>
+        </w:rPr>
+      </w:pPr>
+      <w:r>
+        <w:rPr>
+          <w:rFonts w:ascii="宋体" w:eastAsia="宋体" w:hAnsi="宋体" w:hint="eastAsia"/>
+        </w:rPr>
+        <w:t># 要深入分析上涨趋势中的机会，比如：大型头部企业（市值千亿以上）连续两个大阳线；</w:t>
+      </w:r>
+    </w:p>
+    <w:p>
+      <w:pPr>
+        <w:rPr>
+          <w:rFonts w:ascii="宋体" w:eastAsia="宋体" w:hAnsi="宋体" w:hint="eastAsia"/>
+        </w:rPr>
+      </w:pPr>
+      <w:r>
+        <w:rPr>
+          <w:rFonts w:ascii="宋体" w:eastAsia="宋体" w:hAnsi="宋体" w:hint="eastAsia"/>
+        </w:rPr>
+        <w:t># 年报、季报前后要慎重操作；</w:t>
+      </w:r>
+    </w:p>
+    <w:p>
+      <w:pPr>
+        <w:rPr>
+          <w:rFonts w:ascii="宋体" w:eastAsia="宋体" w:hAnsi="宋体" w:hint="eastAsia"/>
+        </w:rPr>
+      </w:pPr>
+      <w:r>
+        <w:rPr>
+          <w:rFonts w:ascii="宋体" w:eastAsia="宋体" w:hAnsi="宋体" w:hint="eastAsia"/>
+        </w:rPr>
+        <w:t># 情绪不要受短期波动的影响；</w:t>
+      </w:r>
+    </w:p>
+    <w:p>
+      <w:pPr>
+        <w:rPr>
+          <w:rFonts w:ascii="宋体" w:eastAsia="宋体" w:hAnsi="宋体" w:hint="eastAsia"/>
+        </w:rPr>
+      </w:pPr>
+      <w:r>
+        <w:rPr>
+          <w:rFonts w:ascii="宋体" w:eastAsia="宋体" w:hAnsi="宋体" w:hint="eastAsia"/>
+        </w:rPr>
+        <w:t># 要收缩一下关注的股票范围；</w:t>
+      </w:r>
+    </w:p>
+    <w:p>
+      <w:pPr>
+        <w:rPr>
+          <w:rFonts w:ascii="宋体" w:eastAsia="宋体" w:hAnsi="宋体" w:hint="eastAsia"/>
+        </w:rPr>
+      </w:pPr>
+    </w:p>
+    <w:p>
+      <w:pPr>
+        <w:rPr>
+          <w:rFonts w:ascii="宋体" w:eastAsia="宋体" w:hAnsi="宋体" w:hint="eastAsia"/>
+        </w:rPr>
+      </w:pPr>
+      <w:r>
+        <w:rPr>
+          <w:rFonts w:ascii="宋体" w:eastAsia="宋体" w:hAnsi="宋体" w:hint="eastAsia"/>
+        </w:rPr>
+        <w:t>*** 深刻教训：</w:t>
+      </w:r>
+    </w:p>
+    <w:p>
+      <w:pPr>
+        <w:rPr>
+          <w:rFonts w:ascii="宋体" w:eastAsia="宋体" w:hAnsi="宋体" w:hint="eastAsia"/>
+        </w:rPr>
+      </w:pPr>
+      <w:r>
+        <w:rPr>
+          <w:rFonts w:ascii="宋体" w:eastAsia="宋体" w:hAnsi="宋体" w:hint="eastAsia"/>
+        </w:rPr>
+        <w:t># 中粮科技、中国海防依旧被套牢，作为</w:t>
+      </w:r>
+      <w:proofErr w:type="gramStart"/>
+      <w:r>
+        <w:rPr>
+          <w:rFonts w:ascii="宋体" w:eastAsia="宋体" w:hAnsi="宋体" w:hint="eastAsia"/>
+        </w:rPr>
+        <w:t>警示！！！</w:t>
+      </w:r>
+      <w:proofErr w:type="gramEnd"/>
+      <w:r>
+        <w:rPr>
+          <w:rFonts w:ascii="宋体" w:eastAsia="宋体" w:hAnsi="宋体" w:hint="eastAsia"/>
+        </w:rPr>
+        <w:t>（远离垃圾小盘股）；</w:t>
+      </w:r>
+    </w:p>
+    <w:p>
+      <w:pPr>
+        <w:rPr>
+          <w:rFonts w:ascii="宋体" w:eastAsia="宋体" w:hAnsi="宋体" w:hint="eastAsia"/>
+        </w:rPr>
+      </w:pPr>
+    </w:p>
+    <w:p>
+      <w:pPr>
+        <w:rPr>
+          <w:rFonts w:ascii="宋体" w:eastAsia="宋体" w:hAnsi="宋体" w:hint="eastAsia"/>
+        </w:rPr>
+      </w:pPr>
+      <w:r>
+        <w:rPr>
+          <w:rFonts w:ascii="宋体" w:eastAsia="宋体" w:hAnsi="宋体" w:hint="eastAsia"/>
+        </w:rPr>
+        <w:t>*** 通信ETF华夏</w:t>
+      </w:r>
+    </w:p>
+    <w:p>
+      <w:pPr>
+        <w:rPr>
+          <w:rFonts w:ascii="宋体" w:eastAsia="宋体" w:hAnsi="宋体" w:hint="eastAsia"/>
+        </w:rPr>
+      </w:pPr>
+      <w:r>
+        <w:rPr>
+          <w:rFonts w:ascii="宋体" w:eastAsia="宋体" w:hAnsi="宋体" w:hint="eastAsia"/>
+        </w:rPr>
+        <w:t>1）交易内容：以1.076的价格卖出2000股；</w:t>
+      </w:r>
+    </w:p>
+    <w:p>
+      <w:pPr>
+        <w:rPr>
+          <w:rFonts w:ascii="宋体" w:eastAsia="宋体" w:hAnsi="宋体" w:hint="eastAsia"/>
+        </w:rPr>
+      </w:pPr>
+      <w:r>
+        <w:rPr>
+          <w:rFonts w:ascii="宋体" w:eastAsia="宋体" w:hAnsi="宋体" w:hint="eastAsia"/>
+        </w:rPr>
+        <w:t>2）卖出理由：收益超过2%，先卖出一半止盈；</w:t>
+      </w:r>
+    </w:p>
+    <w:p>
+      <w:pPr>
+        <w:rPr>
+          <w:rFonts w:ascii="宋体" w:eastAsia="宋体" w:hAnsi="宋体" w:hint="eastAsia"/>
+        </w:rPr>
+      </w:pPr>
+      <w:r>
+        <w:rPr>
+          <w:rFonts w:ascii="宋体" w:eastAsia="宋体" w:hAnsi="宋体" w:hint="eastAsia"/>
+        </w:rPr>
+        <w:t>3）复盘：今天是A型走势，下周再观察一下情况；</w:t>
+      </w:r>
+    </w:p>
+    <w:p>
+      <w:pPr>
+        <w:rPr>
+          <w:rFonts w:ascii="宋体" w:eastAsia="宋体" w:hAnsi="宋体" w:hint="eastAsia"/>
+        </w:rPr>
+      </w:pPr>
+    </w:p>
+    <w:p>
+      <w:pPr>
+        <w:rPr>
+          <w:rFonts w:ascii="宋体" w:eastAsia="宋体" w:hAnsi="宋体" w:hint="eastAsia"/>
+        </w:rPr>
+      </w:pPr>
+      <w:r>
+        <w:rPr>
+          <w:rFonts w:ascii="宋体" w:eastAsia="宋体" w:hAnsi="宋体" w:hint="eastAsia"/>
+        </w:rPr>
+        <w:t>*** 短期分析规划：</w:t>
+      </w:r>
+    </w:p>
+    <w:p>
+      <w:pPr>
+        <w:rPr>
+          <w:rFonts w:ascii="宋体" w:eastAsia="宋体" w:hAnsi="宋体" w:hint="eastAsia"/>
+        </w:rPr>
+      </w:pPr>
+      <w:r>
+        <w:rPr>
+          <w:rFonts w:ascii="宋体" w:eastAsia="宋体" w:hAnsi="宋体" w:hint="eastAsia"/>
+        </w:rPr>
+        <w:t># 总体处于熊市震荡阶段，尽量做超短线，盈利就跑；</w:t>
+      </w:r>
     </w:p>
     <w:sectPr>
       <w:pgSz w:w="11906" w:h="16838"/>
